--- a/papers/06_L3_层3自修改_交差稿.docx
+++ b/papers/06_L3_层3自修改_交差稿.docx
@@ -68,13 +68,13 @@
         <w:rPr>
           <w:rStyle w:val="VerbatimChar"/>
         </w:rPr>
-        <w:t xml:space="preserve">✅</w:t>
+        <w:t xml:space="preserve">【待完成】</w:t>
       </w:r>
       <w:r>
         <w:t xml:space="preserve"> </w:t>
       </w:r>
       <w:r>
-        <w:t xml:space="preserve">一手文件本地可回查 ｜</w:t>
+        <w:t xml:space="preserve">需补做实验 ｜</w:t>
       </w:r>
       <w:r>
         <w:t xml:space="preserve"> </w:t>
@@ -83,7 +83,7 @@
         <w:rPr>
           <w:rStyle w:val="VerbatimChar"/>
         </w:rPr>
-        <w:t xml:space="preserve">📌</w:t>
+        <w:t xml:space="preserve">【待回查】</w:t>
       </w:r>
       <w:r>
         <w:t xml:space="preserve"> </w:t>
@@ -98,43 +98,356 @@
         <w:rPr>
           <w:rStyle w:val="VerbatimChar"/>
         </w:rPr>
-        <w:t xml:space="preserve">【待完成】</w:t>
+        <w:t xml:space="preserve">◐</w:t>
       </w:r>
       <w:r>
         <w:t xml:space="preserve"> </w:t>
       </w:r>
       <w:r>
-        <w:t xml:space="preserve">需补做实验 ｜</w:t>
+        <w:t xml:space="preserve">探索性 ｜</w:t>
       </w:r>
       <w:r>
         <w:t xml:space="preserve"> </w:t>
       </w:r>
       <w:r>
         <w:rPr>
+          <w:bCs/>
+          <w:b/>
+        </w:rPr>
+        <w:t xml:space="preserve">无标记</w:t>
+      </w:r>
+      <w:r>
+        <w:t xml:space="preserve"> </w:t>
+      </w:r>
+      <w:r>
+        <w:t xml:space="preserve">= 一手文件本地可回查／未独立复核</w:t>
+      </w:r>
+      <w:r>
+        <w:t xml:space="preserve"> </w:t>
+      </w:r>
+      <w:r>
+        <w:rPr>
+          <w:bCs/>
+          <w:b/>
+        </w:rPr>
+        <w:t xml:space="preserve">本文主张（一句话）</w:t>
+      </w:r>
+      <w:r>
+        <w:t xml:space="preserve">：</w:t>
+      </w:r>
+      <w:r>
+        <w:rPr>
+          <w:bCs/>
+          <w:b/>
+        </w:rPr>
+        <w:t xml:space="preserve">我们把「工作流的设计决策」从写死在前验里的先验，变成一个有限取值空间上的可学问题</w:t>
+      </w:r>
+      <w:r>
+        <w:t xml:space="preserve"> </w:t>
+      </w:r>
+      <w:r>
+        <w:t xml:space="preserve">—— 给出它的</w:t>
+      </w:r>
+      <w:r>
+        <w:rPr>
+          <w:bCs/>
+          <w:b/>
+        </w:rPr>
+        <w:t xml:space="preserve">动作空间（36 个可组合动作）</w:t>
+      </w:r>
+      <w:r>
+        <w:t xml:space="preserve">、</w:t>
+      </w:r>
+      <w:r>
+        <w:rPr>
+          <w:bCs/>
+          <w:b/>
+        </w:rPr>
+        <w:t xml:space="preserve">策略表示（因子化 softmax，57 个权重，含唯一一条让"当前失败类型"影响动作选择的通道）</w:t>
+      </w:r>
+      <w:r>
+        <w:t xml:space="preserve">、</w:t>
+      </w:r>
+      <w:r>
+        <w:rPr>
+          <w:bCs/>
+          <w:b/>
+        </w:rPr>
+        <w:t xml:space="preserve">代理奖励与信用分配的设计</w:t>
+      </w:r>
+      <w:r>
+        <w:t xml:space="preserve">，以及</w:t>
+      </w:r>
+      <w:r>
+        <w:rPr>
+          <w:bCs/>
+          <w:b/>
+        </w:rPr>
+        <w:t xml:space="preserve">唯一能分辨"在学"与"没在学"的观测规范</w:t>
+      </w:r>
+      <w:r>
+        <w:t xml:space="preserve">；并给出这条路的</w:t>
+      </w:r>
+      <w:r>
+        <w:rPr>
+          <w:bCs/>
+          <w:b/>
+        </w:rPr>
+        <w:t xml:space="preserve">第一轮实现、三批实测</w:t>
+      </w:r>
+      <w:r>
+        <w:t xml:space="preserve">，以及</w:t>
+      </w:r>
+      <w:r>
+        <w:rPr>
+          <w:bCs/>
+          <w:b/>
+        </w:rPr>
+        <w:t xml:space="preserve">该轮实现的已知缺陷</w:t>
+      </w:r>
+      <w:r>
+        <w:t xml:space="preserve">（含一个让"学习从未发生"却被日志显示成"在学"的致命 bug）。</w:t>
+      </w:r>
+      <w:r>
+        <w:t xml:space="preserve"> </w:t>
+      </w:r>
+      <w:r>
+        <w:rPr>
+          <w:bCs/>
+          <w:b/>
+        </w:rPr>
+        <w:t xml:space="preserve">本稿的定位（范围声明，不是免责声明）</w:t>
+      </w:r>
+      <w:r>
+        <w:t xml:space="preserve">：</w:t>
+      </w:r>
+      <w:r>
+        <w:rPr>
+          <w:bCs/>
+          <w:b/>
+        </w:rPr>
+        <w:t xml:space="preserve">方法论主体是 §2–§3</w:t>
+      </w:r>
+      <w:r>
+        <w:t xml:space="preserve">；</w:t>
+      </w:r>
+      <w:r>
+        <w:rPr>
+          <w:bCs/>
+          <w:b/>
+        </w:rPr>
+        <w:t xml:space="preserve">第一轮实测是 §4</w:t>
+      </w:r>
+      <w:r>
+        <w:t xml:space="preserve">；</w:t>
+      </w:r>
+      <w:r>
+        <w:rPr>
+          <w:bCs/>
+          <w:b/>
+        </w:rPr>
+        <w:t xml:space="preserve">该轮实现的缺陷是 §5</w:t>
+      </w:r>
+      <w:r>
+        <w:t xml:space="preserve">；</w:t>
+      </w:r>
+      <w:r>
+        <w:rPr>
+          <w:bCs/>
+          <w:b/>
+        </w:rPr>
+        <w:t xml:space="preserve">按轴的判决是 §6</w:t>
+      </w:r>
+      <w:r>
+        <w:t xml:space="preserve">。</w:t>
+      </w:r>
+      <w:r>
+        <w:rPr>
+          <w:bCs/>
+          <w:b/>
+        </w:rPr>
+        <w:t xml:space="preserve">本文的效果读数全部有明确范围</w:t>
+      </w:r>
+      <w:r>
+        <w:t xml:space="preserve">（</w:t>
+      </w:r>
+      <w:r>
+        <w:rPr>
           <w:rStyle w:val="VerbatimChar"/>
         </w:rPr>
-        <w:t xml:space="preserve">◐</w:t>
+        <w:t xml:space="preserve">in-sample</w:t>
+      </w:r>
+      <w:r>
+        <w:t xml:space="preserve">／单批／同厂商判官／小 n），</w:t>
+      </w:r>
+      <w:r>
+        <w:rPr>
+          <w:bCs/>
+          <w:b/>
+        </w:rPr>
+        <w:t xml:space="preserve">"未检出"只表示本批未能把差异与噪声分开</w:t>
+      </w:r>
+      <w:r>
+        <w:t xml:space="preserve">；</w:t>
+      </w:r>
+      <w:r>
+        <w:rPr>
+          <w:bCs/>
+          <w:b/>
+        </w:rPr>
+        <w:t xml:space="preserve">本文在任何一轴上都【不】主张"层3 与层2 等效"</w:t>
+      </w:r>
+      <w:r>
+        <w:t xml:space="preserve">（§10.1）。</w:t>
       </w:r>
       <w:r>
         <w:t xml:space="preserve"> </w:t>
       </w:r>
       <w:r>
-        <w:t xml:space="preserve">探索性／未独立复核</w:t>
-      </w:r>
-      <w:r>
+        <w:rPr>
+          <w:bCs/>
+          <w:b/>
+        </w:rPr>
+        <w:t xml:space="preserve">与层2（设计手段）的关系</w:t>
+      </w:r>
+      <w:r>
+        <w:t xml:space="preserve">：层2 与层3 实现为</w:t>
+      </w:r>
+      <w:r>
+        <w:rPr>
+          <w:bCs/>
+          <w:b/>
+        </w:rPr>
+        <w:t xml:space="preserve">同一个</w:t>
+      </w:r>
+      <w:r>
+        <w:rPr>
+          <w:bCs/>
+          <w:b/>
+        </w:rPr>
         <w:t xml:space="preserve"> </w:t>
       </w:r>
       <w:r>
         <w:rPr>
-          <w:bCs/>
-          <w:b/>
-        </w:rPr>
-        <w:t xml:space="preserve">本文主张（一句话）</w:t>
+          <w:rStyle w:val="VerbatimChar"/>
+          <w:bCs/>
+          <w:b/>
+        </w:rPr>
+        <w:t xml:space="preserve">evolve</w:t>
+      </w:r>
+      <w:r>
+        <w:rPr>
+          <w:bCs/>
+          <w:b/>
+        </w:rPr>
+        <w:t xml:space="preserve"> </w:t>
+      </w:r>
+      <w:r>
+        <w:rPr>
+          <w:bCs/>
+          <w:b/>
+        </w:rPr>
+        <w:t xml:space="preserve">开关、共用同一份代码与同一条测量管线</w:t>
+      </w:r>
+      <w:r>
+        <w:t xml:space="preserve">，</w:t>
+      </w:r>
+      <w:r>
+        <w:rPr>
+          <w:bCs/>
+          <w:b/>
+        </w:rPr>
+        <w:t xml:space="preserve">层2 天然是层3 的消融臂</w:t>
+      </w:r>
+      <w:r>
+        <w:t xml:space="preserve">（只差"演化"这一个自由度），</w:t>
+      </w:r>
+      <w:r>
+        <w:rPr>
+          <w:bCs/>
+          <w:b/>
+        </w:rPr>
+        <w:t xml:space="preserve">本文所有"层2 vs 层3"的对比都只在这一个自由度上成立</w:t>
+      </w:r>
+      <w:r>
+        <w:t xml:space="preserve">。</w:t>
+      </w:r>
+      <w:r>
+        <w:t xml:space="preserve"> </w:t>
+      </w:r>
+      <w:r>
+        <w:rPr>
+          <w:bCs/>
+          <w:b/>
+        </w:rPr>
+        <w:t xml:space="preserve">这一轮零模型调用</w:t>
+      </w:r>
+      <w:r>
+        <w:t xml:space="preserve">：留出集批次仍在跑批中，</w:t>
+      </w:r>
+      <w:r>
+        <w:rPr>
+          <w:bCs/>
+          <w:b/>
+        </w:rPr>
+        <w:t xml:space="preserve">本稿不引用其读数</w:t>
+      </w:r>
+      <w:r>
+        <w:t xml:space="preserve">；一切对外读数按四档标注要求标注，并按底稿要求</w:t>
+      </w:r>
+      <w:r>
+        <w:rPr>
+          <w:bCs/>
+          <w:b/>
+        </w:rPr>
+        <w:t xml:space="preserve">每条带 n</w:t>
+      </w:r>
+      <w:r>
+        <w:t xml:space="preserve">。</w:t>
+      </w:r>
+      <w:r>
+        <w:t xml:space="preserve"> </w:t>
+      </w:r>
+      <w:r>
+        <w:rPr>
+          <w:bCs/>
+          <w:b/>
+        </w:rPr>
+        <w:t xml:space="preserve">底稿</w:t>
       </w:r>
       <w:r>
         <w:t xml:space="preserve">：</w:t>
       </w:r>
       <w:r>
+        <w:rPr>
+          <w:rStyle w:val="VerbatimChar"/>
+        </w:rPr>
+        <w:t xml:space="preserve">来源与底稿/第三组_治塌缩层3/cmp8repo/docs/cmp8/PAPER-2026-10-25.md</w:t>
+      </w:r>
+      <w:r>
+        <w:t xml:space="preserve">（与该目录顶层同名副本</w:t>
+      </w:r>
+      <w:r>
+        <w:rPr>
+          <w:bCs/>
+          <w:b/>
+        </w:rPr>
+        <w:t xml:space="preserve">逐字节一致</w:t>
+      </w:r>
+      <w:r>
+        <w:t xml:space="preserve">）｜</w:t>
+      </w:r>
+      <w:r>
+        <w:rPr>
+          <w:bCs/>
+          <w:b/>
+        </w:rPr>
+        <w:t xml:space="preserve">逐条读数出处见附录 B</w:t>
+      </w:r>
+      <w:r>
+        <w:t xml:space="preserve">｜</w:t>
+      </w:r>
+      <w:r>
         <w:t xml:space="preserve"> </w:t>
       </w:r>
       <w:r>
@@ -142,377 +455,23 @@
           <w:bCs/>
           <w:b/>
         </w:rPr>
-        <w:t xml:space="preserve">我们把「工作流的设计决策」从写死在前验里的先验，变成一个有限取值空间上的可学问题</w:t>
+        <w:t xml:space="preserve">判读口径的每一次改动都登记在 §13</w:t>
+      </w:r>
+      <w:r>
+        <w:t xml:space="preserve">。</w:t>
       </w:r>
       <w:r>
         <w:t xml:space="preserve"> </w:t>
       </w:r>
       <w:r>
-        <w:t xml:space="preserve">—— 给出它的</w:t>
-      </w:r>
-      <w:r>
-        <w:rPr>
-          <w:bCs/>
-          <w:b/>
-        </w:rPr>
-        <w:t xml:space="preserve">动作空间（36 个可组合动作）</w:t>
-      </w:r>
-      <w:r>
-        <w:t xml:space="preserve">、</w:t>
-      </w:r>
-      <w:r>
-        <w:rPr>
-          <w:bCs/>
-          <w:b/>
-        </w:rPr>
-        <w:t xml:space="preserve">策略表示（因子化 softmax，57 个权重，含唯一一条让"当前失败类型"影响动作选择的通道）</w:t>
-      </w:r>
-      <w:r>
-        <w:t xml:space="preserve">、</w:t>
-      </w:r>
-      <w:r>
-        <w:rPr>
-          <w:bCs/>
-          <w:b/>
-        </w:rPr>
-        <w:t xml:space="preserve">代理奖励与信用分配的设计</w:t>
-      </w:r>
-      <w:r>
-        <w:t xml:space="preserve">，以及</w:t>
-      </w:r>
-      <w:r>
-        <w:rPr>
-          <w:bCs/>
-          <w:b/>
-        </w:rPr>
-        <w:t xml:space="preserve">唯一能分辨"在学"与"没在学"的观测规范</w:t>
-      </w:r>
-      <w:r>
-        <w:t xml:space="preserve">；并给出这条路的</w:t>
-      </w:r>
-      <w:r>
-        <w:rPr>
-          <w:bCs/>
-          <w:b/>
-        </w:rPr>
-        <w:t xml:space="preserve">第一轮实现、三批实测</w:t>
-      </w:r>
-      <w:r>
-        <w:t xml:space="preserve">，以及</w:t>
-      </w:r>
-      <w:r>
-        <w:rPr>
-          <w:bCs/>
-          <w:b/>
-        </w:rPr>
-        <w:t xml:space="preserve">该轮实现的已知缺陷</w:t>
-      </w:r>
-      <w:r>
-        <w:t xml:space="preserve">（含一个让"学习从未发生"却被日志显示成"在学"的致命 bug）。</w:t>
-      </w:r>
-      <w:r>
-        <w:t xml:space="preserve"> </w:t>
-      </w:r>
-      <w:r>
-        <w:t xml:space="preserve">⚠️</w:t>
-      </w:r>
-      <w:r>
-        <w:t xml:space="preserve"> </w:t>
-      </w:r>
-      <w:r>
-        <w:rPr>
-          <w:bCs/>
-          <w:b/>
-        </w:rPr>
-        <w:t xml:space="preserve">本稿的定位（范围声明，不是免责声明）</w:t>
+        <w:rPr>
+          <w:bCs/>
+          <w:b/>
+        </w:rPr>
+        <w:t xml:space="preserve">另两份一手材料（本文新增引用）</w:t>
       </w:r>
       <w:r>
         <w:t xml:space="preserve">：</w:t>
-      </w:r>
-      <w:r>
-        <w:t xml:space="preserve"> </w:t>
-      </w:r>
-      <w:r>
-        <w:rPr>
-          <w:bCs/>
-          <w:b/>
-        </w:rPr>
-        <w:t xml:space="preserve">方法论主体是 §2–§3</w:t>
-      </w:r>
-      <w:r>
-        <w:t xml:space="preserve">；</w:t>
-      </w:r>
-      <w:r>
-        <w:t xml:space="preserve"> </w:t>
-      </w:r>
-      <w:r>
-        <w:rPr>
-          <w:bCs/>
-          <w:b/>
-        </w:rPr>
-        <w:t xml:space="preserve">第一轮实测是 §4</w:t>
-      </w:r>
-      <w:r>
-        <w:t xml:space="preserve">；</w:t>
-      </w:r>
-      <w:r>
-        <w:t xml:space="preserve"> </w:t>
-      </w:r>
-      <w:r>
-        <w:rPr>
-          <w:bCs/>
-          <w:b/>
-        </w:rPr>
-        <w:t xml:space="preserve">该轮实现的缺陷是 §5</w:t>
-      </w:r>
-      <w:r>
-        <w:t xml:space="preserve">；</w:t>
-      </w:r>
-      <w:r>
-        <w:t xml:space="preserve"> </w:t>
-      </w:r>
-      <w:r>
-        <w:rPr>
-          <w:bCs/>
-          <w:b/>
-        </w:rPr>
-        <w:t xml:space="preserve">按轴的判决是 §6</w:t>
-      </w:r>
-      <w:r>
-        <w:t xml:space="preserve">。</w:t>
-      </w:r>
-      <w:r>
-        <w:t xml:space="preserve"> </w:t>
-      </w:r>
-      <w:r>
-        <w:rPr>
-          <w:bCs/>
-          <w:b/>
-        </w:rPr>
-        <w:t xml:space="preserve">本文的效果读数全部有明确范围</w:t>
-      </w:r>
-      <w:r>
-        <w:t xml:space="preserve">（</w:t>
-      </w:r>
-      <w:r>
-        <w:rPr>
-          <w:rStyle w:val="VerbatimChar"/>
-        </w:rPr>
-        <w:t xml:space="preserve">in-sample</w:t>
-      </w:r>
-      <w:r>
-        <w:t xml:space="preserve">／单批／同厂商判官／小 n），</w:t>
-      </w:r>
-      <w:r>
-        <w:rPr>
-          <w:bCs/>
-          <w:b/>
-        </w:rPr>
-        <w:t xml:space="preserve">"未检出"只表示本批未能把差异与噪声分开</w:t>
-      </w:r>
-      <w:r>
-        <w:t xml:space="preserve">；</w:t>
-      </w:r>
-      <w:r>
-        <w:t xml:space="preserve"> </w:t>
-      </w:r>
-      <w:r>
-        <w:rPr>
-          <w:bCs/>
-          <w:b/>
-        </w:rPr>
-        <w:t xml:space="preserve">本文在任何一轴上都【不】主张"层3 与层2 等效"</w:t>
-      </w:r>
-      <w:r>
-        <w:t xml:space="preserve">（§10.1）。</w:t>
-      </w:r>
-      <w:r>
-        <w:t xml:space="preserve"> </w:t>
-      </w:r>
-      <w:r>
-        <w:t xml:space="preserve">⚠️</w:t>
-      </w:r>
-      <w:r>
-        <w:t xml:space="preserve"> </w:t>
-      </w:r>
-      <w:r>
-        <w:rPr>
-          <w:bCs/>
-          <w:b/>
-        </w:rPr>
-        <w:t xml:space="preserve">与层2（设计手段）的关系</w:t>
-      </w:r>
-      <w:r>
-        <w:t xml:space="preserve">：层2 与层3 实现为</w:t>
-      </w:r>
-      <w:r>
-        <w:rPr>
-          <w:bCs/>
-          <w:b/>
-        </w:rPr>
-        <w:t xml:space="preserve">同一个</w:t>
-      </w:r>
-      <w:r>
-        <w:rPr>
-          <w:bCs/>
-          <w:b/>
-        </w:rPr>
-        <w:t xml:space="preserve"> </w:t>
-      </w:r>
-      <w:r>
-        <w:rPr>
-          <w:rStyle w:val="VerbatimChar"/>
-          <w:bCs/>
-          <w:b/>
-        </w:rPr>
-        <w:t xml:space="preserve">evolve</w:t>
-      </w:r>
-      <w:r>
-        <w:rPr>
-          <w:bCs/>
-          <w:b/>
-        </w:rPr>
-        <w:t xml:space="preserve"> </w:t>
-      </w:r>
-      <w:r>
-        <w:rPr>
-          <w:bCs/>
-          <w:b/>
-        </w:rPr>
-        <w:t xml:space="preserve">开关、共用同一份代码与同一条测量管线</w:t>
-      </w:r>
-      <w:r>
-        <w:t xml:space="preserve">，</w:t>
-      </w:r>
-      <w:r>
-        <w:rPr>
-          <w:bCs/>
-          <w:b/>
-        </w:rPr>
-        <w:t xml:space="preserve">层2 天然是层3 的消融臂</w:t>
-      </w:r>
-      <w:r>
-        <w:t xml:space="preserve">（只差"演化"这一个自由度），</w:t>
-      </w:r>
-      <w:r>
-        <w:rPr>
-          <w:bCs/>
-          <w:b/>
-        </w:rPr>
-        <w:t xml:space="preserve">本文所有"层2 vs 层3"的对比都只在这一个自由度上成立</w:t>
-      </w:r>
-      <w:r>
-        <w:t xml:space="preserve">。</w:t>
-      </w:r>
-      <w:r>
-        <w:t xml:space="preserve"> </w:t>
-      </w:r>
-      <w:r>
-        <w:t xml:space="preserve">⚠️</w:t>
-      </w:r>
-      <w:r>
-        <w:t xml:space="preserve"> </w:t>
-      </w:r>
-      <w:r>
-        <w:rPr>
-          <w:bCs/>
-          <w:b/>
-        </w:rPr>
-        <w:t xml:space="preserve">这一轮零模型调用</w:t>
-      </w:r>
-      <w:r>
-        <w:t xml:space="preserve">：留出集批次仍在跑批中，</w:t>
-      </w:r>
-      <w:r>
-        <w:rPr>
-          <w:bCs/>
-          <w:b/>
-        </w:rPr>
-        <w:t xml:space="preserve">本稿不引用其读数</w:t>
-      </w:r>
-      <w:r>
-        <w:t xml:space="preserve">；一切对外读数按四档标注要求标注，并按底稿要求</w:t>
-      </w:r>
-      <w:r>
-        <w:rPr>
-          <w:bCs/>
-          <w:b/>
-        </w:rPr>
-        <w:t xml:space="preserve">每条带 n</w:t>
-      </w:r>
-      <w:r>
-        <w:t xml:space="preserve">。</w:t>
-      </w:r>
-      <w:r>
-        <w:t xml:space="preserve"> </w:t>
-      </w:r>
-      <w:r>
-        <w:rPr>
-          <w:bCs/>
-          <w:b/>
-        </w:rPr>
-        <w:t xml:space="preserve">底稿</w:t>
-      </w:r>
-      <w:r>
-        <w:t xml:space="preserve">：</w:t>
-      </w:r>
-      <w:r>
-        <w:rPr>
-          <w:rStyle w:val="VerbatimChar"/>
-        </w:rPr>
-        <w:t xml:space="preserve">来源与底稿/第三组_治塌缩层3/cmp8repo/docs/cmp8/PAPER-2026-10-25.md</w:t>
-      </w:r>
-      <w:r>
-        <w:t xml:space="preserve">（与该目录顶层同名副本</w:t>
-      </w:r>
-      <w:r>
-        <w:rPr>
-          <w:bCs/>
-          <w:b/>
-        </w:rPr>
-        <w:t xml:space="preserve">逐字节一致</w:t>
-      </w:r>
-      <w:r>
-        <w:t xml:space="preserve">）｜</w:t>
-      </w:r>
-      <w:r>
-        <w:rPr>
-          <w:bCs/>
-          <w:b/>
-        </w:rPr>
-        <w:t xml:space="preserve">逐条读数出处见附录 B</w:t>
-      </w:r>
-      <w:r>
-        <w:t xml:space="preserve">｜</w:t>
-      </w:r>
-      <w:r>
-        <w:t xml:space="preserve"> </w:t>
-      </w:r>
-      <w:r>
-        <w:rPr>
-          <w:bCs/>
-          <w:b/>
-        </w:rPr>
-        <w:t xml:space="preserve">判读口径的每一次改动都登记在 §13</w:t>
-      </w:r>
-      <w:r>
-        <w:t xml:space="preserve">。</w:t>
-      </w:r>
-      <w:r>
-        <w:t xml:space="preserve"> </w:t>
-      </w:r>
-      <w:r>
-        <w:rPr>
-          <w:bCs/>
-          <w:b/>
-        </w:rPr>
-        <w:t xml:space="preserve">另两份一手材料（本文新增引用）</w:t>
-      </w:r>
-      <w:r>
-        <w:t xml:space="preserve">：</w:t>
-      </w:r>
-      <w:r>
-        <w:t xml:space="preserve"> </w:t>
       </w:r>
       <w:r>
         <w:rPr>
@@ -837,34 +796,28 @@
         <w:t xml:space="preserve">；</w:t>
       </w:r>
       <w:r>
+        <w:rPr>
+          <w:bCs/>
+          <w:b/>
+        </w:rPr>
+        <w:t xml:space="preserve">动作按 softmax 采样而非 argmax</w:t>
+      </w:r>
+      <w:r>
+        <w:t xml:space="preserve">（</w:t>
+      </w:r>
+      <w:r>
+        <w:rPr>
+          <w:rStyle w:val="VerbatimChar"/>
+        </w:rPr>
+        <w:t xml:space="preserve">w=0</w:t>
+      </w:r>
+      <w:r>
         <w:t xml:space="preserve"> </w:t>
       </w:r>
       <w:r>
-        <w:rPr>
-          <w:bCs/>
-          <w:b/>
-        </w:rPr>
-        <w:t xml:space="preserve">动作按 softmax 采样而非 argmax</w:t>
-      </w:r>
-      <w:r>
-        <w:t xml:space="preserve">（</w:t>
-      </w:r>
-      <w:r>
-        <w:rPr>
-          <w:rStyle w:val="VerbatimChar"/>
-        </w:rPr>
-        <w:t xml:space="preserve">w=0</w:t>
-      </w:r>
-      <w:r>
-        <w:t xml:space="preserve"> </w:t>
-      </w:r>
-      <w:r>
         <w:t xml:space="preserve">时是均匀分布，那是"未训练"基线，不是"学出来的"）；</w:t>
       </w:r>
       <w:r>
-        <w:t xml:space="preserve"> </w:t>
-      </w:r>
-      <w:r>
         <w:rPr>
           <w:bCs/>
           <w:b/>
@@ -883,9 +836,6 @@
       </w:r>
       <w:r>
         <w:t xml:space="preserve">（唯一被实测证明有效的动作是 VERIFY）；</w:t>
-      </w:r>
-      <w:r>
-        <w:t xml:space="preserve"> </w:t>
       </w:r>
       <w:r>
         <w:rPr>
@@ -927,9 +877,6 @@
         <w:t xml:space="preserve">，</w:t>
       </w:r>
       <w:r>
-        <w:t xml:space="preserve"> </w:t>
-      </w:r>
-      <w:r>
         <w:rPr>
           <w:bCs/>
           <w:b/>
@@ -940,9 +887,6 @@
         <w:t xml:space="preserve">； λ 为手调）；</w:t>
       </w:r>
       <w:r>
-        <w:t xml:space="preserve"> </w:t>
-      </w:r>
-      <w:r>
         <w:rPr>
           <w:bCs/>
           <w:b/>
@@ -973,9 +917,6 @@
         <w:t xml:space="preserve">（本篇只有设计、无读数）；</w:t>
       </w:r>
       <w:r>
-        <w:t xml:space="preserve"> </w:t>
-      </w:r>
-      <w:r>
         <w:rPr>
           <w:bCs/>
           <w:b/>
@@ -984,9 +925,6 @@
       </w:r>
       <w:r>
         <w:t xml:space="preserve">：</w:t>
-      </w:r>
-      <w:r>
-        <w:t xml:space="preserve"> </w:t>
       </w:r>
       <w:r>
         <w:rPr>
@@ -1049,6 +987,38 @@
         <w:t xml:space="preserve">：</w:t>
       </w:r>
       <w:r>
+        <w:rPr>
+          <w:bCs/>
+          <w:b/>
+        </w:rPr>
+        <w:t xml:space="preserve">在线性 softmax 里，与 op 无关的状态特征对选择零作用</w:t>
+      </w:r>
+      <w:r>
+        <w:t xml:space="preserve">（同一 target 换 op，得分差恒定），</w:t>
+      </w:r>
+      <w:r>
+        <w:rPr>
+          <w:bCs/>
+          <w:b/>
+        </w:rPr>
+        <w:t xml:space="preserve">只给因子偏置，策略学不到"什么失败该用什么修法"</w:t>
+      </w:r>
+      <w:r>
+        <w:t xml:space="preserve">，</w:t>
+      </w:r>
+      <w:r>
+        <w:rPr>
+          <w:rStyle w:val="VerbatimChar"/>
+          <w:bCs/>
+          <w:b/>
+        </w:rPr>
+        <w:t xml:space="preserve">m[failure][repair]</w:t>
+      </w:r>
+      <w:r>
+        <w:rPr>
+          <w:bCs/>
+          <w:b/>
+        </w:rPr>
         <w:t xml:space="preserve"> </w:t>
       </w:r>
       <w:r>
@@ -1056,65 +1026,45 @@
           <w:bCs/>
           <w:b/>
         </w:rPr>
-        <w:t xml:space="preserve">在线性 softmax 里，与 op 无关的状态特征对选择零作用</w:t>
-      </w:r>
-      <w:r>
-        <w:t xml:space="preserve">（同一 target 换 op，得分差恒定），</w:t>
-      </w:r>
-      <w:r>
-        <w:rPr>
-          <w:bCs/>
-          <w:b/>
-        </w:rPr>
-        <w:t xml:space="preserve">只给因子偏置，策略学不到"什么失败该用什么修法"</w:t>
+        <w:t xml:space="preserve">是唯一让"当前失败类型"影响动作选择的通道</w:t>
+      </w:r>
+      <w:r>
+        <w:t xml:space="preserve">；而</w:t>
+      </w:r>
+      <w:r>
+        <w:rPr>
+          <w:bCs/>
+          <w:b/>
+        </w:rPr>
+        <w:t xml:space="preserve">交互项退化的可诊断条件 = 触发器多样性 = 1</w:t>
       </w:r>
       <w:r>
         <w:t xml:space="preserve">，</w:t>
       </w:r>
       <w:r>
         <w:rPr>
+          <w:bCs/>
+          <w:b/>
+        </w:rPr>
+        <w:t xml:space="preserve">本批实测落在这个诊断上</w:t>
+      </w:r>
+      <w:r>
+        <w:t xml:space="preserve">（13 题版的</w:t>
+      </w:r>
+      <w:r>
+        <w:t xml:space="preserve"> </w:t>
+      </w:r>
+      <w:r>
+        <w:rPr>
           <w:rStyle w:val="VerbatimChar"/>
-          <w:bCs/>
-          <w:b/>
-        </w:rPr>
-        <w:t xml:space="preserve">m[failure][repair]</w:t>
-      </w:r>
-      <w:r>
-        <w:rPr>
-          <w:bCs/>
-          <w:b/>
-        </w:rPr>
+        </w:rPr>
+        <w:t xml:space="preserve">m</w:t>
+      </w:r>
+      <w:r>
         <w:t xml:space="preserve"> </w:t>
       </w:r>
       <w:r>
-        <w:rPr>
-          <w:bCs/>
-          <w:b/>
-        </w:rPr>
-        <w:t xml:space="preserve">是唯一让"当前失败类型"影响动作选择的通道</w:t>
-      </w:r>
-      <w:r>
-        <w:t xml:space="preserve">；而</w:t>
-      </w:r>
-      <w:r>
-        <w:rPr>
-          <w:bCs/>
-          <w:b/>
-        </w:rPr>
-        <w:t xml:space="preserve">交互项退化的可诊断条件 = 触发器多样性 = 1</w:t>
-      </w:r>
-      <w:r>
-        <w:t xml:space="preserve">，</w:t>
-      </w:r>
-      <w:r>
-        <w:rPr>
-          <w:bCs/>
-          <w:b/>
-        </w:rPr>
-        <w:t xml:space="preserve">本批实测落在这个诊断上</w:t>
-      </w:r>
-      <w:r>
-        <w:t xml:space="preserve">（13 题版的</w:t>
+        <w:t xml:space="preserve">六行逐元素相同、15 题版的</w:t>
       </w:r>
       <w:r>
         <w:t xml:space="preserve"> </w:t>
@@ -1129,104 +1079,83 @@
         <w:t xml:space="preserve"> </w:t>
       </w:r>
       <w:r>
-        <w:t xml:space="preserve">六行逐元素相同、15 题版的</w:t>
-      </w:r>
-      <w:r>
+        <w:t xml:space="preserve">36 格全零），</w:t>
+      </w:r>
+      <w:r>
+        <w:rPr>
+          <w:bCs/>
+          <w:b/>
+        </w:rPr>
+        <w:t xml:space="preserve">因此本文不把</w:t>
+      </w:r>
+      <w:r>
+        <w:rPr>
+          <w:bCs/>
+          <w:b/>
+        </w:rPr>
         <w:t xml:space="preserve"> </w:t>
       </w:r>
       <w:r>
         <w:rPr>
           <w:rStyle w:val="VerbatimChar"/>
+          <w:bCs/>
+          <w:b/>
         </w:rPr>
         <w:t xml:space="preserve">m</w:t>
       </w:r>
       <w:r>
+        <w:rPr>
+          <w:bCs/>
+          <w:b/>
+        </w:rPr>
         <w:t xml:space="preserve"> </w:t>
       </w:r>
       <w:r>
-        <w:t xml:space="preserve">36 格全零），</w:t>
-      </w:r>
-      <w:r>
-        <w:rPr>
-          <w:bCs/>
-          <w:b/>
-        </w:rPr>
-        <w:t xml:space="preserve">因此本文不把</w:t>
-      </w:r>
-      <w:r>
-        <w:rPr>
-          <w:bCs/>
-          <w:b/>
-        </w:rPr>
+        <w:rPr>
+          <w:bCs/>
+          <w:b/>
+        </w:rPr>
+        <w:t xml:space="preserve">说成"失败类型在起作用"</w:t>
+      </w:r>
+      <w:r>
+        <w:t xml:space="preserve">（这是</w:t>
+      </w:r>
+      <w:r>
+        <w:rPr>
+          <w:bCs/>
+          <w:b/>
+        </w:rPr>
+        <w:t xml:space="preserve">限定</w:t>
+      </w:r>
+      <w:r>
+        <w:t xml:space="preserve">，保留）。配套三件套：</w:t>
+      </w:r>
+      <w:r>
+        <w:rPr>
+          <w:bCs/>
+          <w:b/>
+        </w:rPr>
+        <w:t xml:space="preserve">① 一条能学出来的策略表示（含唯一上下文通道）② 奖励必须与目标对齐，否则权重只能是噪声</w:t>
+      </w:r>
+      <w:r>
+        <w:t xml:space="preserve">（旧奖励可复算：矛盾对数中位 = 0，唯一在奖励里的项恒为 0，奖励不区分任何行为，学出的</w:t>
+      </w:r>
+      <w:r>
         <w:t xml:space="preserve"> </w:t>
       </w:r>
       <w:r>
         <w:rPr>
           <w:rStyle w:val="VerbatimChar"/>
-          <w:bCs/>
-          <w:b/>
-        </w:rPr>
-        <w:t xml:space="preserve">m</w:t>
-      </w:r>
-      <w:r>
-        <w:rPr>
-          <w:bCs/>
-          <w:b/>
-        </w:rPr>
+        </w:rPr>
+        <w:t xml:space="preserve">u</w:t>
+      </w:r>
+      <w:r>
         <w:t xml:space="preserve"> </w:t>
       </w:r>
       <w:r>
-        <w:rPr>
-          <w:bCs/>
-          <w:b/>
-        </w:rPr>
-        <w:t xml:space="preserve">说成"失败类型在起作用"</w:t>
-      </w:r>
-      <w:r>
-        <w:t xml:space="preserve">（这是</w:t>
-      </w:r>
-      <w:r>
-        <w:rPr>
-          <w:bCs/>
-          <w:b/>
-        </w:rPr>
-        <w:t xml:space="preserve">限定</w:t>
-      </w:r>
-      <w:r>
-        <w:t xml:space="preserve">，保留）。配套三件套：</w:t>
-      </w:r>
-      <w:r>
-        <w:t xml:space="preserve"> </w:t>
-      </w:r>
-      <w:r>
-        <w:rPr>
-          <w:bCs/>
-          <w:b/>
-        </w:rPr>
-        <w:t xml:space="preserve">① 一条能学出来的策略表示（含唯一上下文通道）② 奖励必须与目标对齐，否则权重只能是噪声</w:t>
-      </w:r>
-      <w:r>
-        <w:t xml:space="preserve">（旧奖励可复算：矛盾对数中位 = 0，唯一在奖励里的项恒为 0，奖励不区分任何行为，学出的</w:t>
-      </w:r>
-      <w:r>
-        <w:t xml:space="preserve"> </w:t>
-      </w:r>
-      <w:r>
-        <w:rPr>
-          <w:rStyle w:val="VerbatimChar"/>
-        </w:rPr>
-        <w:t xml:space="preserve">u</w:t>
-      </w:r>
-      <w:r>
-        <w:t xml:space="preserve"> </w:t>
-      </w:r>
-      <w:r>
         <w:t xml:space="preserve">几乎全负且彼此无差别）</w:t>
       </w:r>
       <w:r>
-        <w:t xml:space="preserve"> </w:t>
-      </w:r>
-      <w:r>
         <w:rPr>
           <w:bCs/>
           <w:b/>
@@ -1235,9 +1164,6 @@
       </w:r>
       <w:r>
         <w:t xml:space="preserve">（操作直方图 + 逐维权重分解 + 每维对 argmax 的实际影响）。</w:t>
-      </w:r>
-      <w:r>
-        <w:t xml:space="preserve"> </w:t>
       </w:r>
       <w:r>
         <w:rPr>
@@ -1343,6 +1269,16 @@
         <w:t xml:space="preserve">：</w:t>
       </w:r>
       <w:r>
+        <w:rPr>
+          <w:bCs/>
+          <w:b/>
+        </w:rPr>
+        <w:t xml:space="preserve">① 训练 v2（Agent 自主探索架构）</w:t>
+      </w:r>
+      <w:r>
+        <w:t xml:space="preserve">：3 轮 5 份自主提案，宽度</w:t>
+      </w:r>
+      <w:r>
         <w:t xml:space="preserve"> </w:t>
       </w:r>
       <w:r>
@@ -1350,62 +1286,82 @@
           <w:bCs/>
           <w:b/>
         </w:rPr>
-        <w:t xml:space="preserve">① 训练 v2（Agent 自主探索架构）</w:t>
-      </w:r>
-      <w:r>
-        <w:t xml:space="preserve">：3 轮 5 份自主提案，宽度</w:t>
+        <w:t xml:space="preserve">2.00 → 3.2–4.0</w:t>
       </w:r>
       <w:r>
         <w:t xml:space="preserve"> </w:t>
       </w:r>
       <w:r>
-        <w:rPr>
-          <w:bCs/>
-          <w:b/>
-        </w:rPr>
-        <w:t xml:space="preserve">2.00 → 3.2–4.0</w:t>
+        <w:t xml:space="preserve">全部↑、矛盾率</w:t>
       </w:r>
       <w:r>
         <w:t xml:space="preserve"> </w:t>
       </w:r>
       <w:r>
-        <w:t xml:space="preserve">全部↑、矛盾率</w:t>
+        <w:rPr>
+          <w:bCs/>
+          <w:b/>
+        </w:rPr>
+        <w:t xml:space="preserve">40–60%</w:t>
       </w:r>
       <w:r>
         <w:t xml:space="preserve"> </w:t>
       </w:r>
       <w:r>
-        <w:rPr>
-          <w:bCs/>
-          <w:b/>
-        </w:rPr>
-        <w:t xml:space="preserve">40–60%</w:t>
+        <w:t xml:space="preserve">全部↑，</w:t>
+      </w:r>
+      <w:r>
+        <w:rPr>
+          <w:bCs/>
+          <w:b/>
+        </w:rPr>
+        <w:t xml:space="preserve">0/5 采纳</w:t>
+      </w:r>
+      <w:r>
+        <w:t xml:space="preserve">；但</w:t>
+      </w:r>
+      <w:r>
+        <w:rPr>
+          <w:bCs/>
+          <w:b/>
+        </w:rPr>
+        <w:t xml:space="preserve">反馈闭环有效（矛盾率 58.8% → 40.0%）</w:t>
+      </w:r>
+      <w:r>
+        <w:t xml:space="preserve">；留出集</w:t>
       </w:r>
       <w:r>
         <w:t xml:space="preserve"> </w:t>
       </w:r>
       <w:r>
-        <w:t xml:space="preserve">全部↑，</w:t>
-      </w:r>
-      <w:r>
-        <w:rPr>
-          <w:bCs/>
-          <w:b/>
-        </w:rPr>
-        <w:t xml:space="preserve">0/5 采纳</w:t>
-      </w:r>
-      <w:r>
-        <w:t xml:space="preserve">；但</w:t>
-      </w:r>
-      <w:r>
-        <w:rPr>
-          <w:bCs/>
-          <w:b/>
-        </w:rPr>
-        <w:t xml:space="preserve">反馈闭环有效（矛盾率 58.8% → 40.0%）</w:t>
-      </w:r>
-      <w:r>
-        <w:t xml:space="preserve">；留出集</w:t>
+        <w:rPr>
+          <w:bCs/>
+          <w:b/>
+        </w:rPr>
+        <w:t xml:space="preserve">69.2% / 71.4% / 71.4%</w:t>
+      </w:r>
+      <w:r>
+        <w:t xml:space="preserve">，</w:t>
+      </w:r>
+      <w:r>
+        <w:rPr>
+          <w:bCs/>
+          <w:b/>
+        </w:rPr>
+        <w:t xml:space="preserve">无一可行</w:t>
+      </w:r>
+      <w:r>
+        <w:t xml:space="preserve">。</w:t>
+      </w:r>
+      <w:r>
+        <w:rPr>
+          <w:bCs/>
+          <w:b/>
+        </w:rPr>
+        <w:t xml:space="preserve">② v3 可学习架构</w:t>
+      </w:r>
+      <w:r>
+        <w:t xml:space="preserve">：矛盾率</w:t>
       </w:r>
       <w:r>
         <w:t xml:space="preserve"> </w:t>
@@ -1415,7 +1371,190 @@
           <w:bCs/>
           <w:b/>
         </w:rPr>
-        <w:t xml:space="preserve">69.2% / 71.4% / 71.4%</w:t>
+        <w:t xml:space="preserve">33.3% → 0.0%</w:t>
+      </w:r>
+      <w:r>
+        <w:t xml:space="preserve">、终局奖</w:t>
+      </w:r>
+      <w:r>
+        <w:t xml:space="preserve"> </w:t>
+      </w:r>
+      <w:r>
+        <w:rPr>
+          <w:bCs/>
+          <w:b/>
+        </w:rPr>
+        <w:t xml:space="preserve">−0.47 → +0.27</w:t>
+      </w:r>
+      <w:r>
+        <w:t xml:space="preserve">（</w:t>
+      </w:r>
+      <w:r>
+        <w:rPr>
+          <w:bCs/>
+          <w:b/>
+        </w:rPr>
+        <w:t xml:space="preserve">未见题</w:t>
+      </w:r>
+      <w:r>
+        <w:t xml:space="preserve">），</w:t>
+      </w:r>
+      <w:r>
+        <w:rPr>
+          <w:bCs/>
+          <w:b/>
+        </w:rPr>
+        <w:t xml:space="preserve">宽度没泛化</w:t>
+      </w:r>
+      <w:r>
+        <w:t xml:space="preserve">（训练集 1.20→3.40，测试集 1.33→1.33；7 轮 × 5 题 × 10 步）；</w:t>
+      </w:r>
+      <w:r>
+        <w:rPr>
+          <w:bCs/>
+          <w:b/>
+        </w:rPr>
+        <w:t xml:space="preserve">这批读数与 §5.1 致命 bug 的先后关系尚未澄清（T-L3-04），在澄清之前按【未测】读（读数保留，但不作支持性证据）</w:t>
+      </w:r>
+      <w:r>
+        <w:t xml:space="preserve">。</w:t>
+      </w:r>
+      <w:r>
+        <w:rPr>
+          <w:bCs/>
+          <w:b/>
+        </w:rPr>
+        <w:t xml:space="preserve">③ L3 三策略对照</w:t>
+      </w:r>
+      <w:r>
+        <w:t xml:space="preserve">（层3 vs 层2，</w:t>
+      </w:r>
+      <w:r>
+        <w:rPr>
+          <w:rStyle w:val="VerbatimChar"/>
+        </w:rPr>
+        <w:t xml:space="preserve">in-sample</w:t>
+      </w:r>
+      <w:r>
+        <w:t xml:space="preserve">）：</w:t>
+      </w:r>
+      <w:r>
+        <w:rPr>
+          <w:bCs/>
+          <w:b/>
+        </w:rPr>
+        <w:t xml:space="preserve">在【局部避坑行为】这一轴上成立</w:t>
+      </w:r>
+      <w:r>
+        <w:t xml:space="preserve">（</w:t>
+      </w:r>
+      <w:r>
+        <w:rPr>
+          <w:rStyle w:val="VerbatimChar"/>
+        </w:rPr>
+        <w:t xml:space="preserve">W_train_L3</w:t>
+      </w:r>
+      <w:r>
+        <w:t xml:space="preserve"> </w:t>
+      </w:r>
+      <w:r>
+        <w:t xml:space="preserve">钻牛角尖率</w:t>
+      </w:r>
+      <w:r>
+        <w:t xml:space="preserve"> </w:t>
+      </w:r>
+      <w:r>
+        <w:rPr>
+          <w:bCs/>
+          <w:b/>
+        </w:rPr>
+        <w:t xml:space="preserve">merged 2/6</w:t>
+      </w:r>
+      <w:r>
+        <w:t xml:space="preserve"> </w:t>
+      </w:r>
+      <w:r>
+        <w:t xml:space="preserve">vs lookup</w:t>
+      </w:r>
+      <w:r>
+        <w:t xml:space="preserve"> </w:t>
+      </w:r>
+      <w:r>
+        <w:rPr>
+          <w:bCs/>
+          <w:b/>
+        </w:rPr>
+        <w:t xml:space="preserve">4/6</w:t>
+      </w:r>
+      <w:r>
+        <w:t xml:space="preserve"> </w:t>
+      </w:r>
+      <w:r>
+        <w:t xml:space="preserve">vs uniform</w:t>
+      </w:r>
+      <w:r>
+        <w:t xml:space="preserve"> </w:t>
+      </w:r>
+      <w:r>
+        <w:rPr>
+          <w:bCs/>
+          <w:b/>
+        </w:rPr>
+        <w:t xml:space="preserve">5/6</w:t>
+      </w:r>
+      <w:r>
+        <w:t xml:space="preserve">，负对照臂</w:t>
+      </w:r>
+      <w:r>
+        <w:t xml:space="preserve"> </w:t>
+      </w:r>
+      <w:r>
+        <w:rPr>
+          <w:rStyle w:val="VerbatimChar"/>
+        </w:rPr>
+        <w:t xml:space="preserve">B0_bestof3</w:t>
+      </w:r>
+      <w:r>
+        <w:t xml:space="preserve"> </w:t>
+      </w:r>
+      <w:r>
+        <w:rPr>
+          <w:bCs/>
+          <w:b/>
+        </w:rPr>
+        <w:t xml:space="preserve">全 5/6</w:t>
+      </w:r>
+      <w:r>
+        <w:t xml:space="preserve">，差异来自策略而不是整体漂移），</w:t>
+      </w:r>
+      <w:r>
+        <w:rPr>
+          <w:bCs/>
+          <w:b/>
+        </w:rPr>
+        <w:t xml:space="preserve">但仅</w:t>
+      </w:r>
+      <w:r>
+        <w:rPr>
+          <w:bCs/>
+          <w:b/>
+        </w:rPr>
+        <w:t xml:space="preserve"> </w:t>
+      </w:r>
+      <w:r>
+        <w:rPr>
+          <w:rStyle w:val="VerbatimChar"/>
+          <w:bCs/>
+          <w:b/>
+        </w:rPr>
+        <w:t xml:space="preserve">in-sample</w:t>
+      </w:r>
+      <w:r>
+        <w:rPr>
+          <w:bCs/>
+          <w:b/>
+        </w:rPr>
+        <w:t xml:space="preserve">、每臂 n=6、仅对抗题集 6 题</w:t>
       </w:r>
       <w:r>
         <w:t xml:space="preserve">，</w:t>
@@ -1425,25 +1564,28 @@
           <w:bCs/>
           <w:b/>
         </w:rPr>
-        <w:t xml:space="preserve">无一可行</w:t>
-      </w:r>
-      <w:r>
-        <w:t xml:space="preserve">。</w:t>
-      </w:r>
-      <w:r>
+        <w:t xml:space="preserve">且该批里</w:t>
+      </w:r>
+      <w:r>
+        <w:rPr>
+          <w:bCs/>
+          <w:b/>
+        </w:rPr>
         <w:t xml:space="preserve"> </w:t>
       </w:r>
       <w:r>
         <w:rPr>
-          <w:bCs/>
-          <w:b/>
-        </w:rPr>
-        <w:t xml:space="preserve">② v3 可学习架构</w:t>
-      </w:r>
-      <w:r>
-        <w:t xml:space="preserve">：矛盾率</w:t>
-      </w:r>
-      <w:r>
+          <w:rStyle w:val="VerbatimChar"/>
+          <w:bCs/>
+          <w:b/>
+        </w:rPr>
+        <w:t xml:space="preserve">arb</w:t>
+      </w:r>
+      <w:r>
+        <w:rPr>
+          <w:bCs/>
+          <w:b/>
+        </w:rPr>
         <w:t xml:space="preserve"> </w:t>
       </w:r>
       <w:r>
@@ -1451,35 +1593,28 @@
           <w:bCs/>
           <w:b/>
         </w:rPr>
-        <w:t xml:space="preserve">33.3% → 0.0%</w:t>
-      </w:r>
-      <w:r>
-        <w:t xml:space="preserve">、终局奖</w:t>
-      </w:r>
-      <w:r>
+        <w:t xml:space="preserve">从未被行使，这条效应不含</w:t>
+      </w:r>
+      <w:r>
+        <w:rPr>
+          <w:bCs/>
+          <w:b/>
+        </w:rPr>
         <w:t xml:space="preserve"> </w:t>
       </w:r>
       <w:r>
         <w:rPr>
-          <w:bCs/>
-          <w:b/>
-        </w:rPr>
-        <w:t xml:space="preserve">−0.47 → +0.27</w:t>
-      </w:r>
-      <w:r>
-        <w:t xml:space="preserve">（</w:t>
-      </w:r>
-      <w:r>
-        <w:rPr>
-          <w:bCs/>
-          <w:b/>
-        </w:rPr>
-        <w:t xml:space="preserve">未见题</w:t>
-      </w:r>
-      <w:r>
-        <w:t xml:space="preserve">），</w:t>
-      </w:r>
-      <w:r>
+          <w:rStyle w:val="VerbatimChar"/>
+          <w:bCs/>
+          <w:b/>
+        </w:rPr>
+        <w:t xml:space="preserve">arb</w:t>
+      </w:r>
+      <w:r>
+        <w:rPr>
+          <w:bCs/>
+          <w:b/>
+        </w:rPr>
         <w:t xml:space="preserve"> </w:t>
       </w:r>
       <w:r>
@@ -1487,10 +1622,20 @@
           <w:bCs/>
           <w:b/>
         </w:rPr>
-        <w:t xml:space="preserve">宽度没泛化</w:t>
-      </w:r>
-      <w:r>
-        <w:t xml:space="preserve">（训练集 1.20→3.40，测试集 1.33→1.33；7 轮 × 5 题 × 10 步）；</w:t>
+        <w:t xml:space="preserve">的贡献</w:t>
+      </w:r>
+      <w:r>
+        <w:t xml:space="preserve">；</w:t>
+      </w:r>
+      <w:r>
+        <w:rPr>
+          <w:bCs/>
+          <w:b/>
+        </w:rPr>
+        <w:t xml:space="preserve">架构级轴 = 不可分辨</w:t>
+      </w:r>
+      <w:r>
+        <w:t xml:space="preserve">（两个独立批次方向相反：批次 A</w:t>
       </w:r>
       <w:r>
         <w:t xml:space="preserve"> </w:t>
@@ -1500,32 +1645,13 @@
           <w:bCs/>
           <w:b/>
         </w:rPr>
-        <w:t xml:space="preserve">这批读数与 §5.1 致命 bug 的先后关系尚未澄清（T-L3-04），在澄清之前按【未测】读（读数保留，但不作支持性证据）</w:t>
-      </w:r>
-      <w:r>
-        <w:t xml:space="preserve">。</w:t>
+        <w:t xml:space="preserve">+0.75</w:t>
       </w:r>
       <w:r>
         <w:t xml:space="preserve"> </w:t>
       </w:r>
       <w:r>
-        <w:rPr>
-          <w:bCs/>
-          <w:b/>
-        </w:rPr>
-        <w:t xml:space="preserve">③ L3 三策略对照</w:t>
-      </w:r>
-      <w:r>
-        <w:t xml:space="preserve">（层3 vs 层2，</w:t>
-      </w:r>
-      <w:r>
-        <w:rPr>
-          <w:rStyle w:val="VerbatimChar"/>
-        </w:rPr>
-        <w:t xml:space="preserve">in-sample</w:t>
-      </w:r>
-      <w:r>
-        <w:t xml:space="preserve">）：</w:t>
+        <w:t xml:space="preserve">／ 批次 B</w:t>
       </w:r>
       <w:r>
         <w:t xml:space="preserve"> </w:t>
@@ -1535,22 +1661,33 @@
           <w:bCs/>
           <w:b/>
         </w:rPr>
-        <w:t xml:space="preserve">在【局部避坑行为】这一轴上成立</w:t>
-      </w:r>
-      <w:r>
-        <w:t xml:space="preserve">（</w:t>
-      </w:r>
-      <w:r>
-        <w:rPr>
-          <w:rStyle w:val="VerbatimChar"/>
-        </w:rPr>
-        <w:t xml:space="preserve">W_train_L3</w:t>
+        <w:t xml:space="preserve">−1.00</w:t>
+      </w:r>
+      <w:r>
+        <w:t xml:space="preserve">；判官重复波动中位</w:t>
       </w:r>
       <w:r>
         <w:t xml:space="preserve"> </w:t>
       </w:r>
       <w:r>
-        <w:t xml:space="preserve">钻牛角尖率</w:t>
+        <w:rPr>
+          <w:bCs/>
+          <w:b/>
+        </w:rPr>
+        <w:t xml:space="preserve">1</w:t>
+      </w:r>
+      <w:r>
+        <w:t xml:space="preserve">（n=</w:t>
+      </w:r>
+      <w:r>
+        <w:rPr>
+          <w:bCs/>
+          <w:b/>
+        </w:rPr>
+        <w:t xml:space="preserve">12 份 × 3 次</w:t>
+      </w:r>
+      <w:r>
+        <w:t xml:space="preserve">）而承重维度只有</w:t>
       </w:r>
       <w:r>
         <w:t xml:space="preserve"> </w:t>
@@ -1560,250 +1697,12 @@
           <w:bCs/>
           <w:b/>
         </w:rPr>
-        <w:t xml:space="preserve">merged 2/6</w:t>
-      </w:r>
-      <w:r>
-        <w:t xml:space="preserve"> </w:t>
-      </w:r>
-      <w:r>
-        <w:t xml:space="preserve">vs lookup</w:t>
-      </w:r>
-      <w:r>
-        <w:t xml:space="preserve"> </w:t>
-      </w:r>
-      <w:r>
-        <w:rPr>
-          <w:bCs/>
-          <w:b/>
-        </w:rPr>
-        <w:t xml:space="preserve">4/6</w:t>
-      </w:r>
-      <w:r>
-        <w:t xml:space="preserve"> </w:t>
-      </w:r>
-      <w:r>
-        <w:t xml:space="preserve">vs uniform</w:t>
-      </w:r>
-      <w:r>
-        <w:t xml:space="preserve"> </w:t>
-      </w:r>
-      <w:r>
-        <w:rPr>
-          <w:bCs/>
-          <w:b/>
-        </w:rPr>
-        <w:t xml:space="preserve">5/6</w:t>
-      </w:r>
-      <w:r>
-        <w:t xml:space="preserve">，负对照臂</w:t>
-      </w:r>
-      <w:r>
-        <w:t xml:space="preserve"> </w:t>
-      </w:r>
-      <w:r>
-        <w:rPr>
-          <w:rStyle w:val="VerbatimChar"/>
-        </w:rPr>
-        <w:t xml:space="preserve">B0_bestof3</w:t>
-      </w:r>
-      <w:r>
-        <w:t xml:space="preserve"> </w:t>
-      </w:r>
-      <w:r>
-        <w:rPr>
-          <w:bCs/>
-          <w:b/>
-        </w:rPr>
-        <w:t xml:space="preserve">全 5/6</w:t>
-      </w:r>
-      <w:r>
-        <w:t xml:space="preserve">，差异来自策略而不是整体漂移），</w:t>
-      </w:r>
-      <w:r>
-        <w:t xml:space="preserve"> </w:t>
-      </w:r>
-      <w:r>
-        <w:rPr>
-          <w:bCs/>
-          <w:b/>
-        </w:rPr>
-        <w:t xml:space="preserve">但仅</w:t>
-      </w:r>
-      <w:r>
-        <w:rPr>
-          <w:bCs/>
-          <w:b/>
-        </w:rPr>
-        <w:t xml:space="preserve"> </w:t>
-      </w:r>
-      <w:r>
-        <w:rPr>
-          <w:rStyle w:val="VerbatimChar"/>
-          <w:bCs/>
-          <w:b/>
-        </w:rPr>
-        <w:t xml:space="preserve">in-sample</w:t>
-      </w:r>
-      <w:r>
-        <w:rPr>
-          <w:bCs/>
-          <w:b/>
-        </w:rPr>
-        <w:t xml:space="preserve">、每臂 n=6、仅对抗题集 6 题</w:t>
+        <w:t xml:space="preserve">1–5</w:t>
       </w:r>
       <w:r>
         <w:t xml:space="preserve">，</w:t>
       </w:r>
       <w:r>
-        <w:t xml:space="preserve"> </w:t>
-      </w:r>
-      <w:r>
-        <w:rPr>
-          <w:bCs/>
-          <w:b/>
-        </w:rPr>
-        <w:t xml:space="preserve">且该批里</w:t>
-      </w:r>
-      <w:r>
-        <w:rPr>
-          <w:bCs/>
-          <w:b/>
-        </w:rPr>
-        <w:t xml:space="preserve"> </w:t>
-      </w:r>
-      <w:r>
-        <w:rPr>
-          <w:rStyle w:val="VerbatimChar"/>
-          <w:bCs/>
-          <w:b/>
-        </w:rPr>
-        <w:t xml:space="preserve">arb</w:t>
-      </w:r>
-      <w:r>
-        <w:rPr>
-          <w:bCs/>
-          <w:b/>
-        </w:rPr>
-        <w:t xml:space="preserve"> </w:t>
-      </w:r>
-      <w:r>
-        <w:rPr>
-          <w:bCs/>
-          <w:b/>
-        </w:rPr>
-        <w:t xml:space="preserve">从未被行使，这条效应不含</w:t>
-      </w:r>
-      <w:r>
-        <w:rPr>
-          <w:bCs/>
-          <w:b/>
-        </w:rPr>
-        <w:t xml:space="preserve"> </w:t>
-      </w:r>
-      <w:r>
-        <w:rPr>
-          <w:rStyle w:val="VerbatimChar"/>
-          <w:bCs/>
-          <w:b/>
-        </w:rPr>
-        <w:t xml:space="preserve">arb</w:t>
-      </w:r>
-      <w:r>
-        <w:rPr>
-          <w:bCs/>
-          <w:b/>
-        </w:rPr>
-        <w:t xml:space="preserve"> </w:t>
-      </w:r>
-      <w:r>
-        <w:rPr>
-          <w:bCs/>
-          <w:b/>
-        </w:rPr>
-        <w:t xml:space="preserve">的贡献</w:t>
-      </w:r>
-      <w:r>
-        <w:t xml:space="preserve">；</w:t>
-      </w:r>
-      <w:r>
-        <w:t xml:space="preserve"> </w:t>
-      </w:r>
-      <w:r>
-        <w:rPr>
-          <w:bCs/>
-          <w:b/>
-        </w:rPr>
-        <w:t xml:space="preserve">架构级轴 = 不可分辨</w:t>
-      </w:r>
-      <w:r>
-        <w:t xml:space="preserve">（两个独立批次方向相反：批次 A</w:t>
-      </w:r>
-      <w:r>
-        <w:t xml:space="preserve"> </w:t>
-      </w:r>
-      <w:r>
-        <w:rPr>
-          <w:bCs/>
-          <w:b/>
-        </w:rPr>
-        <w:t xml:space="preserve">+0.75</w:t>
-      </w:r>
-      <w:r>
-        <w:t xml:space="preserve"> </w:t>
-      </w:r>
-      <w:r>
-        <w:t xml:space="preserve">／ 批次 B</w:t>
-      </w:r>
-      <w:r>
-        <w:t xml:space="preserve"> </w:t>
-      </w:r>
-      <w:r>
-        <w:rPr>
-          <w:bCs/>
-          <w:b/>
-        </w:rPr>
-        <w:t xml:space="preserve">−1.00</w:t>
-      </w:r>
-      <w:r>
-        <w:t xml:space="preserve">；判官重复波动中位</w:t>
-      </w:r>
-      <w:r>
-        <w:t xml:space="preserve"> </w:t>
-      </w:r>
-      <w:r>
-        <w:rPr>
-          <w:bCs/>
-          <w:b/>
-        </w:rPr>
-        <w:t xml:space="preserve">1</w:t>
-      </w:r>
-      <w:r>
-        <w:t xml:space="preserve">（n=</w:t>
-      </w:r>
-      <w:r>
-        <w:rPr>
-          <w:bCs/>
-          <w:b/>
-        </w:rPr>
-        <w:t xml:space="preserve">12 份 × 3 次</w:t>
-      </w:r>
-      <w:r>
-        <w:t xml:space="preserve">）而承重维度只有</w:t>
-      </w:r>
-      <w:r>
-        <w:t xml:space="preserve"> </w:t>
-      </w:r>
-      <w:r>
-        <w:rPr>
-          <w:bCs/>
-          <w:b/>
-        </w:rPr>
-        <w:t xml:space="preserve">1–5</w:t>
-      </w:r>
-      <w:r>
-        <w:t xml:space="preserve">，</w:t>
-      </w:r>
-      <w:r>
         <w:rPr>
           <w:bCs/>
           <w:b/>
@@ -1812,9 +1711,6 @@
       </w:r>
       <w:r>
         <w:t xml:space="preserve">）；</w:t>
-      </w:r>
-      <w:r>
-        <w:t xml:space="preserve"> </w:t>
       </w:r>
       <w:r>
         <w:rPr>
@@ -1842,46 +1738,141 @@
         <w:t xml:space="preserve">：</w:t>
       </w:r>
       <w:r>
+        <w:rPr>
+          <w:bCs/>
+          <w:b/>
+        </w:rPr>
+        <w:t xml:space="preserve">排序键缺陷</w:t>
+      </w:r>
+      <w:r>
+        <w:t xml:space="preserve">（</w:t>
+      </w:r>
+      <w:r>
+        <w:rPr>
+          <w:rStyle w:val="VerbatimChar"/>
+        </w:rPr>
+        <w:t xml:space="preserve">scored.sort(key=lambda x: -x[1][0])</w:t>
+      </w:r>
+      <w:r>
         <w:t xml:space="preserve"> </w:t>
       </w:r>
       <w:r>
-        <w:rPr>
-          <w:bCs/>
-          <w:b/>
-        </w:rPr>
-        <w:t xml:space="preserve">排序键缺陷</w:t>
-      </w:r>
-      <w:r>
-        <w:t xml:space="preserve">（</w:t>
+        <w:t xml:space="preserve">按 op 的</w:t>
+      </w:r>
+      <w:r>
+        <w:rPr>
+          <w:bCs/>
+          <w:b/>
+        </w:rPr>
+        <w:t xml:space="preserve">字符串</w:t>
+      </w:r>
+      <w:r>
+        <w:t xml:space="preserve">倒序排，策略永远选字母序第一个动作，</w:t>
+      </w:r>
+      <w:r>
+        <w:rPr>
+          <w:bCs/>
+          <w:b/>
+        </w:rPr>
+        <w:t xml:space="preserve">学习从未发生，而日志像在学</w:t>
+      </w:r>
+      <w:r>
+        <w:t xml:space="preserve">，</w:t>
+      </w:r>
+      <w:r>
+        <w:rPr>
+          <w:bCs/>
+          <w:b/>
+        </w:rPr>
+        <w:t xml:space="preserve">原则：聚合指标会把"根本没在学"显示成"在学"</w:t>
+      </w:r>
+      <w:r>
+        <w:t xml:space="preserve">；</w:t>
+      </w:r>
+      <w:r>
+        <w:rPr>
+          <w:bCs/>
+          <w:b/>
+        </w:rPr>
+        <w:t xml:space="preserve">证据形态</w:t>
+      </w:r>
+      <w:r>
+        <w:t xml:space="preserve">：该缺陷由外部仓的日志报告所记载，而修复前的代码版本不在交付物里（本仓 grep = 0 命中、该文件只有 1 个 commit），本节是【方法论规范】而非【本篇读数的依据】，</w:t>
+      </w:r>
+      <w:r>
+        <w:rPr>
+          <w:bCs/>
+          <w:b/>
+        </w:rPr>
+        <w:t xml:space="preserve">§3 的主命题不依赖它</w:t>
+      </w:r>
+      <w:r>
+        <w:t xml:space="preserve">；另两个同源 bug（</w:t>
+      </w:r>
+      <w:r>
+        <w:rPr>
+          <w:bCs/>
+          <w:b/>
+        </w:rPr>
+        <w:t xml:space="preserve">EXTRACT 不在候选集，VERIFY 永不可选</w:t>
+      </w:r>
+      <w:r>
+        <w:t xml:space="preserve">；</w:t>
       </w:r>
       <w:r>
         <w:rPr>
           <w:rStyle w:val="VerbatimChar"/>
         </w:rPr>
-        <w:t xml:space="preserve">scored.sort(key=lambda x: -x[1][0])</w:t>
+        <w:t xml:space="preserve">"%d 次" % np.mean(...)</w:t>
       </w:r>
       <w:r>
         <w:t xml:space="preserve"> </w:t>
       </w:r>
       <w:r>
-        <w:t xml:space="preserve">按 op 的</w:t>
-      </w:r>
-      <w:r>
-        <w:rPr>
-          <w:bCs/>
-          <w:b/>
-        </w:rPr>
-        <w:t xml:space="preserve">字符串</w:t>
-      </w:r>
-      <w:r>
-        <w:t xml:space="preserve">倒序排，策略永远选字母序第一个动作，</w:t>
-      </w:r>
-      <w:r>
-        <w:rPr>
-          <w:bCs/>
-          <w:b/>
-        </w:rPr>
-        <w:t xml:space="preserve">学习从未发生，而日志像在学</w:t>
+        <w:rPr>
+          <w:bCs/>
+          <w:b/>
+        </w:rPr>
+        <w:t xml:space="preserve">把 0.8 截断成 0</w:t>
+      </w:r>
+      <w:r>
+        <w:t xml:space="preserve">）；</w:t>
+      </w:r>
+      <w:r>
+        <w:rPr>
+          <w:bCs/>
+          <w:b/>
+        </w:rPr>
+        <w:t xml:space="preserve">3 条代码级发现</w:t>
+      </w:r>
+      <w:r>
+        <w:t xml:space="preserve">（下标冲突 ／</w:t>
+      </w:r>
+      <w:r>
+        <w:t xml:space="preserve"> </w:t>
+      </w:r>
+      <w:r>
+        <w:rPr>
+          <w:bCs/>
+          <w:b/>
+        </w:rPr>
+        <w:t xml:space="preserve">STOP 数学上不可学</w:t>
+      </w:r>
+      <w:r>
+        <w:t xml:space="preserve"> </w:t>
+      </w:r>
+      <w:r>
+        <w:t xml:space="preserve">／</w:t>
+      </w:r>
+      <w:r>
+        <w:t xml:space="preserve"> </w:t>
+      </w:r>
+      <w:r>
+        <w:rPr>
+          <w:bCs/>
+          <w:b/>
+        </w:rPr>
+        <w:t xml:space="preserve">MERGE 死操作</w:t>
       </w:r>
       <w:r>
         <w:t xml:space="preserve">，</w:t>
@@ -1891,113 +1882,6 @@
           <w:bCs/>
           <w:b/>
         </w:rPr>
-        <w:t xml:space="preserve">原则：聚合指标会把"根本没在学"显示成"在学"</w:t>
-      </w:r>
-      <w:r>
-        <w:t xml:space="preserve">；</w:t>
-      </w:r>
-      <w:r>
-        <w:t xml:space="preserve"> </w:t>
-      </w:r>
-      <w:r>
-        <w:rPr>
-          <w:bCs/>
-          <w:b/>
-        </w:rPr>
-        <w:t xml:space="preserve">证据形态</w:t>
-      </w:r>
-      <w:r>
-        <w:t xml:space="preserve">：该缺陷由外部仓的日志报告所记载，而修复前的代码版本不在交付物里（本仓 grep = 0 命中、该文件只有 1 个 commit），本节是【方法论规范】而非【本篇读数的依据】，</w:t>
-      </w:r>
-      <w:r>
-        <w:t xml:space="preserve"> </w:t>
-      </w:r>
-      <w:r>
-        <w:rPr>
-          <w:bCs/>
-          <w:b/>
-        </w:rPr>
-        <w:t xml:space="preserve">§3 的主命题不依赖它</w:t>
-      </w:r>
-      <w:r>
-        <w:t xml:space="preserve">；另两个同源 bug（</w:t>
-      </w:r>
-      <w:r>
-        <w:rPr>
-          <w:bCs/>
-          <w:b/>
-        </w:rPr>
-        <w:t xml:space="preserve">EXTRACT 不在候选集，VERIFY 永不可选</w:t>
-      </w:r>
-      <w:r>
-        <w:t xml:space="preserve">；</w:t>
-      </w:r>
-      <w:r>
-        <w:rPr>
-          <w:rStyle w:val="VerbatimChar"/>
-        </w:rPr>
-        <w:t xml:space="preserve">"%d 次" % np.mean(...)</w:t>
-      </w:r>
-      <w:r>
-        <w:t xml:space="preserve"> </w:t>
-      </w:r>
-      <w:r>
-        <w:rPr>
-          <w:bCs/>
-          <w:b/>
-        </w:rPr>
-        <w:t xml:space="preserve">把 0.8 截断成 0</w:t>
-      </w:r>
-      <w:r>
-        <w:t xml:space="preserve">）；</w:t>
-      </w:r>
-      <w:r>
-        <w:t xml:space="preserve"> </w:t>
-      </w:r>
-      <w:r>
-        <w:rPr>
-          <w:bCs/>
-          <w:b/>
-        </w:rPr>
-        <w:t xml:space="preserve">3 条代码级发现</w:t>
-      </w:r>
-      <w:r>
-        <w:t xml:space="preserve">（下标冲突 ／</w:t>
-      </w:r>
-      <w:r>
-        <w:t xml:space="preserve"> </w:t>
-      </w:r>
-      <w:r>
-        <w:rPr>
-          <w:bCs/>
-          <w:b/>
-        </w:rPr>
-        <w:t xml:space="preserve">STOP 数学上不可学</w:t>
-      </w:r>
-      <w:r>
-        <w:t xml:space="preserve"> </w:t>
-      </w:r>
-      <w:r>
-        <w:t xml:space="preserve">／</w:t>
-      </w:r>
-      <w:r>
-        <w:t xml:space="preserve"> </w:t>
-      </w:r>
-      <w:r>
-        <w:rPr>
-          <w:bCs/>
-          <w:b/>
-        </w:rPr>
-        <w:t xml:space="preserve">MERGE 死操作</w:t>
-      </w:r>
-      <w:r>
-        <w:t xml:space="preserve">，</w:t>
-      </w:r>
-      <w:r>
-        <w:rPr>
-          <w:bCs/>
-          <w:b/>
-        </w:rPr>
         <w:t xml:space="preserve">14 维里 2 维永久失效</w:t>
       </w:r>
       <w:r>
@@ -2012,9 +1896,6 @@
       </w:r>
       <w:r>
         <w:t xml:space="preserve">、</w:t>
-      </w:r>
-      <w:r>
-        <w:t xml:space="preserve"> </w:t>
       </w:r>
       <w:r>
         <w:rPr>
@@ -2042,55 +1923,52 @@
         <w:t xml:space="preserve">：</w:t>
       </w:r>
       <w:r>
+        <w:rPr>
+          <w:bCs/>
+          <w:b/>
+        </w:rPr>
+        <w:t xml:space="preserve">本文读数全部是</w:t>
+      </w:r>
+      <w:r>
+        <w:rPr>
+          <w:bCs/>
+          <w:b/>
+        </w:rPr>
         <w:t xml:space="preserve"> </w:t>
       </w:r>
       <w:r>
         <w:rPr>
-          <w:bCs/>
-          <w:b/>
-        </w:rPr>
-        <w:t xml:space="preserve">本文读数全部是</w:t>
-      </w:r>
-      <w:r>
-        <w:rPr>
-          <w:bCs/>
-          <w:b/>
-        </w:rPr>
+          <w:rStyle w:val="VerbatimChar"/>
+          <w:bCs/>
+          <w:b/>
+        </w:rPr>
+        <w:t xml:space="preserve">in-sample</w:t>
+      </w:r>
+      <w:r>
+        <w:t xml:space="preserve">（15 题训练批把预注册的留出题</w:t>
+      </w:r>
+      <w:r>
         <w:t xml:space="preserve"> </w:t>
       </w:r>
       <w:r>
         <w:rPr>
           <w:rStyle w:val="VerbatimChar"/>
-          <w:bCs/>
-          <w:b/>
-        </w:rPr>
-        <w:t xml:space="preserve">in-sample</w:t>
-      </w:r>
-      <w:r>
-        <w:t xml:space="preserve">（15 题训练批把预注册的留出题</w:t>
+        </w:rPr>
+        <w:t xml:space="preserve">A02</w:t>
+      </w:r>
+      <w:r>
+        <w:t xml:space="preserve">／</w:t>
+      </w:r>
+      <w:r>
+        <w:rPr>
+          <w:rStyle w:val="VerbatimChar"/>
+        </w:rPr>
+        <w:t xml:space="preserve">A05</w:t>
       </w:r>
       <w:r>
         <w:t xml:space="preserve"> </w:t>
       </w:r>
       <w:r>
-        <w:rPr>
-          <w:rStyle w:val="VerbatimChar"/>
-        </w:rPr>
-        <w:t xml:space="preserve">A02</w:t>
-      </w:r>
-      <w:r>
-        <w:t xml:space="preserve">／</w:t>
-      </w:r>
-      <w:r>
-        <w:rPr>
-          <w:rStyle w:val="VerbatimChar"/>
-        </w:rPr>
-        <w:t xml:space="preserve">A05</w:t>
-      </w:r>
-      <w:r>
-        <w:t xml:space="preserve"> </w:t>
-      </w:r>
-      <w:r>
         <w:t xml:space="preserve">也训练了），留出集批次</w:t>
       </w:r>
       <w:r>
@@ -2114,9 +1992,6 @@
         <w:t xml:space="preserve">；</w:t>
       </w:r>
       <w:r>
-        <w:t xml:space="preserve"> </w:t>
-      </w:r>
-      <w:r>
         <w:rPr>
           <w:bCs/>
           <w:b/>
@@ -2125,9 +2000,6 @@
       </w:r>
       <w:r>
         <w:t xml:space="preserve">——「未检出」只表示本批未能把差异与噪声分开。</w:t>
-      </w:r>
-      <w:r>
-        <w:t xml:space="preserve"> </w:t>
       </w:r>
       <w:r>
         <w:rPr>
@@ -2632,9 +2504,6 @@
         <w:t xml:space="preserve">（这条来自 §4.3 的实测）：</w:t>
       </w:r>
       <w:r>
-        <w:t xml:space="preserve"> </w:t>
-      </w:r>
-      <w:r>
         <w:rPr>
           <w:bCs/>
           <w:b/>
@@ -2818,12 +2687,6 @@
         <w:pStyle w:val="FirstParagraph"/>
       </w:pPr>
       <w:r>
-        <w:t xml:space="preserve">⚠️</w:t>
-      </w:r>
-      <w:r>
-        <w:t xml:space="preserve"> </w:t>
-      </w:r>
-      <w:r>
         <w:rPr>
           <w:bCs/>
           <w:b/>
@@ -2832,9 +2695,6 @@
       </w:r>
       <w:r>
         <w:t xml:space="preserve">：</w:t>
-      </w:r>
-      <w:r>
-        <w:t xml:space="preserve"> </w:t>
       </w:r>
       <w:r>
         <w:rPr>
@@ -3248,12 +3108,6 @@
         <w:pStyle w:val="FirstParagraph"/>
       </w:pPr>
       <w:r>
-        <w:t xml:space="preserve">⚠️</w:t>
-      </w:r>
-      <w:r>
-        <w:t xml:space="preserve"> </w:t>
-      </w:r>
-      <w:r>
         <w:rPr>
           <w:bCs/>
           <w:b/>
@@ -3289,9 +3143,6 @@
         <w:t xml:space="preserve">：</w:t>
       </w:r>
       <w:r>
-        <w:t xml:space="preserve"> </w:t>
-      </w:r>
-      <w:r>
         <w:rPr>
           <w:bCs/>
           <w:b/>
@@ -3317,13 +3168,6 @@
           <w:b/>
         </w:rPr>
         <w:t xml:space="preserve">；</w:t>
-      </w:r>
-      <w:r>
-        <w:rPr>
-          <w:bCs/>
-          <w:b/>
-        </w:rPr>
-        <w:t xml:space="preserve"> </w:t>
       </w:r>
       <w:r>
         <w:t xml:space="preserve">「策略到底学到了什么」这个问题，本文按轴回答（§6）**。</w:t>
@@ -3999,12 +3843,6 @@
         <w:pStyle w:val="BodyText"/>
       </w:pPr>
       <w:r>
-        <w:t xml:space="preserve">⚠️</w:t>
-      </w:r>
-      <w:r>
-        <w:t xml:space="preserve"> </w:t>
-      </w:r>
-      <w:r>
         <w:rPr>
           <w:bCs/>
           <w:b/>
@@ -4227,12 +4065,6 @@
       <w:pPr>
         <w:pStyle w:val="FirstParagraph"/>
       </w:pPr>
-      <w:r>
-        <w:t xml:space="preserve">⚠️</w:t>
-      </w:r>
-      <w:r>
-        <w:t xml:space="preserve"> </w:t>
-      </w:r>
       <w:r>
         <w:rPr>
           <w:bCs/>
@@ -4391,9 +4223,6 @@
         <w:t xml:space="preserve">（§1.1），它应当被学出来；</w:t>
       </w:r>
       <w:r>
-        <w:t xml:space="preserve"> </w:t>
-      </w:r>
-      <w:r>
         <w:rPr>
           <w:bCs/>
           <w:b/>
@@ -4554,12 +4383,6 @@
         <w:pStyle w:val="FirstParagraph"/>
       </w:pPr>
       <w:r>
-        <w:t xml:space="preserve">⚠️</w:t>
-      </w:r>
-      <w:r>
-        <w:t xml:space="preserve"> </w:t>
-      </w:r>
-      <w:r>
         <w:rPr>
           <w:bCs/>
           <w:b/>
@@ -4579,12 +4402,6 @@
         <w:pStyle w:val="Compact"/>
       </w:pPr>
       <w:r>
-        <w:t xml:space="preserve">⚠️</w:t>
-      </w:r>
-      <w:r>
-        <w:t xml:space="preserve"> </w:t>
-      </w:r>
-      <w:r>
         <w:rPr>
           <w:bCs/>
           <w:b/>
@@ -4623,12 +4440,6 @@
         <w:pStyle w:val="Compact"/>
       </w:pPr>
       <w:r>
-        <w:t xml:space="preserve">⚠️</w:t>
-      </w:r>
-      <w:r>
-        <w:t xml:space="preserve"> </w:t>
-      </w:r>
-      <w:r>
         <w:rPr>
           <w:bCs/>
           <w:b/>
@@ -4658,12 +4469,6 @@
         <w:pStyle w:val="Compact"/>
       </w:pPr>
       <w:r>
-        <w:t xml:space="preserve">⚠️</w:t>
-      </w:r>
-      <w:r>
-        <w:t xml:space="preserve"> </w:t>
-      </w:r>
-      <w:r>
         <w:rPr>
           <w:bCs/>
           <w:b/>
@@ -4683,12 +4488,6 @@
         <w:pStyle w:val="Compact"/>
       </w:pPr>
       <w:r>
-        <w:t xml:space="preserve">⚠️</w:t>
-      </w:r>
-      <w:r>
-        <w:t xml:space="preserve"> </w:t>
-      </w:r>
-      <w:r>
         <w:rPr>
           <w:bCs/>
           <w:b/>
@@ -4708,12 +4507,6 @@
         <w:pStyle w:val="Compact"/>
       </w:pPr>
       <w:r>
-        <w:t xml:space="preserve">⚠️</w:t>
-      </w:r>
-      <w:r>
-        <w:t xml:space="preserve"> </w:t>
-      </w:r>
-      <w:r>
         <w:rPr>
           <w:bCs/>
           <w:b/>
@@ -4733,12 +4526,6 @@
         <w:pStyle w:val="Compact"/>
       </w:pPr>
       <w:r>
-        <w:t xml:space="preserve">⚠️</w:t>
-      </w:r>
-      <w:r>
-        <w:t xml:space="preserve"> </w:t>
-      </w:r>
-      <w:r>
         <w:rPr>
           <w:bCs/>
           <w:b/>
@@ -4878,9 +4665,6 @@
         <w:t xml:space="preserve">：</w:t>
       </w:r>
       <w:r>
-        <w:t xml:space="preserve"> </w:t>
-      </w:r>
-      <w:r>
         <w:rPr>
           <w:bCs/>
           <w:b/>
@@ -4910,9 +4694,6 @@
         <w:t xml:space="preserve">：</w:t>
       </w:r>
       <w:r>
-        <w:t xml:space="preserve"> </w:t>
-      </w:r>
-      <w:r>
         <w:rPr>
           <w:bCs/>
           <w:b/>
@@ -4923,9 +4704,6 @@
         <w:t xml:space="preserve">；</w:t>
       </w:r>
       <w:r>
-        <w:t xml:space="preserve"> </w:t>
-      </w:r>
-      <w:r>
         <w:rPr>
           <w:bCs/>
           <w:b/>
@@ -4934,9 +4712,6 @@
       </w:r>
       <w:r>
         <w:t xml:space="preserve">；</w:t>
-      </w:r>
-      <w:r>
-        <w:t xml:space="preserve"> </w:t>
       </w:r>
       <w:r>
         <w:rPr>
@@ -4978,9 +4753,6 @@
         <w:t xml:space="preserve">（§10.1）：</w:t>
       </w:r>
       <w:r>
-        <w:t xml:space="preserve"> </w:t>
-      </w:r>
-      <w:r>
         <w:rPr>
           <w:bCs/>
           <w:b/>
@@ -5036,9 +4808,6 @@
         <w:t xml:space="preserve">（§5）：</w:t>
       </w:r>
       <w:r>
-        <w:t xml:space="preserve"> </w:t>
-      </w:r>
-      <w:r>
         <w:rPr>
           <w:bCs/>
           <w:b/>
@@ -5130,6 +4899,16 @@
         <w:t xml:space="preserve">：</w:t>
       </w:r>
       <w:r>
+        <w:rPr>
+          <w:bCs/>
+          <w:b/>
+        </w:rPr>
+        <w:t xml:space="preserve">动作空间 → 策略表示 → 探索 → 失败信号 → 学习目标 → 信用分配 → 消融装置</w:t>
+      </w:r>
+      <w:r>
+        <w:t xml:space="preserve">，七件合起来构成"让系统自己学出工作流"的一个可实现版本。</w:t>
+      </w:r>
+      <w:r>
         <w:t xml:space="preserve"> </w:t>
       </w:r>
       <w:r>
@@ -5137,28 +4916,12 @@
           <w:bCs/>
           <w:b/>
         </w:rPr>
-        <w:t xml:space="preserve">动作空间 → 策略表示 → 探索 → 失败信号 → 学习目标 → 信用分配 → 消融装置</w:t>
-      </w:r>
-      <w:r>
-        <w:t xml:space="preserve">，七件合起来构成"让系统自己学出工作流"的一个可实现版本。</w:t>
-      </w:r>
-      <w:r>
-        <w:t xml:space="preserve"> </w:t>
-      </w:r>
-      <w:r>
-        <w:rPr>
-          <w:bCs/>
-          <w:b/>
-        </w:rPr>
         <w:t xml:space="preserve">判据先行</w:t>
       </w:r>
       <w:r>
         <w:t xml:space="preserve">：</w:t>
       </w:r>
       <w:r>
-        <w:t xml:space="preserve"> </w:t>
-      </w:r>
-      <w:r>
         <w:rPr>
           <w:bCs/>
           <w:b/>
@@ -5177,9 +4940,6 @@
       </w:r>
       <w:r>
         <w:t xml:space="preserve">：</w:t>
-      </w:r>
-      <w:r>
-        <w:t xml:space="preserve"> </w:t>
       </w:r>
       <w:r>
         <w:rPr>
@@ -5344,12 +5104,6 @@
       <w:pPr>
         <w:pStyle w:val="BodyText"/>
       </w:pPr>
-      <w:r>
-        <w:t xml:space="preserve">⚠️</w:t>
-      </w:r>
-      <w:r>
-        <w:t xml:space="preserve"> </w:t>
-      </w:r>
       <w:r>
         <w:rPr>
           <w:bCs/>
@@ -5530,9 +5284,6 @@
         <w:t xml:space="preserve">；</w:t>
       </w:r>
       <w:r>
-        <w:t xml:space="preserve"> </w:t>
-      </w:r>
-      <w:r>
         <w:rPr>
           <w:bCs/>
           <w:b/>
@@ -5547,12 +5298,6 @@
       <w:pPr>
         <w:pStyle w:val="BodyText"/>
       </w:pPr>
-      <w:r>
-        <w:t xml:space="preserve">⚠️</w:t>
-      </w:r>
-      <w:r>
-        <w:t xml:space="preserve"> </w:t>
-      </w:r>
       <w:r>
         <w:rPr>
           <w:bCs/>
@@ -5806,9 +5551,6 @@
         <w:t xml:space="preserve">；</w:t>
       </w:r>
       <w:r>
-        <w:t xml:space="preserve"> </w:t>
-      </w:r>
-      <w:r>
         <w:rPr>
           <w:bCs/>
           <w:b/>
@@ -6018,12 +5760,6 @@
         <w:pStyle w:val="BodyText"/>
       </w:pPr>
       <w:r>
-        <w:t xml:space="preserve">⚠️</w:t>
-      </w:r>
-      <w:r>
-        <w:t xml:space="preserve"> </w:t>
-      </w:r>
-      <w:r>
         <w:rPr>
           <w:bCs/>
           <w:b/>
@@ -6034,9 +5770,6 @@
         <w:t xml:space="preserve">：</w:t>
       </w:r>
       <w:r>
-        <w:t xml:space="preserve"> </w:t>
-      </w:r>
-      <w:r>
         <w:rPr>
           <w:bCs/>
           <w:b/>
@@ -6055,9 +5788,6 @@
       </w:r>
       <w:r>
         <w:t xml:space="preserve">；</w:t>
-      </w:r>
-      <w:r>
-        <w:t xml:space="preserve"> </w:t>
       </w:r>
       <w:r>
         <w:rPr>
@@ -6803,12 +6533,6 @@
         <w:pStyle w:val="BodyText"/>
       </w:pPr>
       <w:r>
-        <w:t xml:space="preserve">⚠️</w:t>
-      </w:r>
-      <w:r>
-        <w:t xml:space="preserve"> </w:t>
-      </w:r>
-      <w:r>
         <w:rPr>
           <w:bCs/>
           <w:b/>
@@ -7632,9 +7356,6 @@
         <w:t xml:space="preserve">）：</w:t>
       </w:r>
       <w:r>
-        <w:t xml:space="preserve"> </w:t>
-      </w:r>
-      <w:r>
         <w:rPr>
           <w:bCs/>
           <w:b/>
@@ -7860,12 +7581,6 @@
         <w:pStyle w:val="BodyText"/>
       </w:pPr>
       <w:r>
-        <w:t xml:space="preserve">⚠️</w:t>
-      </w:r>
-      <w:r>
-        <w:t xml:space="preserve"> </w:t>
-      </w:r>
-      <w:r>
         <w:rPr>
           <w:bCs/>
           <w:b/>
@@ -8348,12 +8063,6 @@
         <w:pStyle w:val="FirstParagraph"/>
       </w:pPr>
       <w:r>
-        <w:t xml:space="preserve">⚠️</w:t>
-      </w:r>
-      <w:r>
-        <w:t xml:space="preserve"> </w:t>
-      </w:r>
-      <w:r>
         <w:rPr>
           <w:bCs/>
           <w:b/>
@@ -8719,12 +8428,6 @@
         <w:pStyle w:val="BodyText"/>
       </w:pPr>
       <w:r>
-        <w:t xml:space="preserve">⚠️</w:t>
-      </w:r>
-      <w:r>
-        <w:t xml:space="preserve"> </w:t>
-      </w:r>
-      <w:r>
         <w:rPr>
           <w:bCs/>
           <w:b/>
@@ -8900,12 +8603,6 @@
       <w:pPr>
         <w:pStyle w:val="BodyText"/>
       </w:pPr>
-      <w:r>
-        <w:t xml:space="preserve">⚠️</w:t>
-      </w:r>
-      <w:r>
-        <w:t xml:space="preserve"> </w:t>
-      </w:r>
       <w:r>
         <w:rPr>
           <w:bCs/>
@@ -9047,12 +8744,6 @@
         <w:pStyle w:val="BodyText"/>
       </w:pPr>
       <w:r>
-        <w:t xml:space="preserve">⚠️</w:t>
-      </w:r>
-      <w:r>
-        <w:t xml:space="preserve"> </w:t>
-      </w:r>
-      <w:r>
         <w:rPr>
           <w:bCs/>
           <w:b/>
@@ -9169,12 +8860,6 @@
       <w:pPr>
         <w:pStyle w:val="BodyText"/>
       </w:pPr>
-      <w:r>
-        <w:t xml:space="preserve">⚠️</w:t>
-      </w:r>
-      <w:r>
-        <w:t xml:space="preserve"> </w:t>
-      </w:r>
       <w:r>
         <w:rPr>
           <w:bCs/>
@@ -9239,9 +8924,6 @@
         <w:t xml:space="preserve">：</w:t>
       </w:r>
       <w:r>
-        <w:t xml:space="preserve"> </w:t>
-      </w:r>
-      <w:r>
         <w:rPr>
           <w:bCs/>
           <w:b/>
@@ -9286,9 +8968,6 @@
         <w:t xml:space="preserve">：</w:t>
       </w:r>
       <w:r>
-        <w:t xml:space="preserve"> </w:t>
-      </w:r>
-      <w:r>
         <w:rPr>
           <w:bCs/>
           <w:b/>
@@ -9345,13 +9024,6 @@
           <w:b/>
         </w:rPr>
         <w:t xml:space="preserve">：</w:t>
-      </w:r>
-      <w:r>
-        <w:rPr>
-          <w:bCs/>
-          <w:b/>
-        </w:rPr>
-        <w:t xml:space="preserve"> </w:t>
       </w:r>
       <w:r>
         <w:t xml:space="preserve">本节的落点是【</w:t>
@@ -9872,12 +9544,6 @@
         <w:pStyle w:val="FirstParagraph"/>
       </w:pPr>
       <w:r>
-        <w:t xml:space="preserve">⚠️</w:t>
-      </w:r>
-      <w:r>
-        <w:t xml:space="preserve"> </w:t>
-      </w:r>
-      <w:r>
         <w:rPr>
           <w:bCs/>
           <w:b/>
@@ -9886,9 +9552,6 @@
       </w:r>
       <w:r>
         <w:t xml:space="preserve">：</w:t>
-      </w:r>
-      <w:r>
-        <w:t xml:space="preserve"> </w:t>
       </w:r>
       <w:r>
         <w:rPr>
@@ -9989,12 +9652,6 @@
       <w:pPr>
         <w:pStyle w:val="BodyText"/>
       </w:pPr>
-      <w:r>
-        <w:t xml:space="preserve">⚠️</w:t>
-      </w:r>
-      <w:r>
-        <w:t xml:space="preserve"> </w:t>
-      </w:r>
       <w:r>
         <w:rPr>
           <w:bCs/>
@@ -10059,9 +9716,6 @@
       </w:r>
       <w:r>
         <w:t xml:space="preserve">：</w:t>
-      </w:r>
-      <w:r>
-        <w:t xml:space="preserve"> </w:t>
       </w:r>
       <w:r>
         <w:rPr>
@@ -10840,9 +10494,6 @@
         <w:t xml:space="preserve">：</w:t>
       </w:r>
       <w:r>
-        <w:t xml:space="preserve"> </w:t>
-      </w:r>
-      <w:r>
         <w:rPr>
           <w:rStyle w:val="VerbatimChar"/>
           <w:bCs/>
@@ -10922,7 +10573,7 @@
         <w:pStyle w:val="BodyText"/>
       </w:pPr>
       <w:r>
-        <w:t xml:space="preserve">⚠️ ** 读法边界（限定，一条不减）</w:t>
+        <w:t xml:space="preserve">** 读法边界（限定，一条不减）</w:t>
       </w:r>
       <w:r>
         <w:rPr>
@@ -10930,13 +10581,6 @@
           <w:b/>
         </w:rPr>
         <w:t xml:space="preserve">：</w:t>
-      </w:r>
-      <w:r>
-        <w:rPr>
-          <w:bCs/>
-          <w:b/>
-        </w:rPr>
-        <w:t xml:space="preserve"> </w:t>
       </w:r>
       <w:r>
         <w:t xml:space="preserve">本批只覆盖 1–2 种失败类型，交互项退化的结论【不能】推广到"所有失败类型"</w:t>
@@ -11014,98 +10658,86 @@
         <w:pStyle w:val="BodyText"/>
       </w:pPr>
       <w:r>
-        <w:t xml:space="preserve">⚠️</w:t>
-      </w:r>
-      <w:r>
+        <w:rPr>
+          <w:bCs/>
+          <w:b/>
+        </w:rPr>
+        <w:t xml:space="preserve">这条通道退化的</w:t>
+      </w:r>
+      <w:r>
+        <w:t xml:space="preserve">旧奖励批证据</w:t>
+      </w:r>
+      <w:r>
+        <w:rPr>
+          <w:bCs/>
+          <w:b/>
+        </w:rPr>
+        <w:t xml:space="preserve">（原样照录，出处：底稿《工作包二-理科链路-2026-10-25.md》§2.3）</w:t>
+      </w:r>
+      <w:r>
+        <w:t xml:space="preserve">：</w:t>
+      </w:r>
+      <w:r>
+        <w:rPr>
+          <w:bCs/>
+          <w:b/>
+        </w:rPr>
+        <w:t xml:space="preserve">训练读数里失败类型分布是</w:t>
+      </w:r>
+      <w:r>
+        <w:rPr>
+          <w:bCs/>
+          <w:b/>
+        </w:rPr>
         <w:t xml:space="preserve"> </w:t>
       </w:r>
       <w:r>
         <w:rPr>
-          <w:bCs/>
-          <w:b/>
-        </w:rPr>
-        <w:t xml:space="preserve">这条通道退化的</w:t>
-      </w:r>
-      <w:r>
-        <w:t xml:space="preserve">旧奖励批证据</w:t>
-      </w:r>
-      <w:r>
-        <w:rPr>
-          <w:bCs/>
-          <w:b/>
-        </w:rPr>
-        <w:t xml:space="preserve">（原样照录，出处：底稿《工作包二-理科链路-2026-10-25.md》§2.3）</w:t>
+          <w:rStyle w:val="VerbatimChar"/>
+          <w:bCs/>
+          <w:b/>
+        </w:rPr>
+        <w:t xml:space="preserve">{'conflict': 24}</w:t>
+      </w:r>
+      <w:r>
+        <w:rPr>
+          <w:bCs/>
+          <w:b/>
+        </w:rPr>
+        <w:t xml:space="preserve">，100% 是冲突</w:t>
+      </w:r>
+      <w:r>
+        <w:t xml:space="preserve">，</w:t>
+      </w:r>
+      <w:r>
+        <w:rPr>
+          <w:bCs/>
+          <w:b/>
+        </w:rPr>
+        <w:t xml:space="preserve">陷阱／宽度类信号根本没出现</w:t>
+      </w:r>
+      <w:r>
+        <w:t xml:space="preserve">，</w:t>
+      </w:r>
+      <w:r>
+        <w:rPr>
+          <w:bCs/>
+          <w:b/>
+        </w:rPr>
+        <w:t xml:space="preserve">演化机制实际等于只有一条通路</w:t>
+      </w:r>
+      <w:r>
+        <w:t xml:space="preserve">，</w:t>
+      </w:r>
+      <w:r>
+        <w:rPr>
+          <w:bCs/>
+          <w:b/>
+        </w:rPr>
+        <w:t xml:space="preserve">否证条件</w:t>
       </w:r>
       <w:r>
         <w:t xml:space="preserve">：</w:t>
-      </w:r>
-      <w:r>
-        <w:t xml:space="preserve"> </w:t>
-      </w:r>
-      <w:r>
-        <w:rPr>
-          <w:bCs/>
-          <w:b/>
-        </w:rPr>
-        <w:t xml:space="preserve">训练读数里失败类型分布是</w:t>
-      </w:r>
-      <w:r>
-        <w:rPr>
-          <w:bCs/>
-          <w:b/>
-        </w:rPr>
-        <w:t xml:space="preserve"> </w:t>
-      </w:r>
-      <w:r>
-        <w:rPr>
-          <w:rStyle w:val="VerbatimChar"/>
-          <w:bCs/>
-          <w:b/>
-        </w:rPr>
-        <w:t xml:space="preserve">{'conflict': 24}</w:t>
-      </w:r>
-      <w:r>
-        <w:rPr>
-          <w:bCs/>
-          <w:b/>
-        </w:rPr>
-        <w:t xml:space="preserve">，100% 是冲突</w:t>
-      </w:r>
-      <w:r>
-        <w:t xml:space="preserve">，</w:t>
-      </w:r>
-      <w:r>
-        <w:rPr>
-          <w:bCs/>
-          <w:b/>
-        </w:rPr>
-        <w:t xml:space="preserve">陷阱／宽度类信号根本没出现</w:t>
-      </w:r>
-      <w:r>
-        <w:t xml:space="preserve">，</w:t>
-      </w:r>
-      <w:r>
-        <w:rPr>
-          <w:bCs/>
-          <w:b/>
-        </w:rPr>
-        <w:t xml:space="preserve">演化机制实际等于只有一条通路</w:t>
-      </w:r>
-      <w:r>
-        <w:t xml:space="preserve">，</w:t>
-      </w:r>
-      <w:r>
-        <w:rPr>
-          <w:bCs/>
-          <w:b/>
-        </w:rPr>
-        <w:t xml:space="preserve">否证条件</w:t>
-      </w:r>
-      <w:r>
-        <w:t xml:space="preserve">：</w:t>
-      </w:r>
-      <w:r>
-        <w:t xml:space="preserve"> </w:t>
       </w:r>
       <w:r>
         <w:rPr>
@@ -11339,12 +10971,6 @@
       <w:pPr>
         <w:pStyle w:val="FirstParagraph"/>
       </w:pPr>
-      <w:r>
-        <w:t xml:space="preserve">⚠️</w:t>
-      </w:r>
-      <w:r>
-        <w:t xml:space="preserve"> </w:t>
-      </w:r>
       <w:r>
         <w:rPr>
           <w:bCs/>
@@ -11387,9 +11013,6 @@
         <w:t xml:space="preserve">）：</w:t>
       </w:r>
       <w:r>
-        <w:t xml:space="preserve"> </w:t>
-      </w:r>
-      <w:r>
         <w:rPr>
           <w:bCs/>
           <w:b/>
@@ -11509,9 +11132,6 @@
         <w:t xml:space="preserve">：</w:t>
       </w:r>
       <w:r>
-        <w:t xml:space="preserve"> </w:t>
-      </w:r>
-      <w:r>
         <w:rPr>
           <w:bCs/>
           <w:b/>
@@ -11796,6 +11416,24 @@
         <w:t xml:space="preserve">：</w:t>
       </w:r>
       <w:r>
+        <w:t xml:space="preserve">§3.1 的主命题在【机制层】（通道必须存在）由代码保证</w:t>
+      </w:r>
+      <w:r>
+        <w:rPr>
+          <w:bCs/>
+          <w:b/>
+        </w:rPr>
+        <w:t xml:space="preserve">（</w:t>
+      </w:r>
+      <w:r>
+        <w:rPr>
+          <w:rStyle w:val="VerbatimChar"/>
+          <w:bCs/>
+          <w:b/>
+        </w:rPr>
+        <w:t xml:space="preserve">score_spec</w:t>
+      </w:r>
+      <w:r>
         <w:rPr>
           <w:bCs/>
           <w:b/>
@@ -11803,14 +11441,18 @@
         <w:t xml:space="preserve"> </w:t>
       </w:r>
       <w:r>
-        <w:t xml:space="preserve">§3.1 的主命题在【机制层】（通道必须存在）由代码保证</w:t>
-      </w:r>
-      <w:r>
-        <w:rPr>
-          <w:bCs/>
-          <w:b/>
-        </w:rPr>
-        <w:t xml:space="preserve">（</w:t>
+        <w:rPr>
+          <w:bCs/>
+          <w:b/>
+        </w:rPr>
+        <w:t xml:space="preserve">里只有</w:t>
+      </w:r>
+      <w:r>
+        <w:rPr>
+          <w:bCs/>
+          <w:b/>
+        </w:rPr>
+        <w:t xml:space="preserve"> </w:t>
       </w:r>
       <w:r>
         <w:rPr>
@@ -11818,7 +11460,7 @@
           <w:bCs/>
           <w:b/>
         </w:rPr>
-        <w:t xml:space="preserve">score_spec</w:t>
+        <w:t xml:space="preserve">m</w:t>
       </w:r>
       <w:r>
         <w:rPr>
@@ -11832,7 +11474,7 @@
           <w:bCs/>
           <w:b/>
         </w:rPr>
-        <w:t xml:space="preserve">里只有</w:t>
+        <w:t xml:space="preserve">一项随</w:t>
       </w:r>
       <w:r>
         <w:rPr>
@@ -11847,7 +11489,7 @@
           <w:bCs/>
           <w:b/>
         </w:rPr>
-        <w:t xml:space="preserve">m</w:t>
+        <w:t xml:space="preserve">failure_kind</w:t>
       </w:r>
       <w:r>
         <w:rPr>
@@ -11861,43 +11503,7 @@
           <w:bCs/>
           <w:b/>
         </w:rPr>
-        <w:t xml:space="preserve">一项随</w:t>
-      </w:r>
-      <w:r>
-        <w:rPr>
-          <w:bCs/>
-          <w:b/>
-        </w:rPr>
-        <w:t xml:space="preserve"> </w:t>
-      </w:r>
-      <w:r>
-        <w:rPr>
-          <w:rStyle w:val="VerbatimChar"/>
-          <w:bCs/>
-          <w:b/>
-        </w:rPr>
-        <w:t xml:space="preserve">failure_kind</w:t>
-      </w:r>
-      <w:r>
-        <w:rPr>
-          <w:bCs/>
-          <w:b/>
-        </w:rPr>
-        <w:t xml:space="preserve"> </w:t>
-      </w:r>
-      <w:r>
-        <w:rPr>
-          <w:bCs/>
-          <w:b/>
-        </w:rPr>
         <w:t xml:space="preserve">变），</w:t>
-      </w:r>
-      <w:r>
-        <w:rPr>
-          <w:bCs/>
-          <w:b/>
-        </w:rPr>
-        <w:t xml:space="preserve"> </w:t>
       </w:r>
       <w:r>
         <w:t xml:space="preserve">§3.2 在【产物层】（通道有没有被打开）由数据给出</w:t>
@@ -11932,19 +11538,12 @@
         <w:t xml:space="preserve">：</w:t>
       </w:r>
       <w:r>
-        <w:rPr>
-          <w:bCs/>
-          <w:b/>
-        </w:rPr>
+        <w:t xml:space="preserve">本节全部读数来自仓内两个</w:t>
+      </w:r>
+      <w:r>
         <w:t xml:space="preserve"> </w:t>
       </w:r>
       <w:r>
-        <w:t xml:space="preserve">本节全部读数来自仓内两个</w:t>
-      </w:r>
-      <w:r>
-        <w:t xml:space="preserve"> </w:t>
-      </w:r>
-      <w:r>
         <w:rPr>
           <w:rStyle w:val="VerbatimChar"/>
         </w:rPr>
@@ -11959,13 +11558,6 @@
           <w:b/>
         </w:rPr>
         <w:t xml:space="preserve">，</w:t>
-      </w:r>
-      <w:r>
-        <w:rPr>
-          <w:bCs/>
-          <w:b/>
-        </w:rPr>
-        <w:t xml:space="preserve"> </w:t>
       </w:r>
       <w:r>
         <w:t xml:space="preserve">不依赖任何"修复前代码"的可核性</w:t>
@@ -12004,9 +11596,6 @@
       </w:r>
       <w:r>
         <w:t xml:space="preserve">：</w:t>
-      </w:r>
-      <w:r>
-        <w:t xml:space="preserve"> </w:t>
       </w:r>
       <w:r>
         <w:rPr>
@@ -12247,24 +11836,21 @@
         <w:t xml:space="preserve">：</w:t>
       </w:r>
       <w:r>
+        <w:rPr>
+          <w:bCs/>
+          <w:b/>
+        </w:rPr>
+        <w:t xml:space="preserve">改写后的奖励批里，跨槽位矛盾对数的中位仍然是</w:t>
+      </w:r>
+      <w:r>
+        <w:rPr>
+          <w:bCs/>
+          <w:b/>
+        </w:rPr>
         <w:t xml:space="preserve"> </w:t>
       </w:r>
       <w:r>
         <w:rPr>
-          <w:bCs/>
-          <w:b/>
-        </w:rPr>
-        <w:t xml:space="preserve">改写后的奖励批里，跨槽位矛盾对数的中位仍然是</w:t>
-      </w:r>
-      <w:r>
-        <w:rPr>
-          <w:bCs/>
-          <w:b/>
-        </w:rPr>
-        <w:t xml:space="preserve"> </w:t>
-      </w:r>
-      <w:r>
-        <w:rPr>
           <w:rStyle w:val="VerbatimChar"/>
           <w:bCs/>
           <w:b/>
@@ -12273,9 +11859,6 @@
       </w:r>
       <w:r>
         <w:t xml:space="preserve">；</w:t>
-      </w:r>
-      <w:r>
-        <w:t xml:space="preserve"> </w:t>
       </w:r>
       <w:r>
         <w:rPr>
@@ -12737,9 +12320,6 @@
               <w:t xml:space="preserve">；</w:t>
             </w:r>
             <w:r>
-              <w:t xml:space="preserve"> </w:t>
-            </w:r>
-            <w:r>
               <w:rPr>
                 <w:bCs/>
                 <w:b/>
@@ -12748,9 +12328,6 @@
             </w:r>
             <w:r>
               <w:t xml:space="preserve">：</w:t>
-            </w:r>
-            <w:r>
-              <w:t xml:space="preserve"> </w:t>
             </w:r>
             <w:r>
               <w:rPr>
@@ -12944,59 +12521,53 @@
         <w:t xml:space="preserve">：</w:t>
       </w:r>
       <w:r>
+        <w:rPr>
+          <w:bCs/>
+          <w:b/>
+        </w:rPr>
+        <w:t xml:space="preserve">把"学习有没有发生"从"读日志"变成"读三个可复算的量"</w:t>
+      </w:r>
+      <w:r>
+        <w:t xml:space="preserve">，</w:t>
+      </w:r>
+      <w:r>
+        <w:rPr>
+          <w:bCs/>
+          <w:b/>
+        </w:rPr>
+        <w:t xml:space="preserve">与 §2.2 的</w:t>
+      </w:r>
+      <w:r>
+        <w:rPr>
+          <w:bCs/>
+          <w:b/>
+        </w:rPr>
         <w:t xml:space="preserve"> </w:t>
       </w:r>
       <w:r>
         <w:rPr>
-          <w:bCs/>
-          <w:b/>
-        </w:rPr>
-        <w:t xml:space="preserve">把"学习有没有发生"从"读日志"变成"读三个可复算的量"</w:t>
+          <w:rStyle w:val="VerbatimChar"/>
+          <w:bCs/>
+          <w:b/>
+        </w:rPr>
+        <w:t xml:space="preserve">w=0</w:t>
+      </w:r>
+      <w:r>
+        <w:rPr>
+          <w:bCs/>
+          <w:b/>
+        </w:rPr>
+        <w:t xml:space="preserve"> </w:t>
+      </w:r>
+      <w:r>
+        <w:rPr>
+          <w:bCs/>
+          <w:b/>
+        </w:rPr>
+        <w:t xml:space="preserve">均匀分布基线配合</w:t>
       </w:r>
       <w:r>
         <w:t xml:space="preserve">，</w:t>
-      </w:r>
-      <w:r>
-        <w:rPr>
-          <w:bCs/>
-          <w:b/>
-        </w:rPr>
-        <w:t xml:space="preserve">与 §2.2 的</w:t>
-      </w:r>
-      <w:r>
-        <w:rPr>
-          <w:bCs/>
-          <w:b/>
-        </w:rPr>
-        <w:t xml:space="preserve"> </w:t>
-      </w:r>
-      <w:r>
-        <w:rPr>
-          <w:rStyle w:val="VerbatimChar"/>
-          <w:bCs/>
-          <w:b/>
-        </w:rPr>
-        <w:t xml:space="preserve">w=0</w:t>
-      </w:r>
-      <w:r>
-        <w:rPr>
-          <w:bCs/>
-          <w:b/>
-        </w:rPr>
-        <w:t xml:space="preserve"> </w:t>
-      </w:r>
-      <w:r>
-        <w:rPr>
-          <w:bCs/>
-          <w:b/>
-        </w:rPr>
-        <w:t xml:space="preserve">均匀分布基线配合</w:t>
-      </w:r>
-      <w:r>
-        <w:t xml:space="preserve">，</w:t>
-      </w:r>
-      <w:r>
-        <w:t xml:space="preserve"> </w:t>
       </w:r>
       <w:r>
         <w:rPr>
@@ -13050,9 +12621,6 @@
       </w:r>
       <w:r>
         <w:t xml:space="preserve">：</w:t>
-      </w:r>
-      <w:r>
-        <w:t xml:space="preserve"> </w:t>
       </w:r>
       <w:r>
         <w:rPr>
@@ -13285,12 +12853,6 @@
               <w:t xml:space="preserve"> </w:t>
             </w:r>
             <w:r>
-              <w:t xml:space="preserve">⚠️</w:t>
-            </w:r>
-            <w:r>
-              <w:t xml:space="preserve"> </w:t>
-            </w:r>
-            <w:r>
               <w:rPr>
                 <w:bCs/>
                 <w:b/>
@@ -13487,9 +13049,6 @@
       </w:r>
       <w:r>
         <w:t xml:space="preserve">）；</w:t>
-      </w:r>
-      <w:r>
-        <w:t xml:space="preserve"> </w:t>
       </w:r>
       <w:r>
         <w:rPr>
@@ -14078,9 +13637,6 @@
         <w:t xml:space="preserve">；</w:t>
       </w:r>
       <w:r>
-        <w:t xml:space="preserve"> </w:t>
-      </w:r>
-      <w:r>
         <w:rPr>
           <w:bCs/>
           <w:b/>
@@ -14130,9 +13686,6 @@
       </w:r>
       <w:r>
         <w:t xml:space="preserve">；</w:t>
-      </w:r>
-      <w:r>
-        <w:t xml:space="preserve"> </w:t>
       </w:r>
       <w:r>
         <w:rPr>
@@ -14543,9 +14096,6 @@
               <w:t xml:space="preserve">配对差中位数与"为正题数"由底稿分析层给出；</w:t>
             </w:r>
             <w:r>
-              <w:t xml:space="preserve"> </w:t>
-            </w:r>
-            <w:r>
               <w:rPr>
                 <w:bCs/>
                 <w:b/>
@@ -14608,9 +14158,6 @@
             </w:r>
             <w:r>
               <w:t xml:space="preserve">；</w:t>
-            </w:r>
-            <w:r>
-              <w:t xml:space="preserve"> </w:t>
             </w:r>
             <w:r>
               <w:rPr>
@@ -14866,9 +14413,6 @@
               <w:t xml:space="preserve">；</w:t>
             </w:r>
             <w:r>
-              <w:t xml:space="preserve"> </w:t>
-            </w:r>
-            <w:r>
               <w:rPr>
                 <w:bCs/>
                 <w:b/>
@@ -15125,9 +14669,6 @@
               <w:t xml:space="preserve">；</w:t>
             </w:r>
             <w:r>
-              <w:t xml:space="preserve"> </w:t>
-            </w:r>
-            <w:r>
               <w:rPr>
                 <w:bCs/>
                 <w:b/>
@@ -15251,12 +14792,6 @@
               <w:jc w:val="left"/>
             </w:pPr>
             <w:r>
-              <w:t xml:space="preserve">⚠️</w:t>
-            </w:r>
-            <w:r>
-              <w:t xml:space="preserve"> </w:t>
-            </w:r>
-            <w:r>
               <w:rPr>
                 <w:bCs/>
                 <w:b/>
@@ -15275,9 +14810,6 @@
             </w:r>
             <w:r>
               <w:t xml:space="preserve">（禁写清单 ⑫）；</w:t>
-            </w:r>
-            <w:r>
-              <w:t xml:space="preserve"> </w:t>
             </w:r>
             <w:r>
               <w:rPr>
@@ -15696,9 +15228,6 @@
         <w:t xml:space="preserve">：</w:t>
       </w:r>
       <w:r>
-        <w:t xml:space="preserve"> </w:t>
-      </w:r>
-      <w:r>
         <w:rPr>
           <w:bCs/>
           <w:b/>
@@ -15719,9 +15248,6 @@
       </w:r>
       <w:r>
         <w:t xml:space="preserve">：</w:t>
-      </w:r>
-      <w:r>
-        <w:t xml:space="preserve"> </w:t>
       </w:r>
       <w:r>
         <w:rPr>
@@ -16367,9 +15893,6 @@
         <w:t xml:space="preserve">：</w:t>
       </w:r>
       <w:r>
-        <w:t xml:space="preserve"> </w:t>
-      </w:r>
-      <w:r>
         <w:rPr>
           <w:bCs/>
           <w:b/>
@@ -16404,12 +15927,6 @@
       <w:pPr>
         <w:pStyle w:val="FirstParagraph"/>
       </w:pPr>
-      <w:r>
-        <w:t xml:space="preserve">⚠️</w:t>
-      </w:r>
-      <w:r>
-        <w:t xml:space="preserve"> </w:t>
-      </w:r>
       <w:r>
         <w:rPr>
           <w:bCs/>
@@ -16453,9 +15970,6 @@
         <w:t xml:space="preserve">抽取所有数字与条号建立索引"，</w:t>
       </w:r>
       <w:r>
-        <w:t xml:space="preserve"> </w:t>
-      </w:r>
-      <w:r>
         <w:rPr>
           <w:bCs/>
           <w:b/>
@@ -16474,9 +15988,6 @@
       </w:r>
       <w:r>
         <w:t xml:space="preserve">；给了说明书（"只能看到问题本身；能做的只有多次独立生成／要求互不相同／自检／先列提纲"）后，</w:t>
-      </w:r>
-      <w:r>
-        <w:t xml:space="preserve"> </w:t>
       </w:r>
       <w:r>
         <w:rPr>
@@ -16511,9 +16022,6 @@
         <w:t xml:space="preserve">—— 首版诊断报了"依据含 19 个数字，答案从未提到 16 个"，</w:t>
       </w:r>
       <w:r>
-        <w:t xml:space="preserve"> </w:t>
-      </w:r>
-      <w:r>
         <w:rPr>
           <w:bCs/>
           <w:b/>
@@ -16538,12 +16046,6 @@
       <w:pPr>
         <w:pStyle w:val="FirstParagraph"/>
       </w:pPr>
-      <w:r>
-        <w:t xml:space="preserve">⚠️</w:t>
-      </w:r>
-      <w:r>
-        <w:t xml:space="preserve"> </w:t>
-      </w:r>
       <w:r>
         <w:rPr>
           <w:bCs/>
@@ -16584,9 +16086,6 @@
         <w:t xml:space="preserve">；</w:t>
       </w:r>
       <w:r>
-        <w:t xml:space="preserve"> </w:t>
-      </w:r>
-      <w:r>
         <w:rPr>
           <w:bCs/>
           <w:b/>
@@ -16595,9 +16094,6 @@
       </w:r>
       <w:r>
         <w:t xml:space="preserve">：</w:t>
-      </w:r>
-      <w:r>
-        <w:t xml:space="preserve"> </w:t>
       </w:r>
       <w:r>
         <w:rPr>
@@ -16706,6 +16202,16 @@
         <w:t xml:space="preserve">【待取证 T-L3-01】</w:t>
       </w:r>
       <w:r>
+        <w:rPr>
+          <w:bCs/>
+          <w:b/>
+        </w:rPr>
+        <w:t xml:space="preserve">本批的留出题数在底稿内部有两个口径</w:t>
+      </w:r>
+      <w:r>
+        <w:t xml:space="preserve">： §1 的表头写"留出题</w:t>
+      </w:r>
+      <w:r>
         <w:t xml:space="preserve"> </w:t>
       </w:r>
       <w:r>
@@ -16713,15 +16219,44 @@
           <w:bCs/>
           <w:b/>
         </w:rPr>
-        <w:t xml:space="preserve">本批的留出题数在底稿内部有两个口径</w:t>
-      </w:r>
-      <w:r>
-        <w:t xml:space="preserve">： §1 的表头写"留出题</w:t>
+        <w:t xml:space="preserve">4</w:t>
       </w:r>
       <w:r>
         <w:t xml:space="preserve"> </w:t>
       </w:r>
       <w:r>
+        <w:t xml:space="preserve">道"， §5／§6.3 写"留出集</w:t>
+      </w:r>
+      <w:r>
+        <w:t xml:space="preserve"> </w:t>
+      </w:r>
+      <w:r>
+        <w:rPr>
+          <w:bCs/>
+          <w:b/>
+        </w:rPr>
+        <w:t xml:space="preserve">3</w:t>
+      </w:r>
+      <w:r>
+        <w:t xml:space="preserve"> </w:t>
+      </w:r>
+      <w:r>
+        <w:t xml:space="preserve">题、每题 2 重复"，</w:t>
+      </w:r>
+      <w:r>
+        <w:rPr>
+          <w:bCs/>
+          <w:b/>
+        </w:rPr>
+        <w:t xml:space="preserve">本文按"4 个臂全部不可行"这个读法引用</w:t>
+      </w:r>
+      <w:r>
+        <w:t xml:space="preserve">（臂的个数是</w:t>
+      </w:r>
+      <w:r>
+        <w:t xml:space="preserve"> </w:t>
+      </w:r>
+      <w:r>
         <w:rPr>
           <w:bCs/>
           <w:b/>
@@ -16729,52 +16264,7 @@
         <w:t xml:space="preserve">4</w:t>
       </w:r>
       <w:r>
-        <w:t xml:space="preserve"> </w:t>
-      </w:r>
-      <w:r>
-        <w:t xml:space="preserve">道"， §5／§6.3 写"留出集</w:t>
-      </w:r>
-      <w:r>
-        <w:t xml:space="preserve"> </w:t>
-      </w:r>
-      <w:r>
-        <w:rPr>
-          <w:bCs/>
-          <w:b/>
-        </w:rPr>
-        <w:t xml:space="preserve">3</w:t>
-      </w:r>
-      <w:r>
-        <w:t xml:space="preserve"> </w:t>
-      </w:r>
-      <w:r>
-        <w:t xml:space="preserve">题、每题 2 重复"，</w:t>
-      </w:r>
-      <w:r>
-        <w:rPr>
-          <w:bCs/>
-          <w:b/>
-        </w:rPr>
-        <w:t xml:space="preserve">本文按"4 个臂全部不可行"这个读法引用</w:t>
-      </w:r>
-      <w:r>
-        <w:t xml:space="preserve">（臂的个数是</w:t>
-      </w:r>
-      <w:r>
-        <w:t xml:space="preserve"> </w:t>
-      </w:r>
-      <w:r>
-        <w:rPr>
-          <w:bCs/>
-          <w:b/>
-        </w:rPr>
-        <w:t xml:space="preserve">4</w:t>
-      </w:r>
-      <w:r>
         <w:t xml:space="preserve">，与两个口径都不冲突），</w:t>
-      </w:r>
-      <w:r>
-        <w:t xml:space="preserve"> </w:t>
       </w:r>
       <w:r>
         <w:rPr>
@@ -16827,25 +16317,22 @@
         <w:t xml:space="preserve">：</w:t>
       </w:r>
       <w:r>
+        <w:rPr>
+          <w:bCs/>
+          <w:b/>
+        </w:rPr>
+        <w:t xml:space="preserve">"架构能不能是学习产物"</w:t>
+      </w:r>
+      <w:r>
         <w:t xml:space="preserve"> </w:t>
       </w:r>
       <w:r>
-        <w:rPr>
-          <w:bCs/>
-          <w:b/>
-        </w:rPr>
-        <w:t xml:space="preserve">"架构能不能是学习产物"</w:t>
+        <w:t xml:space="preserve">——</w:t>
       </w:r>
       <w:r>
         <w:t xml:space="preserve"> </w:t>
       </w:r>
       <w:r>
-        <w:t xml:space="preserve">——</w:t>
-      </w:r>
-      <w:r>
-        <w:t xml:space="preserve"> </w:t>
-      </w:r>
-      <w:r>
         <w:rPr>
           <w:bCs/>
           <w:b/>
@@ -16854,9 +16341,6 @@
       </w:r>
       <w:r>
         <w:t xml:space="preserve">（底稿原话：</w:t>
-      </w:r>
-      <w:r>
-        <w:t xml:space="preserve"> </w:t>
       </w:r>
       <w:r>
         <w:rPr>
@@ -16930,9 +16414,6 @@
         <w:t xml:space="preserve">一份完整答案），</w:t>
       </w:r>
       <w:r>
-        <w:t xml:space="preserve"> </w:t>
-      </w:r>
-      <w:r>
         <w:rPr>
           <w:bCs/>
           <w:b/>
@@ -17061,24 +16542,21 @@
         <w:t xml:space="preserve">；</w:t>
       </w:r>
       <w:r>
+        <w:rPr>
+          <w:bCs/>
+          <w:b/>
+        </w:rPr>
+        <w:t xml:space="preserve">唯一接触 oracle 的是</w:t>
+      </w:r>
+      <w:r>
+        <w:rPr>
+          <w:bCs/>
+          <w:b/>
+        </w:rPr>
         <w:t xml:space="preserve"> </w:t>
       </w:r>
       <w:r>
         <w:rPr>
-          <w:bCs/>
-          <w:b/>
-        </w:rPr>
-        <w:t xml:space="preserve">唯一接触 oracle 的是</w:t>
-      </w:r>
-      <w:r>
-        <w:rPr>
-          <w:bCs/>
-          <w:b/>
-        </w:rPr>
-        <w:t xml:space="preserve"> </w:t>
-      </w:r>
-      <w:r>
-        <w:rPr>
           <w:rStyle w:val="VerbatimChar"/>
           <w:bCs/>
           <w:b/>
@@ -17089,9 +16567,6 @@
         <w:t xml:space="preserve">，</w:t>
       </w:r>
       <w:r>
-        <w:t xml:space="preserve"> </w:t>
-      </w:r>
-      <w:r>
         <w:rPr>
           <w:bCs/>
           <w:b/>
@@ -17100,9 +16575,6 @@
       </w:r>
       <w:r>
         <w:t xml:space="preserve">；操作集刻意分两类：</w:t>
-      </w:r>
-      <w:r>
-        <w:t xml:space="preserve"> </w:t>
       </w:r>
       <w:r>
         <w:rPr>
@@ -17192,9 +16664,6 @@
         <w:t xml:space="preserve">：</w:t>
       </w:r>
       <w:r>
-        <w:t xml:space="preserve"> </w:t>
-      </w:r>
-      <w:r>
         <w:rPr>
           <w:bCs/>
           <w:b/>
@@ -17203,9 +16672,6 @@
       </w:r>
       <w:r>
         <w:t xml:space="preserve">（只看当前节点与本分支历史，</w:t>
-      </w:r>
-      <w:r>
-        <w:t xml:space="preserve"> </w:t>
       </w:r>
       <w:r>
         <w:rPr>
@@ -17354,9 +16820,6 @@
         <w:t xml:space="preserve">：</w:t>
       </w:r>
       <w:r>
-        <w:t xml:space="preserve"> </w:t>
-      </w:r>
-      <w:r>
         <w:rPr>
           <w:bCs/>
           <w:b/>
@@ -17375,9 +16838,6 @@
       </w:r>
       <w:r>
         <w:t xml:space="preserve">，</w:t>
-      </w:r>
-      <w:r>
-        <w:t xml:space="preserve"> </w:t>
       </w:r>
       <w:r>
         <w:rPr>
@@ -17395,139 +16855,127 @@
         <w:pStyle w:val="FirstParagraph"/>
       </w:pPr>
       <w:r>
-        <w:t xml:space="preserve">⚠️</w:t>
+        <w:rPr>
+          <w:bCs/>
+          <w:b/>
+        </w:rPr>
+        <w:t xml:space="preserve">读法边界（必须先读这一条再看下面的表）</w:t>
+      </w:r>
+      <w:r>
+        <w:t xml:space="preserve">：</w:t>
+      </w:r>
+      <w:r>
+        <w:rPr>
+          <w:bCs/>
+          <w:b/>
+        </w:rPr>
+        <w:t xml:space="preserve">本节读数与 §5.1 的致命 bug 的先后关系尚未澄清（【待取证 T-L3-04】）</w:t>
+      </w:r>
+      <w:r>
+        <w:t xml:space="preserve">，</w:t>
+      </w:r>
+      <w:r>
+        <w:rPr>
+          <w:bCs/>
+          <w:b/>
+        </w:rPr>
+        <w:t xml:space="preserve">在澄清之前，本节读数按【未测】读</w:t>
+      </w:r>
+      <w:r>
+        <w:t xml:space="preserve">，</w:t>
+      </w:r>
+      <w:r>
+        <w:rPr>
+          <w:bCs/>
+          <w:b/>
+        </w:rPr>
+        <w:t xml:space="preserve">这不是"已证有 bug 所以读数无效"，也不是"已证无 bug 所以读数有效"</w:t>
+      </w:r>
+      <w:r>
+        <w:t xml:space="preserve">（</w:t>
+      </w:r>
+      <w:r>
+        <w:rPr>
+          <w:bCs/>
+          <w:b/>
+        </w:rPr>
+        <w:t xml:space="preserve">两者都还没证</w:t>
+      </w:r>
+      <w:r>
+        <w:t xml:space="preserve">），</w:t>
+      </w:r>
+      <w:r>
+        <w:rPr>
+          <w:bCs/>
+          <w:b/>
+        </w:rPr>
+        <w:t xml:space="preserve">读数仍在（不删）、结论句也仍在（不撤），但在澄清之前它们【不许被当成支持主张的证据】</w:t>
+      </w:r>
+      <w:r>
+        <w:t xml:space="preserve">，</w:t>
+      </w:r>
+      <w:r>
+        <w:rPr>
+          <w:bCs/>
+          <w:b/>
+        </w:rPr>
+        <w:t xml:space="preserve">要补的是那份批的产出时间戳与操作直方图</w:t>
+      </w:r>
+      <w:r>
+        <w:t xml:space="preserve">（</w:t>
+      </w:r>
+      <w:r>
+        <w:rPr>
+          <w:bCs/>
+          <w:b/>
+        </w:rPr>
+        <w:t xml:space="preserve">零 API</w:t>
+      </w:r>
+      <w:r>
+        <w:t xml:space="preserve">：公开仓</w:t>
       </w:r>
       <w:r>
         <w:t xml:space="preserve"> </w:t>
       </w:r>
       <w:r>
         <w:rPr>
-          <w:bCs/>
-          <w:b/>
-        </w:rPr>
-        <w:t xml:space="preserve">读法边界（必须先读这一条再看下面的表）</w:t>
+          <w:rStyle w:val="VerbatimChar"/>
+        </w:rPr>
+        <w:t xml:space="preserve">docs/REPORT-ARCHLEARN-2026-10-19.md</w:t>
+      </w:r>
+      <w:r>
+        <w:t xml:space="preserve"> </w:t>
+      </w:r>
+      <w:r>
+        <w:t xml:space="preserve">的产出时间 ＋ 该批</w:t>
+      </w:r>
+      <w:r>
+        <w:t xml:space="preserve"> </w:t>
+      </w:r>
+      <w:r>
+        <w:rPr>
+          <w:rStyle w:val="VerbatimChar"/>
+        </w:rPr>
+        <w:t xml:space="preserve">runs/</w:t>
+      </w:r>
+      <w:r>
+        <w:t xml:space="preserve"> </w:t>
+      </w:r>
+      <w:r>
+        <w:t xml:space="preserve">原始产物）。</w:t>
+      </w:r>
+      <w:r>
+        <w:t xml:space="preserve"> </w:t>
+      </w:r>
+      <w:r>
+        <w:rPr>
+          <w:bCs/>
+          <w:b/>
+        </w:rPr>
+        <w:t xml:space="preserve">一个尚未定论的旁证（倾向性，不作结论）</w:t>
       </w:r>
       <w:r>
         <w:t xml:space="preserve">：</w:t>
-      </w:r>
-      <w:r>
-        <w:t xml:space="preserve"> </w:t>
-      </w:r>
-      <w:r>
-        <w:rPr>
-          <w:bCs/>
-          <w:b/>
-        </w:rPr>
-        <w:t xml:space="preserve">本节读数与 §5.1 的致命 bug 的先后关系尚未澄清（【待取证 T-L3-04】）</w:t>
-      </w:r>
-      <w:r>
-        <w:t xml:space="preserve">，</w:t>
-      </w:r>
-      <w:r>
-        <w:rPr>
-          <w:bCs/>
-          <w:b/>
-        </w:rPr>
-        <w:t xml:space="preserve">在澄清之前，本节读数按【未测】读</w:t>
-      </w:r>
-      <w:r>
-        <w:t xml:space="preserve">，</w:t>
-      </w:r>
-      <w:r>
-        <w:rPr>
-          <w:bCs/>
-          <w:b/>
-        </w:rPr>
-        <w:t xml:space="preserve">这不是"已证有 bug 所以读数无效"，也不是"已证无 bug 所以读数有效"</w:t>
-      </w:r>
-      <w:r>
-        <w:t xml:space="preserve">（</w:t>
-      </w:r>
-      <w:r>
-        <w:rPr>
-          <w:bCs/>
-          <w:b/>
-        </w:rPr>
-        <w:t xml:space="preserve">两者都还没证</w:t>
-      </w:r>
-      <w:r>
-        <w:t xml:space="preserve">），</w:t>
-      </w:r>
-      <w:r>
-        <w:rPr>
-          <w:bCs/>
-          <w:b/>
-        </w:rPr>
-        <w:t xml:space="preserve">读数仍在（不删）、结论句也仍在（不撤），但在澄清之前它们【不许被当成支持主张的证据】</w:t>
-      </w:r>
-      <w:r>
-        <w:t xml:space="preserve">，</w:t>
-      </w:r>
-      <w:r>
-        <w:rPr>
-          <w:bCs/>
-          <w:b/>
-        </w:rPr>
-        <w:t xml:space="preserve">要补的是那份批的产出时间戳与操作直方图</w:t>
-      </w:r>
-      <w:r>
-        <w:t xml:space="preserve">（</w:t>
-      </w:r>
-      <w:r>
-        <w:rPr>
-          <w:bCs/>
-          <w:b/>
-        </w:rPr>
-        <w:t xml:space="preserve">零 API</w:t>
-      </w:r>
-      <w:r>
-        <w:t xml:space="preserve">：公开仓</w:t>
-      </w:r>
-      <w:r>
-        <w:t xml:space="preserve"> </w:t>
-      </w:r>
-      <w:r>
-        <w:rPr>
-          <w:rStyle w:val="VerbatimChar"/>
-        </w:rPr>
-        <w:t xml:space="preserve">docs/REPORT-ARCHLEARN-2026-10-19.md</w:t>
-      </w:r>
-      <w:r>
-        <w:t xml:space="preserve"> </w:t>
-      </w:r>
-      <w:r>
-        <w:t xml:space="preserve">的产出时间 ＋ 该批</w:t>
-      </w:r>
-      <w:r>
-        <w:t xml:space="preserve"> </w:t>
-      </w:r>
-      <w:r>
-        <w:rPr>
-          <w:rStyle w:val="VerbatimChar"/>
-        </w:rPr>
-        <w:t xml:space="preserve">runs/</w:t>
-      </w:r>
-      <w:r>
-        <w:t xml:space="preserve"> </w:t>
-      </w:r>
-      <w:r>
-        <w:t xml:space="preserve">原始产物）。</w:t>
-      </w:r>
-      <w:r>
-        <w:t xml:space="preserve"> </w:t>
-      </w:r>
-      <w:r>
-        <w:rPr>
-          <w:bCs/>
-          <w:b/>
-        </w:rPr>
-        <w:t xml:space="preserve">一个尚未定论的旁证（倾向性，不作结论）</w:t>
-      </w:r>
-      <w:r>
-        <w:t xml:space="preserve">：</w:t>
-      </w:r>
-      <w:r>
-        <w:t xml:space="preserve"> </w:t>
       </w:r>
       <w:r>
         <w:rPr>
@@ -18105,9 +17553,6 @@
         <w:t xml:space="preserve">）：</w:t>
       </w:r>
       <w:r>
-        <w:t xml:space="preserve"> </w:t>
-      </w:r>
-      <w:r>
         <w:rPr>
           <w:bCs/>
           <w:b/>
@@ -18116,9 +17561,6 @@
       </w:r>
       <w:r>
         <w:t xml:space="preserve">，</w:t>
-      </w:r>
-      <w:r>
-        <w:t xml:space="preserve"> </w:t>
       </w:r>
       <w:r>
         <w:rPr>
@@ -18160,9 +17602,6 @@
         <w:t xml:space="preserve">（底稿原话：</w:t>
       </w:r>
       <w:r>
-        <w:t xml:space="preserve"> </w:t>
-      </w:r>
-      <w:r>
         <w:rPr>
           <w:bCs/>
           <w:b/>
@@ -18217,12 +17656,6 @@
         <w:pStyle w:val="FirstParagraph"/>
       </w:pPr>
       <w:r>
-        <w:t xml:space="preserve">⚠️</w:t>
-      </w:r>
-      <w:r>
-        <w:t xml:space="preserve"> </w:t>
-      </w:r>
-      <w:r>
         <w:rPr>
           <w:bCs/>
           <w:b/>
@@ -18252,9 +17685,6 @@
         <w:t xml:space="preserve">（图执行器 + 14 维局部特征，</w:t>
       </w:r>
       <w:r>
-        <w:t xml:space="preserve"> </w:t>
-      </w:r>
-      <w:r>
         <w:rPr>
           <w:bCs/>
           <w:b/>
@@ -18316,9 +17746,6 @@
         <w:t xml:space="preserve">，</w:t>
       </w:r>
       <w:r>
-        <w:t xml:space="preserve"> </w:t>
-      </w:r>
-      <w:r>
         <w:rPr>
           <w:bCs/>
           <w:b/>
@@ -18348,12 +17775,6 @@
         <w:pStyle w:val="Compact"/>
       </w:pPr>
       <w:r>
-        <w:t xml:space="preserve">⚠️</w:t>
-      </w:r>
-      <w:r>
-        <w:t xml:space="preserve"> </w:t>
-      </w:r>
-      <w:r>
         <w:rPr>
           <w:bCs/>
           <w:b/>
@@ -18362,9 +17783,6 @@
       </w:r>
       <w:r>
         <w:t xml:space="preserve">，</w:t>
-      </w:r>
-      <w:r>
-        <w:t xml:space="preserve"> </w:t>
       </w:r>
       <w:r>
         <w:rPr>
@@ -18421,7 +17839,7 @@
         <w:pStyle w:val="Compact"/>
       </w:pPr>
       <w:r>
-        <w:t xml:space="preserve">⚠️ ** 本节读数按【未测】读时的适用范围</w:t>
+        <w:t xml:space="preserve">** 本节读数按【未测】读时的适用范围</w:t>
       </w:r>
       <w:r>
         <w:rPr>
@@ -18429,13 +17847,6 @@
           <w:b/>
         </w:rPr>
         <w:t xml:space="preserve">：</w:t>
-      </w:r>
-      <w:r>
-        <w:rPr>
-          <w:bCs/>
-          <w:b/>
-        </w:rPr>
-        <w:t xml:space="preserve"> </w:t>
       </w:r>
       <w:r>
         <w:t xml:space="preserve">"矛盾率 33.3% → 0.0%"与"终局奖 −0.47 → +0.27"这两条</w:t>
@@ -18493,9 +17904,6 @@
         <w:t xml:space="preserve">（跨批的连线；</w:t>
       </w:r>
       <w:r>
-        <w:t xml:space="preserve"> </w:t>
-      </w:r>
-      <w:r>
         <w:rPr>
           <w:bCs/>
           <w:b/>
@@ -18514,9 +17922,6 @@
       </w:r>
       <w:r>
         <w:t xml:space="preserve">，</w:t>
-      </w:r>
-      <w:r>
-        <w:t xml:space="preserve"> </w:t>
       </w:r>
       <w:r>
         <w:rPr>
@@ -18566,9 +17971,6 @@
       </w:r>
       <w:r>
         <w:t xml:space="preserve">，</w:t>
-      </w:r>
-      <w:r>
-        <w:t xml:space="preserve"> </w:t>
       </w:r>
       <w:r>
         <w:rPr>
@@ -18821,7 +18223,7 @@
               <w:jc w:val="left"/>
             </w:pPr>
             <w:r>
-              <w:t xml:space="preserve">✅ 已跑批 ·</w:t>
+              <w:t xml:space="preserve">已跑批 ·</w:t>
             </w:r>
             <w:r>
               <w:t xml:space="preserve"> </w:t>
@@ -18930,7 +18332,7 @@
               <w:jc w:val="left"/>
             </w:pPr>
             <w:r>
-              <w:t xml:space="preserve">✅ 已跑批 ·</w:t>
+              <w:t xml:space="preserve">已跑批 ·</w:t>
             </w:r>
             <w:r>
               <w:t xml:space="preserve"> </w:t>
@@ -18954,12 +18356,6 @@
         <w:pStyle w:val="BodyText"/>
       </w:pPr>
       <w:r>
-        <w:t xml:space="preserve">⚠️</w:t>
-      </w:r>
-      <w:r>
-        <w:t xml:space="preserve"> </w:t>
-      </w:r>
-      <w:r>
         <w:rPr>
           <w:bCs/>
           <w:b/>
@@ -18985,12 +18381,6 @@
         <w:pStyle w:val="BodyText"/>
       </w:pPr>
       <w:r>
-        <w:t xml:space="preserve">⚠️</w:t>
-      </w:r>
-      <w:r>
-        <w:t xml:space="preserve"> </w:t>
-      </w:r>
-      <w:r>
         <w:rPr>
           <w:bCs/>
           <w:b/>
@@ -19025,12 +18415,6 @@
       <w:pPr>
         <w:pStyle w:val="BodyText"/>
       </w:pPr>
-      <w:r>
-        <w:t xml:space="preserve">⚠️</w:t>
-      </w:r>
-      <w:r>
-        <w:t xml:space="preserve"> </w:t>
-      </w:r>
       <w:r>
         <w:rPr>
           <w:bCs/>
@@ -19609,12 +18993,6 @@
         <w:pStyle w:val="Compact"/>
       </w:pPr>
       <w:r>
-        <w:t xml:space="preserve">⚠️</w:t>
-      </w:r>
-      <w:r>
-        <w:t xml:space="preserve"> </w:t>
-      </w:r>
-      <w:r>
         <w:rPr>
           <w:bCs/>
           <w:b/>
@@ -19644,12 +19022,6 @@
         <w:pStyle w:val="Compact"/>
       </w:pPr>
       <w:r>
-        <w:t xml:space="preserve">⚠️</w:t>
-      </w:r>
-      <w:r>
-        <w:t xml:space="preserve"> </w:t>
-      </w:r>
-      <w:r>
         <w:rPr>
           <w:bCs/>
           <w:b/>
@@ -19683,12 +19055,6 @@
       <w:pPr>
         <w:pStyle w:val="FirstParagraph"/>
       </w:pPr>
-      <w:r>
-        <w:t xml:space="preserve">⚠️</w:t>
-      </w:r>
-      <w:r>
-        <w:t xml:space="preserve"> </w:t>
-      </w:r>
       <w:r>
         <w:rPr>
           <w:bCs/>
@@ -19917,12 +19283,6 @@
       <w:pPr>
         <w:pStyle w:val="FirstParagraph"/>
       </w:pPr>
-      <w:r>
-        <w:t xml:space="preserve">⚠️</w:t>
-      </w:r>
-      <w:r>
-        <w:t xml:space="preserve"> </w:t>
-      </w:r>
       <w:r>
         <w:rPr>
           <w:bCs/>
@@ -20373,9 +19733,6 @@
               <w:t xml:space="preserve">是（两版同 argmax）</w:t>
             </w:r>
             <w:r>
-              <w:t xml:space="preserve"> </w:t>
-            </w:r>
-            <w:r>
               <w:rPr>
                 <w:bCs/>
                 <w:b/>
@@ -20544,9 +19901,6 @@
               <w:t xml:space="preserve">是（两版同 argmax）</w:t>
             </w:r>
             <w:r>
-              <w:t xml:space="preserve"> </w:t>
-            </w:r>
-            <w:r>
               <w:rPr>
                 <w:bCs/>
                 <w:b/>
@@ -20636,9 +19990,6 @@
             </w:r>
             <w:r>
               <w:t xml:space="preserve">；</w:t>
-            </w:r>
-            <w:r>
-              <w:t xml:space="preserve"> </w:t>
             </w:r>
             <w:r>
               <w:rPr>
@@ -20873,9 +20224,6 @@
         <w:t xml:space="preserve">：</w:t>
       </w:r>
       <w:r>
-        <w:t xml:space="preserve"> </w:t>
-      </w:r>
-      <w:r>
         <w:rPr>
           <w:bCs/>
           <w:b/>
@@ -20962,9 +20310,6 @@
       </w:r>
       <w:r>
         <w:t xml:space="preserve">0）</w:t>
-      </w:r>
-      <w:r>
-        <w:t xml:space="preserve"> </w:t>
       </w:r>
       <w:r>
         <w:rPr>
@@ -21205,25 +20550,41 @@
         <w:pStyle w:val="BodyText"/>
       </w:pPr>
       <w:r>
-        <w:t xml:space="preserve">⚠️</w:t>
+        <w:rPr>
+          <w:bCs/>
+          <w:b/>
+        </w:rPr>
+        <w:t xml:space="preserve">一条必须带的自我更正</w:t>
+      </w:r>
+      <w:r>
+        <w:t xml:space="preserve">（底稿 §6.4.4d 已登记）：合并权重原文把</w:t>
       </w:r>
       <w:r>
         <w:t xml:space="preserve"> </w:t>
       </w:r>
       <w:r>
         <w:rPr>
-          <w:bCs/>
-          <w:b/>
-        </w:rPr>
-        <w:t xml:space="preserve">一条必须带的自我更正</w:t>
-      </w:r>
-      <w:r>
-        <w:t xml:space="preserve">（底稿 §6.4.4d 已登记）：合并权重原文把</w:t>
+          <w:rStyle w:val="VerbatimChar"/>
+        </w:rPr>
+        <w:t xml:space="preserve">nf</w:t>
       </w:r>
       <w:r>
         <w:t xml:space="preserve"> </w:t>
       </w:r>
       <w:r>
+        <w:t xml:space="preserve">这一维读成"少发散"，</w:t>
+      </w:r>
+      <w:r>
+        <w:rPr>
+          <w:bCs/>
+          <w:b/>
+        </w:rPr>
+        <w:t xml:space="preserve">那一条是错的</w:t>
+      </w:r>
+      <w:r>
+        <w:t xml:space="preserve">，</w:t>
+      </w:r>
+      <w:r>
         <w:rPr>
           <w:rStyle w:val="VerbatimChar"/>
         </w:rPr>
@@ -21233,7 +20594,17 @@
         <w:t xml:space="preserve"> </w:t>
       </w:r>
       <w:r>
-        <w:t xml:space="preserve">这一维读成"少发散"，</w:t>
+        <w:t xml:space="preserve">的 argmax 落在</w:t>
+      </w:r>
+      <w:r>
+        <w:rPr>
+          <w:bCs/>
+          <w:b/>
+        </w:rPr>
+        <w:t xml:space="preserve">第 3 档</w:t>
+      </w:r>
+      <w:r>
+        <w:t xml:space="preserve">（−1.3），且</w:t>
       </w:r>
       <w:r>
         <w:t xml:space="preserve"> </w:t>
@@ -21243,122 +20614,87 @@
           <w:bCs/>
           <w:b/>
         </w:rPr>
-        <w:t xml:space="preserve">那一条是错的</w:t>
+        <w:t xml:space="preserve">Top1–Top2 间距仅 0.100</w:t>
       </w:r>
       <w:r>
         <w:t xml:space="preserve">，</w:t>
       </w:r>
       <w:r>
         <w:rPr>
+          <w:bCs/>
+          <w:b/>
+        </w:rPr>
+        <w:t xml:space="preserve">不足以称「学出偏好」</w:t>
+      </w:r>
+      <w:r>
+        <w:t xml:space="preserve">；13 题重训版的 argmax 落在</w:t>
+      </w:r>
+      <w:r>
+        <w:rPr>
+          <w:bCs/>
+          <w:b/>
+        </w:rPr>
+        <w:t xml:space="preserve">第 1 档</w:t>
+      </w:r>
+      <w:r>
+        <w:t xml:space="preserve">（间距</w:t>
+      </w:r>
+      <w:r>
+        <w:t xml:space="preserve"> </w:t>
+      </w:r>
+      <w:r>
+        <w:rPr>
+          <w:bCs/>
+          <w:b/>
+        </w:rPr>
+        <w:t xml:space="preserve">0.083</w:t>
+      </w:r>
+      <w:r>
+        <w:t xml:space="preserve">，</w:t>
+      </w:r>
+      <w:r>
+        <w:rPr>
+          <w:bCs/>
+          <w:b/>
+        </w:rPr>
+        <w:t xml:space="preserve">同样不足 0.15</w:t>
+      </w:r>
+      <w:r>
+        <w:t xml:space="preserve">），</w:t>
+      </w:r>
+      <w:r>
+        <w:rPr>
+          <w:bCs/>
+          <w:b/>
+        </w:rPr>
+        <w:t xml:space="preserve">两版 argmax 不一致</w:t>
+      </w:r>
+      <w:r>
+        <w:t xml:space="preserve">，</w:t>
+      </w:r>
+      <w:r>
+        <w:rPr>
+          <w:bCs/>
+          <w:b/>
+        </w:rPr>
+        <w:t xml:space="preserve">严格结论：</w:t>
+      </w:r>
+      <w:r>
+        <w:rPr>
           <w:rStyle w:val="VerbatimChar"/>
+          <w:bCs/>
+          <w:b/>
         </w:rPr>
         <w:t xml:space="preserve">nf</w:t>
       </w:r>
       <w:r>
+        <w:rPr>
+          <w:bCs/>
+          <w:b/>
+        </w:rPr>
         <w:t xml:space="preserve"> </w:t>
       </w:r>
       <w:r>
-        <w:t xml:space="preserve">的 argmax 落在</w:t>
-      </w:r>
-      <w:r>
-        <w:rPr>
-          <w:bCs/>
-          <w:b/>
-        </w:rPr>
-        <w:t xml:space="preserve">第 3 档</w:t>
-      </w:r>
-      <w:r>
-        <w:t xml:space="preserve">（−1.3），且</w:t>
-      </w:r>
-      <w:r>
-        <w:t xml:space="preserve"> </w:t>
-      </w:r>
-      <w:r>
-        <w:rPr>
-          <w:bCs/>
-          <w:b/>
-        </w:rPr>
-        <w:t xml:space="preserve">Top1–Top2 间距仅 0.100</w:t>
-      </w:r>
-      <w:r>
-        <w:t xml:space="preserve">，</w:t>
-      </w:r>
-      <w:r>
-        <w:rPr>
-          <w:bCs/>
-          <w:b/>
-        </w:rPr>
-        <w:t xml:space="preserve">不足以称「学出偏好」</w:t>
-      </w:r>
-      <w:r>
-        <w:t xml:space="preserve">；13 题重训版的 argmax 落在</w:t>
-      </w:r>
-      <w:r>
-        <w:rPr>
-          <w:bCs/>
-          <w:b/>
-        </w:rPr>
-        <w:t xml:space="preserve">第 1 档</w:t>
-      </w:r>
-      <w:r>
-        <w:t xml:space="preserve">（间距</w:t>
-      </w:r>
-      <w:r>
-        <w:t xml:space="preserve"> </w:t>
-      </w:r>
-      <w:r>
-        <w:rPr>
-          <w:bCs/>
-          <w:b/>
-        </w:rPr>
-        <w:t xml:space="preserve">0.083</w:t>
-      </w:r>
-      <w:r>
-        <w:t xml:space="preserve">，</w:t>
-      </w:r>
-      <w:r>
-        <w:rPr>
-          <w:bCs/>
-          <w:b/>
-        </w:rPr>
-        <w:t xml:space="preserve">同样不足 0.15</w:t>
-      </w:r>
-      <w:r>
-        <w:t xml:space="preserve">），</w:t>
-      </w:r>
-      <w:r>
-        <w:rPr>
-          <w:bCs/>
-          <w:b/>
-        </w:rPr>
-        <w:t xml:space="preserve">两版 argmax 不一致</w:t>
-      </w:r>
-      <w:r>
-        <w:t xml:space="preserve">，</w:t>
-      </w:r>
-      <w:r>
-        <w:rPr>
-          <w:bCs/>
-          <w:b/>
-        </w:rPr>
-        <w:t xml:space="preserve">严格结论：</w:t>
-      </w:r>
-      <w:r>
-        <w:rPr>
-          <w:rStyle w:val="VerbatimChar"/>
-          <w:bCs/>
-          <w:b/>
-        </w:rPr>
-        <w:t xml:space="preserve">nf</w:t>
-      </w:r>
-      <w:r>
-        <w:rPr>
-          <w:bCs/>
-          <w:b/>
-        </w:rPr>
-        <w:t xml:space="preserve"> </w:t>
-      </w:r>
-      <w:r>
         <w:rPr>
           <w:bCs/>
           <w:b/>
@@ -21366,7 +20702,7 @@
         <w:t xml:space="preserve">档位上没有「学出偏好」的证据</w:t>
       </w:r>
       <w:r>
-        <w:t xml:space="preserve">（⚠️ 禁写清单 ⑭）。</w:t>
+        <w:t xml:space="preserve">（禁写清单 ⑭）。</w:t>
       </w:r>
     </w:p>
     <w:p>
@@ -21521,12 +20857,6 @@
       <w:pPr>
         <w:pStyle w:val="BodyText"/>
       </w:pPr>
-      <w:r>
-        <w:t xml:space="preserve">⚠️</w:t>
-      </w:r>
-      <w:r>
-        <w:t xml:space="preserve"> </w:t>
-      </w:r>
       <w:r>
         <w:rPr>
           <w:bCs/>
@@ -22543,12 +21873,6 @@
         <w:pStyle w:val="FirstParagraph"/>
       </w:pPr>
       <w:r>
-        <w:t xml:space="preserve">⚠️</w:t>
-      </w:r>
-      <w:r>
-        <w:t xml:space="preserve"> </w:t>
-      </w:r>
-      <w:r>
         <w:rPr>
           <w:bCs/>
           <w:b/>
@@ -22584,12 +21908,6 @@
         <w:pStyle w:val="BodyText"/>
       </w:pPr>
       <w:r>
-        <w:t xml:space="preserve">⚠️</w:t>
-      </w:r>
-      <w:r>
-        <w:t xml:space="preserve"> </w:t>
-      </w:r>
-      <w:r>
         <w:rPr>
           <w:bCs/>
           <w:b/>
@@ -22682,12 +22000,6 @@
       <w:pPr>
         <w:pStyle w:val="BodyText"/>
       </w:pPr>
-      <w:r>
-        <w:t xml:space="preserve">⚠️</w:t>
-      </w:r>
-      <w:r>
-        <w:t xml:space="preserve"> </w:t>
-      </w:r>
       <w:r>
         <w:rPr>
           <w:rStyle w:val="VerbatimChar"/>
@@ -22894,9 +22206,6 @@
       </w:r>
       <w:r>
         <w:t xml:space="preserve">。</w:t>
-      </w:r>
-      <w:r>
-        <w:t xml:space="preserve"> </w:t>
       </w:r>
       <w:r>
         <w:rPr>
@@ -23530,9 +22839,6 @@
               <w:t xml:space="preserve">第三个训练集；</w:t>
             </w:r>
             <w:r>
-              <w:t xml:space="preserve"> </w:t>
-            </w:r>
-            <w:r>
               <w:rPr>
                 <w:bCs/>
                 <w:b/>
@@ -24708,9 +24014,6 @@
             </w:r>
             <w:r>
               <w:t xml:space="preserve">（旧奖励批）；</w:t>
-            </w:r>
-            <w:r>
-              <w:t xml:space="preserve"> </w:t>
             </w:r>
             <w:r>
               <w:rPr>
@@ -24898,12 +24201,6 @@
         <w:pStyle w:val="BodyText"/>
       </w:pPr>
       <w:r>
-        <w:t xml:space="preserve">⚠️</w:t>
-      </w:r>
-      <w:r>
-        <w:t xml:space="preserve"> </w:t>
-      </w:r>
-      <w:r>
         <w:rPr>
           <w:bCs/>
           <w:b/>
@@ -24942,9 +24239,6 @@
       </w:r>
       <w:r>
         <w:t xml:space="preserve">不是"无效 ／ 等效 ／ 已证明"。</w:t>
-      </w:r>
-      <w:r>
-        <w:t xml:space="preserve"> </w:t>
       </w:r>
       <w:r>
         <w:rPr>
@@ -24990,9 +24284,6 @@
         <w:t xml:space="preserve">：</w:t>
       </w:r>
       <w:r>
-        <w:t xml:space="preserve"> </w:t>
-      </w:r>
-      <w:r>
         <w:rPr>
           <w:bCs/>
           <w:b/>
@@ -25026,13 +24317,6 @@
           <w:b/>
         </w:rPr>
         <w:t xml:space="preserve">：</w:t>
-      </w:r>
-      <w:r>
-        <w:rPr>
-          <w:bCs/>
-          <w:b/>
-        </w:rPr>
-        <w:t xml:space="preserve"> </w:t>
       </w:r>
       <w:r>
         <w:t xml:space="preserve">§5 的每一条缺陷都来自外部材料，而外部材料与本仓的可核程度【不一样】</w:t>
@@ -25324,9 +24608,6 @@
               <w:t xml:space="preserve">）；</w:t>
             </w:r>
             <w:r>
-              <w:t xml:space="preserve"> </w:t>
-            </w:r>
-            <w:r>
               <w:rPr>
                 <w:bCs/>
                 <w:b/>
@@ -25424,13 +24705,6 @@
         <w:t xml:space="preserve">：</w:t>
       </w:r>
       <w:r>
-        <w:rPr>
-          <w:bCs/>
-          <w:b/>
-        </w:rPr>
-        <w:t xml:space="preserve"> </w:t>
-      </w:r>
-      <w:r>
         <w:t xml:space="preserve">§5.1 引的那行缺陷代码</w:t>
       </w:r>
       <w:r>
@@ -25679,13 +24953,6 @@
           <w:b/>
         </w:rPr>
         <w:t xml:space="preserve">：</w:t>
-      </w:r>
-      <w:r>
-        <w:rPr>
-          <w:bCs/>
-          <w:b/>
-        </w:rPr>
-        <w:t xml:space="preserve"> </w:t>
       </w:r>
       <w:r>
         <w:t xml:space="preserve">§5 是【方法论规范】，不是【本篇读数的依据】</w:t>
@@ -25947,9 +25214,6 @@
         <w:t xml:space="preserve">（报告所记）：</w:t>
       </w:r>
       <w:r>
-        <w:t xml:space="preserve"> </w:t>
-      </w:r>
-      <w:r>
         <w:rPr>
           <w:bCs/>
           <w:b/>
@@ -25987,7 +25251,7 @@
         <w:pStyle w:val="BodyText"/>
       </w:pPr>
       <w:r>
-        <w:t xml:space="preserve">⚠️ ** 本节主张的精确形态（证据链断环处）</w:t>
+        <w:t xml:space="preserve">** 本节主张的精确形态（证据链断环处）</w:t>
       </w:r>
       <w:r>
         <w:rPr>
@@ -25997,13 +25261,6 @@
         <w:t xml:space="preserve">：</w:t>
       </w:r>
       <w:r>
-        <w:rPr>
-          <w:bCs/>
-          <w:b/>
-        </w:rPr>
-        <w:t xml:space="preserve"> </w:t>
-      </w:r>
-      <w:r>
         <w:t xml:space="preserve">本节主张的是「当时那批的日志报告所记载的缺陷」</w:t>
       </w:r>
       <w:r>
@@ -26012,13 +25269,6 @@
           <w:b/>
         </w:rPr>
         <w:t xml:space="preserve">，</w:t>
-      </w:r>
-      <w:r>
-        <w:rPr>
-          <w:bCs/>
-          <w:b/>
-        </w:rPr>
-        <w:t xml:space="preserve"> </w:t>
       </w:r>
       <w:r>
         <w:t xml:space="preserve">不是「当前代码有缺陷」</w:t>
@@ -26169,6 +25419,36 @@
         <w:t xml:space="preserve">：</w:t>
       </w:r>
       <w:r>
+        <w:rPr>
+          <w:bCs/>
+          <w:b/>
+        </w:rPr>
+        <w:t xml:space="preserve">聚合指标会把"根本没在学"显示成"在学"</w:t>
+      </w:r>
+      <w:r>
+        <w:t xml:space="preserve">，</w:t>
+      </w:r>
+      <w:r>
+        <w:rPr>
+          <w:bCs/>
+          <w:b/>
+        </w:rPr>
+        <w:t xml:space="preserve">只看宽度曲线与奖励曲线，永远看不出策略在重复同一个动作</w:t>
+      </w:r>
+      <w:r>
+        <w:t xml:space="preserve">，</w:t>
+      </w:r>
+      <w:r>
+        <w:rPr>
+          <w:bCs/>
+          <w:b/>
+        </w:rPr>
+        <w:t xml:space="preserve">防护：操作直方图 + 逐维权重分解 + 每维对 argmax 的实际影响</w:t>
+      </w:r>
+      <w:r>
+        <w:t xml:space="preserve">（规范见 §3.4）。</w:t>
+      </w:r>
+      <w:r>
         <w:t xml:space="preserve"> </w:t>
       </w:r>
       <w:r>
@@ -26176,46 +25456,10 @@
           <w:bCs/>
           <w:b/>
         </w:rPr>
-        <w:t xml:space="preserve">聚合指标会把"根本没在学"显示成"在学"</w:t>
-      </w:r>
-      <w:r>
-        <w:t xml:space="preserve">，</w:t>
-      </w:r>
-      <w:r>
-        <w:rPr>
-          <w:bCs/>
-          <w:b/>
-        </w:rPr>
-        <w:t xml:space="preserve">只看宽度曲线与奖励曲线，永远看不出策略在重复同一个动作</w:t>
-      </w:r>
-      <w:r>
-        <w:t xml:space="preserve">，</w:t>
-      </w:r>
-      <w:r>
-        <w:rPr>
-          <w:bCs/>
-          <w:b/>
-        </w:rPr>
-        <w:t xml:space="preserve">防护：操作直方图 + 逐维权重分解 + 每维对 argmax 的实际影响</w:t>
-      </w:r>
-      <w:r>
-        <w:t xml:space="preserve">（规范见 §3.4）。</w:t>
-      </w:r>
-      <w:r>
-        <w:t xml:space="preserve"> </w:t>
-      </w:r>
-      <w:r>
-        <w:rPr>
-          <w:bCs/>
-          <w:b/>
-        </w:rPr>
         <w:t xml:space="preserve">注意这条原则的独立性</w:t>
       </w:r>
       <w:r>
         <w:t xml:space="preserve">：</w:t>
-      </w:r>
-      <w:r>
-        <w:t xml:space="preserve"> </w:t>
       </w:r>
       <w:r>
         <w:rPr>
@@ -26263,9 +25507,6 @@
         <w:t xml:space="preserve">（报告所记）：</w:t>
       </w:r>
       <w:r>
-        <w:t xml:space="preserve"> </w:t>
-      </w:r>
-      <w:r>
         <w:rPr>
           <w:bCs/>
           <w:b/>
@@ -26324,9 +25565,6 @@
       </w:r>
       <w:r>
         <w:t xml:space="preserve">§4.1（上面的代码行为该报告逐字引用；</w:t>
-      </w:r>
-      <w:r>
-        <w:t xml:space="preserve"> </w:t>
       </w:r>
       <w:r>
         <w:rPr>
@@ -27192,9 +26430,6 @@
               <w:t xml:space="preserve">由 ① 直接推出：</w:t>
             </w:r>
             <w:r>
-              <w:t xml:space="preserve"> </w:t>
-            </w:r>
-            <w:r>
               <w:rPr>
                 <w:rStyle w:val="VerbatimChar"/>
                 <w:bCs/>
@@ -27542,9 +26777,6 @@
         <w:t xml:space="preserve">：</w:t>
       </w:r>
       <w:r>
-        <w:t xml:space="preserve"> </w:t>
-      </w:r>
-      <w:r>
         <w:rPr>
           <w:bCs/>
           <w:b/>
@@ -27860,9 +27092,6 @@
         <w:t xml:space="preserve">（候选集六项，</w:t>
       </w:r>
       <w:r>
-        <w:t xml:space="preserve"> </w:t>
-      </w:r>
-      <w:r>
         <w:rPr>
           <w:bCs/>
           <w:b/>
@@ -27893,107 +27122,89 @@
         <w:pStyle w:val="BodyText"/>
       </w:pPr>
       <w:r>
-        <w:t xml:space="preserve">⚠️</w:t>
-      </w:r>
-      <w:r>
+        <w:rPr>
+          <w:bCs/>
+          <w:b/>
+        </w:rPr>
+        <w:t xml:space="preserve">口径（必须写清）</w:t>
+      </w:r>
+      <w:r>
+        <w:t xml:space="preserve">：</w:t>
+      </w:r>
+      <w:r>
+        <w:rPr>
+          <w:bCs/>
+          <w:b/>
+        </w:rPr>
+        <w:t xml:space="preserve">这是对公开仓当前实现（HEAD</w:t>
+      </w:r>
+      <w:r>
+        <w:rPr>
+          <w:bCs/>
+          <w:b/>
+        </w:rPr>
         <w:t xml:space="preserve"> </w:t>
       </w:r>
       <w:r>
         <w:rPr>
-          <w:bCs/>
-          <w:b/>
-        </w:rPr>
-        <w:t xml:space="preserve">口径（必须写清）</w:t>
+          <w:rStyle w:val="VerbatimChar"/>
+          <w:bCs/>
+          <w:b/>
+        </w:rPr>
+        <w:t xml:space="preserve">e012f1e2</w:t>
+      </w:r>
+      <w:r>
+        <w:rPr>
+          <w:bCs/>
+          <w:b/>
+        </w:rPr>
+        <w:t xml:space="preserve">）的静态审计</w:t>
+      </w:r>
+      <w:r>
+        <w:t xml:space="preserve">，</w:t>
+      </w:r>
+      <w:r>
+        <w:rPr>
+          <w:bCs/>
+          <w:b/>
+        </w:rPr>
+        <w:t xml:space="preserve">不是对"产出 §4.4 读数的那一版代码"的审计</w:t>
+      </w:r>
+      <w:r>
+        <w:t xml:space="preserve">（那一版不在交付包内，见附录 A），</w:t>
+      </w:r>
+      <w:r>
+        <w:rPr>
+          <w:bCs/>
+          <w:b/>
+        </w:rPr>
+        <w:t xml:space="preserve">本节只主张"这三条在当前公开实现里成立"</w:t>
+      </w:r>
+      <w:r>
+        <w:t xml:space="preserve">；</w:t>
+      </w:r>
+      <w:r>
+        <w:rPr>
+          <w:bCs/>
+          <w:b/>
+        </w:rPr>
+        <w:t xml:space="preserve">它是否也成立于产出读数的那一版，本节不作主张</w:t>
+      </w:r>
+      <w:r>
+        <w:t xml:space="preserve">（【待取证 T-L3-03】）。</w:t>
+      </w:r>
+      <w:r>
+        <w:t xml:space="preserve"> </w:t>
+      </w:r>
+      <w:r>
+        <w:rPr>
+          <w:bCs/>
+          <w:b/>
+        </w:rPr>
+        <w:t xml:space="preserve">与 §5.1 的区别（别把两节混为一谈）</w:t>
       </w:r>
       <w:r>
         <w:t xml:space="preserve">：</w:t>
-      </w:r>
-      <w:r>
-        <w:t xml:space="preserve"> </w:t>
-      </w:r>
-      <w:r>
-        <w:rPr>
-          <w:bCs/>
-          <w:b/>
-        </w:rPr>
-        <w:t xml:space="preserve">这是对公开仓当前实现（HEAD</w:t>
-      </w:r>
-      <w:r>
-        <w:rPr>
-          <w:bCs/>
-          <w:b/>
-        </w:rPr>
-        <w:t xml:space="preserve"> </w:t>
-      </w:r>
-      <w:r>
-        <w:rPr>
-          <w:rStyle w:val="VerbatimChar"/>
-          <w:bCs/>
-          <w:b/>
-        </w:rPr>
-        <w:t xml:space="preserve">e012f1e2</w:t>
-      </w:r>
-      <w:r>
-        <w:rPr>
-          <w:bCs/>
-          <w:b/>
-        </w:rPr>
-        <w:t xml:space="preserve">）的静态审计</w:t>
-      </w:r>
-      <w:r>
-        <w:t xml:space="preserve">，</w:t>
-      </w:r>
-      <w:r>
-        <w:t xml:space="preserve"> </w:t>
-      </w:r>
-      <w:r>
-        <w:rPr>
-          <w:bCs/>
-          <w:b/>
-        </w:rPr>
-        <w:t xml:space="preserve">不是对"产出 §4.4 读数的那一版代码"的审计</w:t>
-      </w:r>
-      <w:r>
-        <w:t xml:space="preserve">（那一版不在交付包内，见附录 A），</w:t>
-      </w:r>
-      <w:r>
-        <w:rPr>
-          <w:bCs/>
-          <w:b/>
-        </w:rPr>
-        <w:t xml:space="preserve">本节只主张"这三条在当前公开实现里成立"</w:t>
-      </w:r>
-      <w:r>
-        <w:t xml:space="preserve">；</w:t>
-      </w:r>
-      <w:r>
-        <w:t xml:space="preserve"> </w:t>
-      </w:r>
-      <w:r>
-        <w:rPr>
-          <w:bCs/>
-          <w:b/>
-        </w:rPr>
-        <w:t xml:space="preserve">它是否也成立于产出读数的那一版，本节不作主张</w:t>
-      </w:r>
-      <w:r>
-        <w:t xml:space="preserve">（【待取证 T-L3-03】）。</w:t>
-      </w:r>
-      <w:r>
-        <w:t xml:space="preserve"> </w:t>
-      </w:r>
-      <w:r>
-        <w:rPr>
-          <w:bCs/>
-          <w:b/>
-        </w:rPr>
-        <w:t xml:space="preserve">与 §5.1 的区别（别把两节混为一谈）</w:t>
-      </w:r>
-      <w:r>
-        <w:t xml:space="preserve">：</w:t>
-      </w:r>
-      <w:r>
-        <w:t xml:space="preserve"> </w:t>
       </w:r>
       <w:r>
         <w:rPr>
@@ -28233,9 +27444,6 @@
               <w:t xml:space="preserve">§缺陷核验表第 1 条；</w:t>
             </w:r>
             <w:r>
-              <w:t xml:space="preserve"> </w:t>
-            </w:r>
-            <w:r>
               <w:rPr>
                 <w:bCs/>
                 <w:b/>
@@ -28352,13 +27560,6 @@
           <w:b/>
         </w:rPr>
         <w:t xml:space="preserve">：</w:t>
-      </w:r>
-      <w:r>
-        <w:rPr>
-          <w:bCs/>
-          <w:b/>
-        </w:rPr>
-        <w:t xml:space="preserve"> </w:t>
       </w:r>
       <w:r>
         <w:t xml:space="preserve">同一个指标在两次运行里给出 15.4% 和 59.1% 两个数，而两个都不该是当时相信的那个</w:t>
@@ -28908,9 +28109,6 @@
         <w:t xml:space="preserve">：</w:t>
       </w:r>
       <w:r>
-        <w:t xml:space="preserve"> </w:t>
-      </w:r>
-      <w:r>
         <w:rPr>
           <w:bCs/>
           <w:b/>
@@ -28952,9 +28150,6 @@
       </w:r>
       <w:r>
         <w:t xml:space="preserve">：</w:t>
-      </w:r>
-      <w:r>
-        <w:t xml:space="preserve"> </w:t>
       </w:r>
       <w:r>
         <w:rPr>
@@ -29226,9 +28421,6 @@
               <w:t xml:space="preserve">；</w:t>
             </w:r>
             <w:r>
-              <w:t xml:space="preserve"> </w:t>
-            </w:r>
-            <w:r>
               <w:rPr>
                 <w:bCs/>
                 <w:b/>
@@ -29250,9 +28442,6 @@
             </w:r>
             <w:r>
               <w:t xml:space="preserve">；</w:t>
-            </w:r>
-            <w:r>
-              <w:t xml:space="preserve"> </w:t>
             </w:r>
             <w:r>
               <w:rPr>
@@ -29482,9 +28671,6 @@
               <w:t xml:space="preserve">，</w:t>
             </w:r>
             <w:r>
-              <w:t xml:space="preserve"> </w:t>
-            </w:r>
-            <w:r>
               <w:rPr>
                 <w:bCs/>
                 <w:b/>
@@ -29595,9 +28781,6 @@
               <w:t xml:space="preserve">；</w:t>
             </w:r>
             <w:r>
-              <w:t xml:space="preserve"> </w:t>
-            </w:r>
-            <w:r>
               <w:rPr>
                 <w:bCs/>
                 <w:b/>
@@ -29678,9 +28861,6 @@
               <w:t xml:space="preserve">；</w:t>
             </w:r>
             <w:r>
-              <w:t xml:space="preserve"> </w:t>
-            </w:r>
-            <w:r>
               <w:rPr>
                 <w:bCs/>
                 <w:b/>
@@ -29691,9 +28871,6 @@
               <w:t xml:space="preserve">；</w:t>
             </w:r>
             <w:r>
-              <w:t xml:space="preserve"> </w:t>
-            </w:r>
-            <w:r>
               <w:rPr>
                 <w:bCs/>
                 <w:b/>
@@ -29702,9 +28879,6 @@
             </w:r>
             <w:r>
               <w:t xml:space="preserve">；</w:t>
-            </w:r>
-            <w:r>
-              <w:t xml:space="preserve"> </w:t>
             </w:r>
             <w:r>
               <w:rPr>
@@ -30107,9 +29281,6 @@
               <w:t xml:space="preserve">；</w:t>
             </w:r>
             <w:r>
-              <w:t xml:space="preserve"> </w:t>
-            </w:r>
-            <w:r>
               <w:rPr>
                 <w:bCs/>
                 <w:b/>
@@ -30380,9 +29551,6 @@
               <w:t xml:space="preserve">）；</w:t>
             </w:r>
             <w:r>
-              <w:t xml:space="preserve"> </w:t>
-            </w:r>
-            <w:r>
               <w:rPr>
                 <w:bCs/>
                 <w:b/>
@@ -30721,9 +29889,6 @@
             </w:pPr>
             <w:r>
               <w:t xml:space="preserve">预注册判据 P4（§10.2）；</w:t>
-            </w:r>
-            <w:r>
-              <w:t xml:space="preserve"> </w:t>
             </w:r>
             <w:r>
               <w:rPr>
@@ -30751,9 +29916,6 @@
         <w:t xml:space="preserve">：</w:t>
       </w:r>
       <w:r>
-        <w:t xml:space="preserve"> </w:t>
-      </w:r>
-      <w:r>
         <w:rPr>
           <w:bCs/>
           <w:b/>
@@ -30828,10 +29990,36 @@
         <w:t xml:space="preserve">：局部避坑行为轴那组成立读数，</w:t>
       </w:r>
       <w:r>
+        <w:rPr>
+          <w:rStyle w:val="VerbatimChar"/>
+          <w:bCs/>
+          <w:b/>
+        </w:rPr>
+        <w:t xml:space="preserve">arb</w:t>
+      </w:r>
+      <w:r>
+        <w:rPr>
+          <w:bCs/>
+          <w:b/>
+        </w:rPr>
         <w:t xml:space="preserve"> </w:t>
       </w:r>
       <w:r>
         <w:rPr>
+          <w:bCs/>
+          <w:b/>
+        </w:rPr>
+        <w:t xml:space="preserve">在该批里未被行使，该效应不含</w:t>
+      </w:r>
+      <w:r>
+        <w:rPr>
+          <w:bCs/>
+          <w:b/>
+        </w:rPr>
+        <w:t xml:space="preserve"> </w:t>
+      </w:r>
+      <w:r>
+        <w:rPr>
           <w:rStyle w:val="VerbatimChar"/>
           <w:bCs/>
           <w:b/>
@@ -30850,35 +30038,6 @@
           <w:bCs/>
           <w:b/>
         </w:rPr>
-        <w:t xml:space="preserve">在该批里未被行使，该效应不含</w:t>
-      </w:r>
-      <w:r>
-        <w:rPr>
-          <w:bCs/>
-          <w:b/>
-        </w:rPr>
-        <w:t xml:space="preserve"> </w:t>
-      </w:r>
-      <w:r>
-        <w:rPr>
-          <w:rStyle w:val="VerbatimChar"/>
-          <w:bCs/>
-          <w:b/>
-        </w:rPr>
-        <w:t xml:space="preserve">arb</w:t>
-      </w:r>
-      <w:r>
-        <w:rPr>
-          <w:bCs/>
-          <w:b/>
-        </w:rPr>
-        <w:t xml:space="preserve"> </w:t>
-      </w:r>
-      <w:r>
-        <w:rPr>
-          <w:bCs/>
-          <w:b/>
-        </w:rPr>
         <w:t xml:space="preserve">的贡献</w:t>
       </w:r>
       <w:r>
@@ -30893,9 +30052,6 @@
       </w:r>
       <w:r>
         <w:t xml:space="preserve">区分了"策略 vs 不消费策略"，</w:t>
-      </w:r>
-      <w:r>
-        <w:t xml:space="preserve"> </w:t>
       </w:r>
       <w:r>
         <w:rPr>
@@ -30973,9 +30129,6 @@
         <w:t xml:space="preserve">：</w:t>
       </w:r>
       <w:r>
-        <w:t xml:space="preserve"> </w:t>
-      </w:r>
-      <w:r>
         <w:rPr>
           <w:bCs/>
           <w:b/>
@@ -31019,9 +30172,6 @@
         <w:t xml:space="preserve">：</w:t>
       </w:r>
       <w:r>
-        <w:t xml:space="preserve"> </w:t>
-      </w:r>
-      <w:r>
         <w:rPr>
           <w:bCs/>
           <w:b/>
@@ -31040,9 +30190,6 @@
       </w:r>
       <w:r>
         <w:t xml:space="preserve">，</w:t>
-      </w:r>
-      <w:r>
-        <w:t xml:space="preserve"> </w:t>
       </w:r>
       <w:r>
         <w:rPr>
@@ -31070,41 +30217,35 @@
         <w:t xml:space="preserve">：</w:t>
       </w:r>
       <w:r>
+        <w:rPr>
+          <w:rStyle w:val="VerbatimChar"/>
+          <w:bCs/>
+          <w:b/>
+        </w:rPr>
+        <w:t xml:space="preserve">B* = B ∪ A*</w:t>
+      </w:r>
+      <w:r>
         <w:t xml:space="preserve"> </w:t>
       </w:r>
       <w:r>
+        <w:t xml:space="preserve">——</w:t>
+      </w:r>
+      <w:r>
+        <w:t xml:space="preserve"> </w:t>
+      </w:r>
+      <w:r>
         <w:rPr>
           <w:rStyle w:val="VerbatimChar"/>
           <w:bCs/>
           <w:b/>
         </w:rPr>
-        <w:t xml:space="preserve">B* = B ∪ A*</w:t>
+        <w:t xml:space="preserve">B</w:t>
       </w:r>
       <w:r>
         <w:t xml:space="preserve"> </w:t>
       </w:r>
       <w:r>
-        <w:t xml:space="preserve">——</w:t>
-      </w:r>
-      <w:r>
-        <w:t xml:space="preserve"> </w:t>
-      </w:r>
-      <w:r>
-        <w:rPr>
-          <w:rStyle w:val="VerbatimChar"/>
-          <w:bCs/>
-          <w:b/>
-        </w:rPr>
-        <w:t xml:space="preserve">B</w:t>
-      </w:r>
-      <w:r>
-        <w:t xml:space="preserve"> </w:t>
-      </w:r>
-      <w:r>
         <w:t xml:space="preserve">= 现有 36 格可组合修复动作（§2.1）；</w:t>
-      </w:r>
-      <w:r>
-        <w:t xml:space="preserve"> </w:t>
       </w:r>
       <w:r>
         <w:rPr>
@@ -31179,9 +30320,6 @@
       </w:r>
       <w:r>
         <w:t xml:space="preserve">：</w:t>
-      </w:r>
-      <w:r>
-        <w:t xml:space="preserve"> </w:t>
       </w:r>
       <w:r>
         <w:rPr>
@@ -31416,9 +30554,6 @@
               <w:t xml:space="preserve">与 §4.5.2 同口径：</w:t>
             </w:r>
             <w:r>
-              <w:t xml:space="preserve"> </w:t>
-            </w:r>
-            <w:r>
               <w:rPr>
                 <w:bCs/>
                 <w:b/>
@@ -31520,9 +30655,6 @@
         <w:t xml:space="preserve">（三条，见 §3.4）：</w:t>
       </w:r>
       <w:r>
-        <w:t xml:space="preserve"> </w:t>
-      </w:r>
-      <w:r>
         <w:rPr>
           <w:bCs/>
           <w:b/>
@@ -31572,9 +30704,6 @@
       </w:r>
       <w:r>
         <w:t xml:space="preserve">：</w:t>
-      </w:r>
-      <w:r>
-        <w:t xml:space="preserve"> </w:t>
       </w:r>
       <w:r>
         <w:rPr>
@@ -31841,9 +30970,6 @@
         <w:t xml:space="preserve">：</w:t>
       </w:r>
       <w:r>
-        <w:t xml:space="preserve"> </w:t>
-      </w:r>
-      <w:r>
         <w:rPr>
           <w:bCs/>
           <w:b/>
@@ -31854,9 +30980,6 @@
         <w:t xml:space="preserve">；</w:t>
       </w:r>
       <w:r>
-        <w:t xml:space="preserve"> </w:t>
-      </w:r>
-      <w:r>
         <w:rPr>
           <w:bCs/>
           <w:b/>
@@ -31865,9 +30988,6 @@
       </w:r>
       <w:r>
         <w:t xml:space="preserve">；</w:t>
-      </w:r>
-      <w:r>
-        <w:t xml:space="preserve"> </w:t>
       </w:r>
       <w:r>
         <w:rPr>
@@ -32246,12 +31366,6 @@
         <w:pStyle w:val="BodyText"/>
       </w:pPr>
       <w:r>
-        <w:t xml:space="preserve">⚠️</w:t>
-      </w:r>
-      <w:r>
-        <w:t xml:space="preserve"> </w:t>
-      </w:r>
-      <w:r>
         <w:rPr>
           <w:bCs/>
           <w:b/>
@@ -32475,12 +31589,6 @@
       <w:pPr>
         <w:pStyle w:val="BodyText"/>
       </w:pPr>
-      <w:r>
-        <w:t xml:space="preserve">⚠️</w:t>
-      </w:r>
-      <w:r>
-        <w:t xml:space="preserve"> </w:t>
-      </w:r>
       <w:r>
         <w:rPr>
           <w:bCs/>
@@ -32979,7 +32087,7 @@
               <w:jc w:val="left"/>
             </w:pPr>
             <w:r>
-              <w:t xml:space="preserve">依据（✅ 实测，全部带 n）</w:t>
+              <w:t xml:space="preserve">依据（实测，全部带 n）</w:t>
             </w:r>
           </w:p>
         </w:tc>
@@ -33383,9 +32491,6 @@
               <w:t xml:space="preserve">，6 题 × R=1）；</w:t>
             </w:r>
             <w:r>
-              <w:t xml:space="preserve"> </w:t>
-            </w:r>
-            <w:r>
               <w:rPr>
                 <w:bCs/>
                 <w:b/>
@@ -33667,9 +32772,6 @@
               <w:t xml:space="preserve">），无差异；</w:t>
             </w:r>
             <w:r>
-              <w:t xml:space="preserve"> </w:t>
-            </w:r>
-            <w:r>
               <w:rPr>
                 <w:bCs/>
                 <w:b/>
@@ -34044,9 +33146,6 @@
             </w:r>
             <w:r>
               <w:t xml:space="preserve">（按 §2.5 的要求：权重 argmax 稳健只等于机制存在性，不等于效果）；</w:t>
-            </w:r>
-            <w:r>
-              <w:t xml:space="preserve"> </w:t>
             </w:r>
             <w:r>
               <w:rPr>
@@ -34942,12 +34041,6 @@
         <w:pStyle w:val="BodyText"/>
       </w:pPr>
       <w:r>
-        <w:t xml:space="preserve">⚠️</w:t>
-      </w:r>
-      <w:r>
-        <w:t xml:space="preserve"> </w:t>
-      </w:r>
-      <w:r>
         <w:rPr>
           <w:bCs/>
           <w:b/>
@@ -34992,12 +34085,6 @@
         <w:pStyle w:val="BodyText"/>
       </w:pPr>
       <w:r>
-        <w:t xml:space="preserve">⚠️</w:t>
-      </w:r>
-      <w:r>
-        <w:t xml:space="preserve"> </w:t>
-      </w:r>
-      <w:r>
         <w:rPr>
           <w:bCs/>
           <w:b/>
@@ -35214,9 +34301,6 @@
       </w:r>
       <w:r>
         <w:t xml:space="preserve">—— 本篇既不主张它更好，也不主张它更差；</w:t>
-      </w:r>
-      <w:r>
-        <w:t xml:space="preserve"> </w:t>
       </w:r>
       <w:r>
         <w:rPr>
@@ -35274,19 +34358,42 @@
         <w:t xml:space="preserve">）。</w:t>
       </w:r>
       <w:r>
+        <w:rPr>
+          <w:bCs/>
+          <w:b/>
+        </w:rPr>
+        <w:t xml:space="preserve">判据的抄录精度（owner 终审更正）</w:t>
+      </w:r>
+      <w:r>
+        <w:t xml:space="preserve">：</w:t>
+      </w:r>
+      <w:r>
+        <w:rPr>
+          <w:bCs/>
+          <w:b/>
+        </w:rPr>
+        <w:t xml:space="preserve">主判据、不成立条件、以及</w:t>
+      </w:r>
+      <w:r>
+        <w:rPr>
+          <w:bCs/>
+          <w:b/>
+        </w:rPr>
         <w:t xml:space="preserve"> </w:t>
       </w:r>
       <w:r>
         <w:rPr>
-          <w:bCs/>
-          <w:b/>
-        </w:rPr>
-        <w:t xml:space="preserve">判据的抄录精度（owner 终审更正）</w:t>
-      </w:r>
-      <w:r>
-        <w:t xml:space="preserve">：</w:t>
-      </w:r>
-      <w:r>
+          <w:rStyle w:val="VerbatimChar"/>
+          <w:bCs/>
+          <w:b/>
+        </w:rPr>
+        <w:t xml:space="preserve">PREREG:42-43</w:t>
+      </w:r>
+      <w:r>
+        <w:rPr>
+          <w:bCs/>
+          <w:b/>
+        </w:rPr>
         <w:t xml:space="preserve"> </w:t>
       </w:r>
       <w:r>
@@ -35294,43 +34401,14 @@
           <w:bCs/>
           <w:b/>
         </w:rPr>
-        <w:t xml:space="preserve">主判据、不成立条件、以及</w:t>
-      </w:r>
-      <w:r>
-        <w:rPr>
-          <w:bCs/>
-          <w:b/>
-        </w:rPr>
-        <w:t xml:space="preserve"> </w:t>
+        <w:t xml:space="preserve">的对照说明</w:t>
+      </w:r>
+      <w:r>
+        <w:t xml:space="preserve">（</w:t>
       </w:r>
       <w:r>
         <w:rPr>
           <w:rStyle w:val="VerbatimChar"/>
-          <w:bCs/>
-          <w:b/>
-        </w:rPr>
-        <w:t xml:space="preserve">PREREG:42-43</w:t>
-      </w:r>
-      <w:r>
-        <w:rPr>
-          <w:bCs/>
-          <w:b/>
-        </w:rPr>
-        <w:t xml:space="preserve"> </w:t>
-      </w:r>
-      <w:r>
-        <w:rPr>
-          <w:bCs/>
-          <w:b/>
-        </w:rPr>
-        <w:t xml:space="preserve">的对照说明</w:t>
-      </w:r>
-      <w:r>
-        <w:t xml:space="preserve">（</w:t>
-      </w:r>
-      <w:r>
-        <w:rPr>
-          <w:rStyle w:val="VerbatimChar"/>
         </w:rPr>
         <w:t xml:space="preserve">PREREG-DECISION-RULES-2026-10-22.md:40-43</w:t>
       </w:r>
@@ -35346,9 +34424,6 @@
       </w:r>
       <w:r>
         <w:t xml:space="preserve">；</w:t>
-      </w:r>
-      <w:r>
-        <w:t xml:space="preserve"> </w:t>
       </w:r>
       <w:r>
         <w:rPr>
@@ -35554,9 +34629,6 @@
               <w:t xml:space="preserve">：配对差中位数 ≤ 0，写「自修改未显示增量」</w:t>
             </w:r>
             <w:r>
-              <w:t xml:space="preserve">⚠️</w:t>
-            </w:r>
-            <w:r>
               <w:t xml:space="preserve"> </w:t>
             </w:r>
             <w:r>
@@ -35622,9 +34694,6 @@
             </w:r>
             <w:r>
               <w:t xml:space="preserve">范式）</w:t>
-            </w:r>
-            <w:r>
-              <w:t xml:space="preserve">⚠️</w:t>
             </w:r>
             <w:r>
               <w:t xml:space="preserve"> </w:t>
@@ -35854,9 +34923,6 @@
             </w:r>
             <w:r>
               <w:t xml:space="preserve">」，这本身是有价值的发现</w:t>
-            </w:r>
-            <w:r>
-              <w:t xml:space="preserve">⚠️</w:t>
             </w:r>
             <w:r>
               <w:t xml:space="preserve"> </w:t>
@@ -36000,24 +35066,21 @@
         <w:t xml:space="preserve">；</w:t>
       </w:r>
       <w:r>
+        <w:rPr>
+          <w:bCs/>
+          <w:b/>
+        </w:rPr>
+        <w:t xml:space="preserve">编号重编为</w:t>
+      </w:r>
+      <w:r>
+        <w:rPr>
+          <w:bCs/>
+          <w:b/>
+        </w:rPr>
         <w:t xml:space="preserve"> </w:t>
       </w:r>
       <w:r>
         <w:rPr>
-          <w:bCs/>
-          <w:b/>
-        </w:rPr>
-        <w:t xml:space="preserve">编号重编为</w:t>
-      </w:r>
-      <w:r>
-        <w:rPr>
-          <w:bCs/>
-          <w:b/>
-        </w:rPr>
-        <w:t xml:space="preserve"> </w:t>
-      </w:r>
-      <w:r>
-        <w:rPr>
           <w:rStyle w:val="VerbatimChar"/>
           <w:bCs/>
           <w:b/>
@@ -36033,9 +35096,6 @@
       </w:r>
       <w:r>
         <w:t xml:space="preserve">；</w:t>
-      </w:r>
-      <w:r>
-        <w:t xml:space="preserve"> </w:t>
       </w:r>
       <w:r>
         <w:rPr>
@@ -36856,12 +35916,6 @@
               <w:jc w:val="left"/>
             </w:pPr>
             <w:r>
-              <w:t xml:space="preserve">⚠️</w:t>
-            </w:r>
-            <w:r>
-              <w:t xml:space="preserve"> </w:t>
-            </w:r>
-            <w:r>
               <w:rPr>
                 <w:bCs/>
                 <w:b/>
@@ -36949,12 +36003,6 @@
               <w:pStyle w:val="Compact"/>
               <w:jc w:val="left"/>
             </w:pPr>
-            <w:r>
-              <w:t xml:space="preserve">⚠️</w:t>
-            </w:r>
-            <w:r>
-              <w:t xml:space="preserve"> </w:t>
-            </w:r>
             <w:r>
               <w:rPr>
                 <w:bCs/>
@@ -38207,7 +37255,34 @@
         <w:pStyle w:val="BlockText"/>
       </w:pPr>
       <w:r>
-        <w:t xml:space="preserve">⚠️</w:t>
+        <w:rPr>
+          <w:bCs/>
+          <w:b/>
+        </w:rPr>
+        <w:t xml:space="preserve">本节全部内容都不是本文的证据</w:t>
+      </w:r>
+      <w:r>
+        <w:t xml:space="preserve">，也不进入本文的任何结论。本节的作用是把散落在正文与附录里的未做项</w:t>
+      </w:r>
+      <w:r>
+        <w:rPr>
+          <w:bCs/>
+          <w:b/>
+        </w:rPr>
+        <w:t xml:space="preserve">集中登记</w:t>
+      </w:r>
+      <w:r>
+        <w:t xml:space="preserve">，并写明</w:t>
+      </w:r>
+      <w:r>
+        <w:rPr>
+          <w:bCs/>
+          <w:b/>
+        </w:rPr>
+        <w:t xml:space="preserve">每一项是否影响本文的核心结论</w:t>
+      </w:r>
+      <w:r>
+        <w:t xml:space="preserve">。</w:t>
       </w:r>
       <w:r>
         <w:t xml:space="preserve"> </w:t>
@@ -38217,74 +37292,41 @@
           <w:bCs/>
           <w:b/>
         </w:rPr>
-        <w:t xml:space="preserve">本节全部内容都不是本文的证据</w:t>
-      </w:r>
-      <w:r>
-        <w:t xml:space="preserve">，也不进入本文的任何结论。本节的作用是把散落在正文与附录里的未做项</w:t>
-      </w:r>
-      <w:r>
-        <w:rPr>
-          <w:bCs/>
-          <w:b/>
-        </w:rPr>
-        <w:t xml:space="preserve">集中登记</w:t>
-      </w:r>
-      <w:r>
-        <w:t xml:space="preserve">，并写明</w:t>
-      </w:r>
-      <w:r>
-        <w:rPr>
-          <w:bCs/>
-          <w:b/>
-        </w:rPr>
-        <w:t xml:space="preserve">每一项是否影响本文的核心结论</w:t>
-      </w:r>
-      <w:r>
-        <w:t xml:space="preserve">。</w:t>
+        <w:t xml:space="preserve">状态列图例</w:t>
+      </w:r>
+      <w:r>
+        <w:t xml:space="preserve">：</w:t>
+      </w:r>
+      <w:r>
+        <w:rPr>
+          <w:rStyle w:val="VerbatimChar"/>
+        </w:rPr>
+        <w:t xml:space="preserve">【待完成】</w:t>
       </w:r>
       <w:r>
         <w:t xml:space="preserve"> </w:t>
       </w:r>
       <w:r>
-        <w:rPr>
-          <w:bCs/>
-          <w:b/>
-        </w:rPr>
-        <w:t xml:space="preserve">状态列图例</w:t>
-      </w:r>
-      <w:r>
-        <w:t xml:space="preserve">：</w:t>
+        <w:t xml:space="preserve">=</w:t>
+      </w:r>
+      <w:r>
+        <w:t xml:space="preserve"> </w:t>
+      </w:r>
+      <w:r>
+        <w:rPr>
+          <w:bCs/>
+          <w:b/>
+        </w:rPr>
+        <w:t xml:space="preserve">尚未完成、且未纳入本文任何结论</w:t>
+      </w:r>
+      <w:r>
+        <w:t xml:space="preserve">；</w:t>
       </w:r>
       <w:r>
         <w:rPr>
           <w:rStyle w:val="VerbatimChar"/>
         </w:rPr>
-        <w:t xml:space="preserve">【待完成】</w:t>
-      </w:r>
-      <w:r>
-        <w:t xml:space="preserve"> </w:t>
-      </w:r>
-      <w:r>
-        <w:t xml:space="preserve">=</w:t>
-      </w:r>
-      <w:r>
-        <w:t xml:space="preserve"> </w:t>
-      </w:r>
-      <w:r>
-        <w:rPr>
-          <w:bCs/>
-          <w:b/>
-        </w:rPr>
-        <w:t xml:space="preserve">尚未完成、且未纳入本文任何结论</w:t>
-      </w:r>
-      <w:r>
-        <w:t xml:space="preserve">；</w:t>
-      </w:r>
-      <w:r>
-        <w:rPr>
-          <w:rStyle w:val="VerbatimChar"/>
-        </w:rPr>
-        <w:t xml:space="preserve">📌</w:t>
+        <w:t xml:space="preserve">【待回查】</w:t>
       </w:r>
       <w:r>
         <w:t xml:space="preserve"> </w:t>
@@ -40131,7 +39173,7 @@
               <w:t xml:space="preserve">adv_arms.jsonl</w:t>
             </w:r>
             <w:r>
-              <w:t xml:space="preserve">）—— ⚠️</w:t>
+              <w:t xml:space="preserve">）——</w:t>
             </w:r>
             <w:r>
               <w:t xml:space="preserve"> </w:t>
@@ -40156,7 +39198,7 @@
               <w:jc w:val="left"/>
             </w:pPr>
             <w:r>
-              <w:t xml:space="preserve">📌</w:t>
+              <w:t xml:space="preserve">【待回查】</w:t>
             </w:r>
           </w:p>
         </w:tc>
@@ -40246,6 +39288,36 @@
         <w:t xml:space="preserve">：</w:t>
       </w:r>
       <w:r>
+        <w:rPr>
+          <w:bCs/>
+          <w:b/>
+        </w:rPr>
+        <w:t xml:space="preserve">每一条都是"要把什么证据补上"，不是"我们不能说什么"</w:t>
+      </w:r>
+      <w:r>
+        <w:t xml:space="preserve">，</w:t>
+      </w:r>
+      <w:r>
+        <w:rPr>
+          <w:bCs/>
+          <w:b/>
+        </w:rPr>
+        <w:t xml:space="preserve">补上之后，本文的哪一节要改，是写死的</w:t>
+      </w:r>
+      <w:r>
+        <w:t xml:space="preserve">（最后一列），</w:t>
+      </w:r>
+      <w:r>
+        <w:rPr>
+          <w:bCs/>
+          <w:b/>
+        </w:rPr>
+        <w:t xml:space="preserve">审稿/取证 Agent 拿到的是一张任务清单，不是一篇自我否定的稿子</w:t>
+      </w:r>
+      <w:r>
+        <w:t xml:space="preserve">。</w:t>
+      </w:r>
+      <w:r>
         <w:t xml:space="preserve"> </w:t>
       </w:r>
       <w:r>
@@ -40253,48 +39325,12 @@
           <w:bCs/>
           <w:b/>
         </w:rPr>
-        <w:t xml:space="preserve">每一条都是"要把什么证据补上"，不是"我们不能说什么"</w:t>
-      </w:r>
-      <w:r>
-        <w:t xml:space="preserve">，</w:t>
-      </w:r>
-      <w:r>
-        <w:rPr>
-          <w:bCs/>
-          <w:b/>
-        </w:rPr>
-        <w:t xml:space="preserve">补上之后，本文的哪一节要改，是写死的</w:t>
-      </w:r>
-      <w:r>
-        <w:t xml:space="preserve">（最后一列），</w:t>
-      </w:r>
-      <w:r>
-        <w:rPr>
-          <w:bCs/>
-          <w:b/>
-        </w:rPr>
-        <w:t xml:space="preserve">审稿/取证 Agent 拿到的是一张任务清单，不是一篇自我否定的稿子</w:t>
-      </w:r>
-      <w:r>
-        <w:t xml:space="preserve">。</w:t>
-      </w:r>
-      <w:r>
-        <w:t xml:space="preserve"> </w:t>
-      </w:r>
-      <w:r>
-        <w:rPr>
-          <w:bCs/>
-          <w:b/>
-        </w:rPr>
         <w:t xml:space="preserve">本清单与 §12 上表的分工</w:t>
       </w:r>
       <w:r>
         <w:t xml:space="preserve">：</w:t>
       </w:r>
       <w:r>
-        <w:t xml:space="preserve"> </w:t>
-      </w:r>
-      <w:r>
         <w:rPr>
           <w:bCs/>
           <w:b/>
@@ -40303,9 +39339,6 @@
       </w:r>
       <w:r>
         <w:t xml:space="preserve">（读数层面的补做）；</w:t>
-      </w:r>
-      <w:r>
-        <w:t xml:space="preserve"> </w:t>
       </w:r>
       <w:r>
         <w:rPr>
@@ -40521,9 +39554,6 @@
               <w:t xml:space="preserve">；</w:t>
             </w:r>
             <w:r>
-              <w:t xml:space="preserve"> </w:t>
-            </w:r>
-            <w:r>
               <w:rPr>
                 <w:bCs/>
                 <w:b/>
@@ -40607,9 +39637,6 @@
               <w:t xml:space="preserve">、</w:t>
             </w:r>
             <w:r>
-              <w:t xml:space="preserve"> </w:t>
-            </w:r>
-            <w:r>
               <w:rPr>
                 <w:bCs/>
                 <w:b/>
@@ -40792,7 +39819,7 @@
               <w:jc w:val="left"/>
             </w:pPr>
             <w:r>
-              <w:t xml:space="preserve">底稿作者的原工作区（路径见附录 A 的 📌 行）｜ 或该批的</w:t>
+              <w:t xml:space="preserve">底稿作者的原工作区（路径见附录 A 的 【待回查】行）｜ 或该批的</w:t>
             </w:r>
             <w:r>
               <w:t xml:space="preserve"> </w:t>
@@ -41049,7 +40076,7 @@
               <w:t xml:space="preserve">操作直方图</w:t>
             </w:r>
             <w:r>
-              <w:t xml:space="preserve">（附录 A 的 📌 行：</w:t>
+              <w:t xml:space="preserve">（附录 A 的 【待回查】行：</w:t>
             </w:r>
             <w:r>
               <w:t xml:space="preserve"> </w:t>
@@ -41762,7 +40789,7 @@
               <w:t xml:space="preserve"> </w:t>
             </w:r>
             <w:r>
-              <w:t xml:space="preserve">逐 seed（附录 A 的 📌 行）＋ 当时的</w:t>
+              <w:t xml:space="preserve">逐 seed（附录 A 的 【待回查】行）＋ 当时的</w:t>
             </w:r>
             <w:r>
               <w:t xml:space="preserve"> </w:t>
@@ -42121,12 +41148,6 @@
               <w:jc w:val="left"/>
             </w:pPr>
             <w:r>
-              <w:t xml:space="preserve">⚠️</w:t>
-            </w:r>
-            <w:r>
-              <w:t xml:space="preserve"> </w:t>
-            </w:r>
-            <w:r>
               <w:rPr>
                 <w:bCs/>
                 <w:b/>
@@ -42946,9 +41967,6 @@
               <w:t xml:space="preserve">；</w:t>
             </w:r>
             <w:r>
-              <w:t xml:space="preserve"> </w:t>
-            </w:r>
-            <w:r>
               <w:rPr>
                 <w:bCs/>
                 <w:b/>
@@ -43551,9 +42569,6 @@
               <w:t xml:space="preserve">；</w:t>
             </w:r>
             <w:r>
-              <w:t xml:space="preserve"> </w:t>
-            </w:r>
-            <w:r>
               <w:rPr>
                 <w:bCs/>
                 <w:b/>
@@ -44400,9 +43415,6 @@
             </w:pPr>
             <w:r>
               <w:t xml:space="preserve">该上限句原文含被 ⑬ 拦下的措辞；</w:t>
-            </w:r>
-            <w:r>
-              <w:t xml:space="preserve"> </w:t>
             </w:r>
             <w:r>
               <w:rPr>
@@ -44770,12 +43782,6 @@
               <w:jc w:val="left"/>
             </w:pPr>
             <w:r>
-              <w:t xml:space="preserve">⚠️</w:t>
-            </w:r>
-            <w:r>
-              <w:t xml:space="preserve"> </w:t>
-            </w:r>
-            <w:r>
               <w:rPr>
                 <w:bCs/>
                 <w:b/>
@@ -45031,7 +44037,7 @@
               <w:t xml:space="preserve">变异注入：无效</w:t>
             </w:r>
             <w:r>
-              <w:t xml:space="preserve">（脚本自己拒绝执行：「基线本身有失败，变异自检无意义（会假阳性）」，EXIT=1）｜⚠️</w:t>
+              <w:t xml:space="preserve">（脚本自己拒绝执行：「基线本身有失败，变异自检无意义（会假阳性）」，EXIT=1）｜</w:t>
             </w:r>
             <w:r>
               <w:t xml:space="preserve"> </w:t>
@@ -45164,7 +44170,7 @@
               <w:t xml:space="preserve">:396</w:t>
             </w:r>
             <w:r>
-              <w:t xml:space="preserve">）✔，但</w:t>
+              <w:t xml:space="preserve">），但</w:t>
             </w:r>
             <w:r>
               <w:t xml:space="preserve"> </w:t>
@@ -45222,12 +44228,6 @@
               <w:jc w:val="left"/>
             </w:pPr>
             <w:r>
-              <w:t xml:space="preserve">⚠️</w:t>
-            </w:r>
-            <w:r>
-              <w:t xml:space="preserve"> </w:t>
-            </w:r>
-            <w:r>
               <w:rPr>
                 <w:bCs/>
                 <w:b/>
@@ -45567,9 +44567,6 @@
             </w:r>
             <w:r>
               <w:t xml:space="preserve">；</w:t>
-            </w:r>
-            <w:r>
-              <w:t xml:space="preserve"> </w:t>
             </w:r>
             <w:r>
               <w:rPr>
@@ -46146,12 +45143,6 @@
               <w:jc w:val="left"/>
             </w:pPr>
             <w:r>
-              <w:t xml:space="preserve">⚠️</w:t>
-            </w:r>
-            <w:r>
-              <w:t xml:space="preserve"> </w:t>
-            </w:r>
-            <w:r>
               <w:rPr>
                 <w:bCs/>
                 <w:b/>
@@ -46174,9 +45165,6 @@
               <w:t xml:space="preserve">，</w:t>
             </w:r>
             <w:r>
-              <w:t xml:space="preserve"> </w:t>
-            </w:r>
-            <w:r>
               <w:rPr>
                 <w:bCs/>
                 <w:b/>
@@ -46226,10 +45214,7 @@
               <w:jc w:val="left"/>
             </w:pPr>
             <w:r>
-              <w:t xml:space="preserve">📌</w:t>
-            </w:r>
-            <w:r>
-              <w:t xml:space="preserve"> </w:t>
+              <w:t xml:space="preserve">【待回查】</w:t>
             </w:r>
             <w:r>
               <w:rPr>
@@ -46278,12 +45263,6 @@
               <w:jc w:val="left"/>
             </w:pPr>
             <w:r>
-              <w:t xml:space="preserve">⚠️</w:t>
-            </w:r>
-            <w:r>
-              <w:t xml:space="preserve"> </w:t>
-            </w:r>
-            <w:r>
               <w:rPr>
                 <w:bCs/>
                 <w:b/>
@@ -46363,10 +45342,7 @@
               <w:jc w:val="left"/>
             </w:pPr>
             <w:r>
-              <w:t xml:space="preserve">📌</w:t>
-            </w:r>
-            <w:r>
-              <w:t xml:space="preserve"> </w:t>
+              <w:t xml:space="preserve">【待回查】</w:t>
             </w:r>
             <w:r>
               <w:rPr>
@@ -46402,7 +45378,7 @@
               <w:jc w:val="left"/>
             </w:pPr>
             <w:r>
-              <w:t xml:space="preserve">⚠️ 实际在</w:t>
+              <w:t xml:space="preserve">实际在</w:t>
             </w:r>
             <w:r>
               <w:t xml:space="preserve"> </w:t>
@@ -46441,7 +45417,7 @@
               <w:jc w:val="left"/>
             </w:pPr>
             <w:r>
-              <w:t xml:space="preserve">📌</w:t>
+              <w:t xml:space="preserve">【待回查】</w:t>
             </w:r>
           </w:p>
         </w:tc>
@@ -46467,7 +45443,7 @@
               <w:jc w:val="left"/>
             </w:pPr>
             <w:r>
-              <w:t xml:space="preserve">⚠️ 实际在</w:t>
+              <w:t xml:space="preserve">实际在</w:t>
             </w:r>
             <w:r>
               <w:t xml:space="preserve"> </w:t>
@@ -46506,7 +45482,7 @@
               <w:jc w:val="left"/>
             </w:pPr>
             <w:r>
-              <w:t xml:space="preserve">📌</w:t>
+              <w:t xml:space="preserve">【待回查】</w:t>
             </w:r>
           </w:p>
         </w:tc>
@@ -46532,7 +45508,7 @@
               <w:jc w:val="left"/>
             </w:pPr>
             <w:r>
-              <w:t xml:space="preserve">⚠️ 实际在</w:t>
+              <w:t xml:space="preserve">实际在</w:t>
             </w:r>
             <w:r>
               <w:t xml:space="preserve"> </w:t>
@@ -46571,7 +45547,7 @@
               <w:jc w:val="left"/>
             </w:pPr>
             <w:r>
-              <w:t xml:space="preserve">📌 合成自检不过，</w:t>
+              <w:t xml:space="preserve">【待回查】合成自检不过，</w:t>
             </w:r>
             <w:r>
               <w:rPr>
@@ -46672,7 +45648,7 @@
               <w:jc w:val="left"/>
             </w:pPr>
             <w:r>
-              <w:t xml:space="preserve">⚠️ 实际在</w:t>
+              <w:t xml:space="preserve">实际在</w:t>
             </w:r>
             <w:r>
               <w:t xml:space="preserve"> </w:t>
@@ -46711,7 +45687,7 @@
               <w:jc w:val="left"/>
             </w:pPr>
             <w:r>
-              <w:t xml:space="preserve">📌</w:t>
+              <w:t xml:space="preserve">【待回查】</w:t>
             </w:r>
           </w:p>
         </w:tc>
@@ -47007,12 +45983,6 @@
               <w:jc w:val="left"/>
             </w:pPr>
             <w:r>
-              <w:t xml:space="preserve">⚠️</w:t>
-            </w:r>
-            <w:r>
-              <w:t xml:space="preserve"> </w:t>
-            </w:r>
-            <w:r>
               <w:rPr>
                 <w:bCs/>
                 <w:b/>
@@ -47577,12 +46547,6 @@
               <w:jc w:val="left"/>
             </w:pPr>
             <w:r>
-              <w:t xml:space="preserve">⚠️</w:t>
-            </w:r>
-            <w:r>
-              <w:t xml:space="preserve"> </w:t>
-            </w:r>
-            <w:r>
               <w:rPr>
                 <w:bCs/>
                 <w:b/>
@@ -47599,10 +46563,7 @@
               <w:jc w:val="left"/>
             </w:pPr>
             <w:r>
-              <w:t xml:space="preserve">📌</w:t>
-            </w:r>
-            <w:r>
-              <w:t xml:space="preserve"> </w:t>
+              <w:t xml:space="preserve">【待回查】</w:t>
             </w:r>
             <w:r>
               <w:rPr>
@@ -47657,12 +46618,6 @@
               <w:jc w:val="left"/>
             </w:pPr>
             <w:r>
-              <w:t xml:space="preserve">⚠️</w:t>
-            </w:r>
-            <w:r>
-              <w:t xml:space="preserve"> </w:t>
-            </w:r>
-            <w:r>
               <w:rPr>
                 <w:bCs/>
                 <w:b/>
@@ -47697,10 +46652,7 @@
               <w:jc w:val="left"/>
             </w:pPr>
             <w:r>
-              <w:t xml:space="preserve">📌</w:t>
-            </w:r>
-            <w:r>
-              <w:t xml:space="preserve"> </w:t>
+              <w:t xml:space="preserve">【待回查】</w:t>
             </w:r>
             <w:r>
               <w:rPr>
@@ -49541,9 +48493,6 @@
         <w:t xml:space="preserve">；</w:t>
       </w:r>
       <w:r>
-        <w:t xml:space="preserve"> </w:t>
-      </w:r>
-      <w:r>
         <w:rPr>
           <w:bCs/>
           <w:b/>
@@ -49552,9 +48501,6 @@
       </w:r>
       <w:r>
         <w:t xml:space="preserve">。</w:t>
-      </w:r>
-      <w:r>
-        <w:t xml:space="preserve"> </w:t>
       </w:r>
       <w:r>
         <w:rPr>
@@ -49712,7 +48658,7 @@
               <w:jc w:val="center"/>
             </w:pPr>
             <w:r>
-              <w:t xml:space="preserve">✅ 已跑批 ·</w:t>
+              <w:t xml:space="preserve">已跑批 ·</w:t>
             </w:r>
             <w:r>
               <w:t xml:space="preserve"> </w:t>
@@ -49797,7 +48743,7 @@
               <w:jc w:val="center"/>
             </w:pPr>
             <w:r>
-              <w:t xml:space="preserve">✅ 已跑批 ·</w:t>
+              <w:t xml:space="preserve">已跑批 ·</w:t>
             </w:r>
             <w:r>
               <w:t xml:space="preserve"> </w:t>
@@ -49933,7 +48879,7 @@
               <w:jc w:val="center"/>
             </w:pPr>
             <w:r>
-              <w:t xml:space="preserve">✅ n=12 份 × 3 次；全同仅 3/12</w:t>
+              <w:t xml:space="preserve">n=12 份 × 3 次；全同仅 3/12</w:t>
             </w:r>
           </w:p>
         </w:tc>
@@ -49996,11 +48942,7 @@
           <w:p>
             <w:pPr>
               <w:pStyle w:val="Compact"/>
-              <w:jc w:val="center"/>
-            </w:pPr>
-            <w:r>
-              <w:t xml:space="preserve">✅</w:t>
-            </w:r>
+            </w:pPr>
           </w:p>
         </w:tc>
       </w:tr>
@@ -50062,11 +49004,7 @@
           <w:p>
             <w:pPr>
               <w:pStyle w:val="Compact"/>
-              <w:jc w:val="center"/>
-            </w:pPr>
-            <w:r>
-              <w:t xml:space="preserve">✅</w:t>
-            </w:r>
+            </w:pPr>
           </w:p>
         </w:tc>
       </w:tr>
@@ -50147,11 +49085,7 @@
           <w:p>
             <w:pPr>
               <w:pStyle w:val="Compact"/>
-              <w:jc w:val="center"/>
-            </w:pPr>
-            <w:r>
-              <w:t xml:space="preserve">✅</w:t>
-            </w:r>
+            </w:pPr>
           </w:p>
         </w:tc>
       </w:tr>
@@ -50270,12 +49204,6 @@
               <w:jc w:val="center"/>
             </w:pPr>
             <w:r>
-              <w:t xml:space="preserve">✅</w:t>
-            </w:r>
-            <w:r>
-              <w:t xml:space="preserve"> </w:t>
-            </w:r>
-            <w:r>
               <w:rPr>
                 <w:rStyle w:val="VerbatimChar"/>
                 <w:bCs/>
@@ -50363,12 +49291,6 @@
               <w:jc w:val="center"/>
             </w:pPr>
             <w:r>
-              <w:t xml:space="preserve">✅</w:t>
-            </w:r>
-            <w:r>
-              <w:t xml:space="preserve"> </w:t>
-            </w:r>
-            <w:r>
               <w:rPr>
                 <w:rStyle w:val="VerbatimChar"/>
                 <w:bCs/>
@@ -50452,12 +49374,6 @@
               <w:jc w:val="center"/>
             </w:pPr>
             <w:r>
-              <w:t xml:space="preserve">✅</w:t>
-            </w:r>
-            <w:r>
-              <w:t xml:space="preserve"> </w:t>
-            </w:r>
-            <w:r>
               <w:rPr>
                 <w:rStyle w:val="VerbatimChar"/>
                 <w:bCs/>
@@ -50575,7 +49491,7 @@
               <w:jc w:val="center"/>
             </w:pPr>
             <w:r>
-              <w:t xml:space="preserve">✅ 权重层面</w:t>
+              <w:t xml:space="preserve">权重层面</w:t>
             </w:r>
           </w:p>
         </w:tc>
@@ -50697,12 +49613,6 @@
               <w:jc w:val="center"/>
             </w:pPr>
             <w:r>
-              <w:t xml:space="preserve">✅</w:t>
-            </w:r>
-            <w:r>
-              <w:t xml:space="preserve"> </w:t>
-            </w:r>
-            <w:r>
               <w:rPr>
                 <w:bCs/>
                 <w:b/>
@@ -50848,11 +49758,7 @@
           <w:p>
             <w:pPr>
               <w:pStyle w:val="Compact"/>
-              <w:jc w:val="center"/>
-            </w:pPr>
-            <w:r>
-              <w:t xml:space="preserve">✅</w:t>
-            </w:r>
+            </w:pPr>
           </w:p>
         </w:tc>
       </w:tr>
@@ -50941,11 +49847,7 @@
           <w:p>
             <w:pPr>
               <w:pStyle w:val="Compact"/>
-              <w:jc w:val="center"/>
-            </w:pPr>
-            <w:r>
-              <w:t xml:space="preserve">✅</w:t>
-            </w:r>
+            </w:pPr>
           </w:p>
         </w:tc>
       </w:tr>
@@ -51066,11 +49968,7 @@
           <w:p>
             <w:pPr>
               <w:pStyle w:val="Compact"/>
-              <w:jc w:val="center"/>
-            </w:pPr>
-            <w:r>
-              <w:t xml:space="preserve">✅</w:t>
-            </w:r>
+            </w:pPr>
           </w:p>
         </w:tc>
       </w:tr>
@@ -51181,11 +50079,7 @@
           <w:p>
             <w:pPr>
               <w:pStyle w:val="Compact"/>
-              <w:jc w:val="center"/>
-            </w:pPr>
-            <w:r>
-              <w:t xml:space="preserve">✅</w:t>
-            </w:r>
+            </w:pPr>
           </w:p>
         </w:tc>
       </w:tr>
@@ -51312,11 +50206,7 @@
           <w:p>
             <w:pPr>
               <w:pStyle w:val="Compact"/>
-              <w:jc w:val="center"/>
-            </w:pPr>
-            <w:r>
-              <w:t xml:space="preserve">✅</w:t>
-            </w:r>
+            </w:pPr>
           </w:p>
         </w:tc>
       </w:tr>
@@ -51459,7 +50349,7 @@
               <w:jc w:val="center"/>
             </w:pPr>
             <w:r>
-              <w:t xml:space="preserve">✅ 确用于产出合并权重那一轮</w:t>
+              <w:t xml:space="preserve">确用于产出合并权重那一轮</w:t>
             </w:r>
           </w:p>
         </w:tc>
@@ -51581,11 +50471,7 @@
           <w:p>
             <w:pPr>
               <w:pStyle w:val="Compact"/>
-              <w:jc w:val="center"/>
-            </w:pPr>
-            <w:r>
-              <w:t xml:space="preserve">✅</w:t>
-            </w:r>
+            </w:pPr>
           </w:p>
         </w:tc>
       </w:tr>
@@ -51706,11 +50592,7 @@
           <w:p>
             <w:pPr>
               <w:pStyle w:val="Compact"/>
-              <w:jc w:val="center"/>
-            </w:pPr>
-            <w:r>
-              <w:t xml:space="preserve">✅</w:t>
-            </w:r>
+            </w:pPr>
           </w:p>
         </w:tc>
       </w:tr>
@@ -51809,11 +50691,7 @@
           <w:p>
             <w:pPr>
               <w:pStyle w:val="Compact"/>
-              <w:jc w:val="center"/>
-            </w:pPr>
-            <w:r>
-              <w:t xml:space="preserve">✅</w:t>
-            </w:r>
+            </w:pPr>
           </w:p>
         </w:tc>
       </w:tr>
@@ -51927,12 +50805,6 @@
               <w:jc w:val="center"/>
             </w:pPr>
             <w:r>
-              <w:t xml:space="preserve">✅</w:t>
-            </w:r>
-            <w:r>
-              <w:t xml:space="preserve"> </w:t>
-            </w:r>
-            <w:r>
               <w:rPr>
                 <w:bCs/>
                 <w:b/>
@@ -52036,12 +50908,6 @@
               <w:jc w:val="center"/>
             </w:pPr>
             <w:r>
-              <w:t xml:space="preserve">✅</w:t>
-            </w:r>
-            <w:r>
-              <w:t xml:space="preserve"> </w:t>
-            </w:r>
-            <w:r>
               <w:rPr>
                 <w:bCs/>
                 <w:b/>
@@ -52168,12 +51034,6 @@
               <w:jc w:val="center"/>
             </w:pPr>
             <w:r>
-              <w:t xml:space="preserve">✅</w:t>
-            </w:r>
-            <w:r>
-              <w:t xml:space="preserve"> </w:t>
-            </w:r>
-            <w:r>
               <w:rPr>
                 <w:bCs/>
                 <w:b/>
@@ -52282,11 +51142,7 @@
           <w:p>
             <w:pPr>
               <w:pStyle w:val="Compact"/>
-              <w:jc w:val="center"/>
-            </w:pPr>
-            <w:r>
-              <w:t xml:space="preserve">✅</w:t>
-            </w:r>
+            </w:pPr>
           </w:p>
         </w:tc>
       </w:tr>
@@ -52425,7 +51281,7 @@
               <w:jc w:val="center"/>
             </w:pPr>
             <w:r>
-              <w:t xml:space="preserve">✅ 代码级事实（附录 A.3）</w:t>
+              <w:t xml:space="preserve">代码级事实（附录 A.3）</w:t>
             </w:r>
           </w:p>
         </w:tc>
@@ -52556,7 +51412,7 @@
               <w:jc w:val="center"/>
             </w:pPr>
             <w:r>
-              <w:t xml:space="preserve">✅ 代码级事实（附录 A.3）</w:t>
+              <w:t xml:space="preserve">代码级事实（附录 A.3）</w:t>
             </w:r>
           </w:p>
         </w:tc>
@@ -52684,7 +51540,7 @@
               <w:jc w:val="center"/>
             </w:pPr>
             <w:r>
-              <w:t xml:space="preserve">✅ 代码级事实（附录 A.3）</w:t>
+              <w:t xml:space="preserve">代码级事实（附录 A.3）</w:t>
             </w:r>
           </w:p>
         </w:tc>
@@ -52902,11 +51758,7 @@
           <w:p>
             <w:pPr>
               <w:pStyle w:val="Compact"/>
-              <w:jc w:val="center"/>
-            </w:pPr>
-            <w:r>
-              <w:t xml:space="preserve">✅</w:t>
-            </w:r>
+            </w:pPr>
           </w:p>
         </w:tc>
       </w:tr>
@@ -52976,7 +51828,7 @@
               <w:jc w:val="center"/>
             </w:pPr>
             <w:r>
-              <w:t xml:space="preserve">✅ 事后重算</w:t>
+              <w:t xml:space="preserve">事后重算</w:t>
             </w:r>
           </w:p>
         </w:tc>
@@ -53051,11 +51903,7 @@
           <w:p>
             <w:pPr>
               <w:pStyle w:val="Compact"/>
-              <w:jc w:val="center"/>
-            </w:pPr>
-            <w:r>
-              <w:t xml:space="preserve">✅</w:t>
-            </w:r>
+            </w:pPr>
           </w:p>
         </w:tc>
       </w:tr>
@@ -53282,9 +52130,6 @@
               <w:t xml:space="preserve">（n=3／4／2 份，见 §4.5.2），</w:t>
             </w:r>
             <w:r>
-              <w:t xml:space="preserve"> </w:t>
-            </w:r>
-            <w:r>
               <w:rPr>
                 <w:bCs/>
                 <w:b/>
@@ -53354,12 +52199,6 @@
               <w:jc w:val="center"/>
             </w:pPr>
             <w:r>
-              <w:t xml:space="preserve">⚠️</w:t>
-            </w:r>
-            <w:r>
-              <w:t xml:space="preserve"> </w:t>
-            </w:r>
-            <w:r>
               <w:rPr>
                 <w:bCs/>
                 <w:b/>
@@ -53450,12 +52289,6 @@
               <w:jc w:val="center"/>
             </w:pPr>
             <w:r>
-              <w:t xml:space="preserve">⚠️</w:t>
-            </w:r>
-            <w:r>
-              <w:t xml:space="preserve"> </w:t>
-            </w:r>
-            <w:r>
               <w:rPr>
                 <w:bCs/>
                 <w:b/>
@@ -53531,10 +52364,7 @@
               <w:jc w:val="center"/>
             </w:pPr>
             <w:r>
-              <w:t xml:space="preserve">📌</w:t>
-            </w:r>
-            <w:r>
-              <w:t xml:space="preserve"> </w:t>
+              <w:t xml:space="preserve">【待回查】</w:t>
             </w:r>
             <w:r>
               <w:rPr>
@@ -53621,10 +52451,7 @@
               <w:jc w:val="center"/>
             </w:pPr>
             <w:r>
-              <w:t xml:space="preserve">📌</w:t>
-            </w:r>
-            <w:r>
-              <w:t xml:space="preserve"> </w:t>
+              <w:t xml:space="preserve">【待回查】</w:t>
             </w:r>
             <w:r>
               <w:rPr>
@@ -53705,10 +52532,7 @@
               <w:jc w:val="center"/>
             </w:pPr>
             <w:r>
-              <w:t xml:space="preserve">📌</w:t>
-            </w:r>
-            <w:r>
-              <w:t xml:space="preserve"> </w:t>
+              <w:t xml:space="preserve">【待回查】</w:t>
             </w:r>
             <w:r>
               <w:rPr>
@@ -53822,10 +52646,7 @@
               <w:jc w:val="center"/>
             </w:pPr>
             <w:r>
-              <w:t xml:space="preserve">📌</w:t>
-            </w:r>
-            <w:r>
-              <w:t xml:space="preserve"> </w:t>
+              <w:t xml:space="preserve">【待回查】</w:t>
             </w:r>
             <w:r>
               <w:rPr>
@@ -53918,12 +52739,6 @@
               <w:jc w:val="center"/>
             </w:pPr>
             <w:r>
-              <w:t xml:space="preserve">⚠️</w:t>
-            </w:r>
-            <w:r>
-              <w:t xml:space="preserve"> </w:t>
-            </w:r>
-            <w:r>
               <w:rPr>
                 <w:bCs/>
                 <w:b/>
@@ -53999,10 +52814,7 @@
               <w:jc w:val="center"/>
             </w:pPr>
             <w:r>
-              <w:t xml:space="preserve">📌</w:t>
-            </w:r>
-            <w:r>
-              <w:t xml:space="preserve"> </w:t>
+              <w:t xml:space="preserve">【待回查】</w:t>
             </w:r>
             <w:r>
               <w:rPr>
@@ -54200,7 +53012,7 @@
               <w:jc w:val="center"/>
             </w:pPr>
             <w:r>
-              <w:t xml:space="preserve">✅ 公开仓 HEAD</w:t>
+              <w:t xml:space="preserve">公开仓 HEAD</w:t>
             </w:r>
             <w:r>
               <w:t xml:space="preserve"> </w:t>
@@ -54377,7 +53189,7 @@
               <w:jc w:val="center"/>
             </w:pPr>
             <w:r>
-              <w:t xml:space="preserve">✅ 公开仓 HEAD</w:t>
+              <w:t xml:space="preserve">公开仓 HEAD</w:t>
             </w:r>
             <w:r>
               <w:t xml:space="preserve"> </w:t>
@@ -54513,12 +53325,6 @@
               <w:jc w:val="center"/>
             </w:pPr>
             <w:r>
-              <w:t xml:space="preserve">⚠️</w:t>
-            </w:r>
-            <w:r>
-              <w:t xml:space="preserve"> </w:t>
-            </w:r>
-            <w:r>
               <w:rPr>
                 <w:bCs/>
                 <w:b/>
@@ -54537,9 +53343,6 @@
             </w:r>
             <w:r>
               <w:t xml:space="preserve">；</w:t>
-            </w:r>
-            <w:r>
-              <w:t xml:space="preserve"> </w:t>
             </w:r>
             <w:r>
               <w:rPr>
@@ -54760,12 +53563,6 @@
               <w:jc w:val="center"/>
             </w:pPr>
             <w:r>
-              <w:t xml:space="preserve">✅</w:t>
-            </w:r>
-            <w:r>
-              <w:t xml:space="preserve"> </w:t>
-            </w:r>
-            <w:r>
               <w:rPr>
                 <w:bCs/>
                 <w:b/>
@@ -54784,9 +53581,6 @@
             </w:r>
             <w:r>
               <w:t xml:space="preserve">；</w:t>
-            </w:r>
-            <w:r>
-              <w:t xml:space="preserve"> </w:t>
             </w:r>
             <w:r>
               <w:rPr>
@@ -55002,9 +53796,6 @@
               <w:t xml:space="preserve">= 0 的比例：</w:t>
             </w:r>
             <w:r>
-              <w:t xml:space="preserve"> </w:t>
-            </w:r>
-            <w:r>
               <w:rPr>
                 <w:bCs/>
                 <w:b/>
@@ -55109,12 +53900,6 @@
               <w:pStyle w:val="Compact"/>
               <w:jc w:val="center"/>
             </w:pPr>
-            <w:r>
-              <w:t xml:space="preserve">✅</w:t>
-            </w:r>
-            <w:r>
-              <w:t xml:space="preserve"> </w:t>
-            </w:r>
             <w:r>
               <w:rPr>
                 <w:bCs/>

--- a/papers/06_L3_层3自修改_交差稿.docx
+++ b/papers/06_L3_层3自修改_交差稿.docx
@@ -98,7 +98,7 @@
         <w:rPr>
           <w:rStyle w:val="VerbatimChar"/>
         </w:rPr>
-        <w:t xml:space="preserve">◐</w:t>
+        <w:t xml:space="preserve">【方向】</w:t>
       </w:r>
       <w:r>
         <w:t xml:space="preserve"> </w:t>
@@ -3948,7 +3948,7 @@
       </w:r>
     </w:p>
     <w:bookmarkEnd w:id="23"/>
-    <w:bookmarkStart w:id="24" w:name="X5928e4b0dad77e58ce7f30dfbbc2af53bd60ff9"/>
+    <w:bookmarkStart w:id="24" w:name="X6b7b1a04da588a5eabd7d2840758f46fa0303a5"/>
     <w:p>
       <w:pPr>
         <w:pStyle w:val="Heading3"/>
@@ -3960,7 +3960,7 @@
         <w:rPr>
           <w:rStyle w:val="VerbatimChar"/>
         </w:rPr>
-        <w:t xml:space="preserve">◐</w:t>
+        <w:t xml:space="preserve">【方向】</w:t>
       </w:r>
       <w:r>
         <w:t xml:space="preserve"> </w:t>
@@ -4045,7 +4045,7 @@
         <w:rPr>
           <w:rStyle w:val="VerbatimChar"/>
         </w:rPr>
-        <w:t xml:space="preserve">◐</w:t>
+        <w:t xml:space="preserve">【方向】</w:t>
       </w:r>
       <w:r>
         <w:t xml:space="preserve">），</w:t>
@@ -11007,7 +11007,7 @@
         <w:rPr>
           <w:rStyle w:val="VerbatimChar"/>
         </w:rPr>
-        <w:t xml:space="preserve">✅ 事后重算</w:t>
+        <w:t xml:space="preserve">【事后重算】</w:t>
       </w:r>
       <w:r>
         <w:t xml:space="preserve">）：</w:t>
@@ -37351,7 +37351,7 @@
         <w:rPr>
           <w:rStyle w:val="VerbatimChar"/>
         </w:rPr>
-        <w:t xml:space="preserve">✅ 已登记</w:t>
+        <w:t xml:space="preserve">【已登记】</w:t>
       </w:r>
       <w:r>
         <w:t xml:space="preserve"> </w:t>
@@ -47942,7 +47942,7 @@
         <w:rPr>
           <w:rStyle w:val="VerbatimChar"/>
         </w:rPr>
-        <w:t xml:space="preserve">① ARB_IDS = ('mark', 'keep_pos', 'keep_neg')  ⇒ 策略路径产不出 'resolve'：✔</w:t>
+        <w:t xml:space="preserve">① ARB_IDS = ('mark', 'keep_pos', 'keep_neg')  ⇒ 策略路径产不出 'resolve'：通过</w:t>
       </w:r>
       <w:r>
         <w:br/>
@@ -47951,7 +47951,7 @@
         <w:rPr>
           <w:rStyle w:val="VerbatimChar"/>
         </w:rPr>
-        <w:t xml:space="preserve">② mode='resolve' 输出 == mode='drop_one' 输出（两种冲突对顺序）：✔</w:t>
+        <w:t xml:space="preserve">② mode='resolve' 输出 == mode='drop_one' 输出（两种冲突对顺序）：通过</w:t>
       </w:r>
       <w:r>
         <w:br/>
@@ -47960,7 +47960,7 @@
         <w:rPr>
           <w:rStyle w:val="VerbatimChar"/>
         </w:rPr>
-        <w:t xml:space="preserve">③ drop_choice 保留的极性随【出现顺序】互换 ⇒ 按索引丢、与极性无关：✔</w:t>
+        <w:t xml:space="preserve">③ drop_choice 保留的极性随【出现顺序】互换 ⇒ 按索引丢、与极性无关：通过</w:t>
       </w:r>
       <w:r>
         <w:br/>
@@ -48005,7 +48005,7 @@
         <w:rPr>
           <w:rStyle w:val="VerbatimChar"/>
         </w:rPr>
-        <w:t xml:space="preserve">④ mode='none'（层2 默认）保留全部：✔</w:t>
+        <w:t xml:space="preserve">④ mode='none'（层2 默认）保留全部：通过</w:t>
       </w:r>
       <w:r>
         <w:br/>
@@ -48014,7 +48014,7 @@
         <w:rPr>
           <w:rStyle w:val="VerbatimChar"/>
         </w:rPr>
-        <w:t xml:space="preserve">⑤ 读数批（run_dev.arm_workflow）不传 arbitrate_mode，且默认 'none'：✔</w:t>
+        <w:t xml:space="preserve">⑤ 读数批（run_dev.arm_workflow）不传 arbitrate_mode，且默认 'none'：通过</w:t>
       </w:r>
       <w:r>
         <w:br/>
@@ -48023,7 +48023,7 @@
         <w:rPr>
           <w:rStyle w:val="VerbatimChar"/>
         </w:rPr>
-        <w:t xml:space="preserve">⑥ W_design_L2 / W_train_L3 传同一个 policy=_pol：✔</w:t>
+        <w:t xml:space="preserve">⑥ W_design_L2 / W_train_L3 传同一个 policy=_pol：通过</w:t>
       </w:r>
       <w:r>
         <w:br/>
@@ -53982,7 +53982,7 @@
           <w:bCs/>
           <w:b/>
         </w:rPr>
-        <w:t xml:space="preserve">📌</w:t>
+        <w:t xml:space="preserve">【待回查】</w:t>
       </w:r>
       <w:r>
         <w:rPr>

--- a/papers/06_L3_层3自修改_交差稿.docx
+++ b/papers/06_L3_层3自修改_交差稿.docx
@@ -39625,6 +39625,16 @@
             </w:r>
             <w:r>
               <w:t xml:space="preserve">（</w:t>
+            </w:r>
+            <w:r>
+              <w:rPr>
+                <w:bCs/>
+                <w:b/>
+              </w:rPr>
+              <w:t xml:space="preserve">待检验命题</w:t>
+            </w:r>
+            <w:r>
+              <w:t xml:space="preserve">；★ 已有观测：</w:t>
             </w:r>
             <w:r>
               <w:rPr>
